--- a/tillsyn/A 357-2025 tillsynsbegäran.docx
+++ b/tillsyn/A 357-2025 tillsynsbegäran.docx
@@ -879,7 +879,7 @@
     <w:r>
       <w:tab/>
       <w:tab/>
-      <w:t>2026-03-23</w:t>
+      <w:t>2026-03-24</w:t>
       <w:br/>
       <w:br/>
     </w:r>

--- a/tillsyn/A 357-2025 tillsynsbegäran.docx
+++ b/tillsyn/A 357-2025 tillsynsbegäran.docx
@@ -879,7 +879,7 @@
     <w:r>
       <w:tab/>
       <w:tab/>
-      <w:t>2026-03-24</w:t>
+      <w:t>2026-03-25</w:t>
       <w:br/>
       <w:br/>
     </w:r>

--- a/tillsyn/A 357-2025 tillsynsbegäran.docx
+++ b/tillsyn/A 357-2025 tillsynsbegäran.docx
@@ -879,7 +879,7 @@
     <w:r>
       <w:tab/>
       <w:tab/>
-      <w:t>2026-03-25</w:t>
+      <w:t>2026-03-26</w:t>
       <w:br/>
       <w:br/>
     </w:r>

--- a/tillsyn/A 357-2025 tillsynsbegäran.docx
+++ b/tillsyn/A 357-2025 tillsynsbegäran.docx
@@ -879,7 +879,7 @@
     <w:r>
       <w:tab/>
       <w:tab/>
-      <w:t>2026-03-26</w:t>
+      <w:t>2026-03-27</w:t>
       <w:br/>
       <w:br/>
     </w:r>

--- a/tillsyn/A 357-2025 tillsynsbegäran.docx
+++ b/tillsyn/A 357-2025 tillsynsbegäran.docx
@@ -879,7 +879,7 @@
     <w:r>
       <w:tab/>
       <w:tab/>
-      <w:t>2026-03-27</w:t>
+      <w:t>2026-03-28</w:t>
       <w:br/>
       <w:br/>
     </w:r>

--- a/tillsyn/A 357-2025 tillsynsbegäran.docx
+++ b/tillsyn/A 357-2025 tillsynsbegäran.docx
@@ -879,7 +879,7 @@
     <w:r>
       <w:tab/>
       <w:tab/>
-      <w:t>2026-03-28</w:t>
+      <w:t>2026-03-29</w:t>
       <w:br/>
       <w:br/>
     </w:r>

--- a/tillsyn/A 357-2025 tillsynsbegäran.docx
+++ b/tillsyn/A 357-2025 tillsynsbegäran.docx
@@ -35,7 +35,7 @@
     </w:p>
     <w:p>
       <w:r>
-        <w:t>I avverkningsanmälan har följande 14 naturvårdsarter hittats: rynkskinn (VU), garnlav (NT), spillkråka (NT, §4), ullticka (NT), brandticka (S), bronshjon (S), dvärgtufs (S), granbarkgnagare (S), grön sköldmossa (S, §8), kattfotslav (S), korallblylav (S), skinnlav (S), stubbspretmossa (S) och blåsippa (§9). Av dessa är 4 rödlistade. För rödlistade arter har rödlistekategorin angivits inom parentes. Arter som är signalarter enligt Skogsstyrelsen har markerats med (S). För fridlysta arter anges även paragrafen i Artskyddsförordningen som arten är fridlyst enligt.</w:t>
+        <w:t>I avverkningsanmälan har följande 17 naturvårdsarter hittats: rynkskinn (VU), garnlav (NT), spillkråka (NT, §4), talltita (NT, §4), ullticka (NT), brandticka (S), bronshjon (S), dvärgtufs (S), granbarkgnagare (S), grön sköldmossa (S, §8), kamjordstjärna (S), kattfotslav (S), korallblylav (S), skinnlav (S), stubbspretmossa (S), kungsfågel (§4) och blåsippa (§9). Av dessa är 5 rödlistade. För rödlistade arter har rödlistekategorin angivits inom parentes. Arter som är signalarter enligt Skogsstyrelsen har markerats med (S). För fridlysta arter anges även paragrafen i Artskyddsförordningen som arten är fridlyst enligt.</w:t>
       </w:r>
     </w:p>
     <w:p>
@@ -363,7 +363,7 @@
     </w:p>
     <w:p>
       <w:r>
-        <w:t>Följande fridlysta arter har sina livsmiljöer och växtplatser i den avverkningsanmälda skogen: spillkråka (NT, §4), grön sköldmossa (S, §8) och blåsippa (§9).</w:t>
+        <w:t>Följande fridlysta arter har sina livsmiljöer och växtplatser i den avverkningsanmälda skogen: spillkråka (NT, §4), talltita (NT, §4), grön sköldmossa (S, §8), kungsfågel (§4) och blåsippa (§9).</w:t>
       </w:r>
     </w:p>
     <w:p>
@@ -465,6 +465,17 @@
       </w:r>
       <w:r>
         <w:t>(SLU Artdatabanken, 2025; Skogsstyrelsen 2016).</w:t>
+      </w:r>
+    </w:p>
+    <w:p>
+      <w:r>
+        <w:rPr>
+          <w:b/>
+        </w:rPr>
+        <w:t>Talltita (NT, §4)</w:t>
+      </w:r>
+      <w:r>
+        <w:t>, rödlistad som nära hotad och prioriterad art i Skogsvårdslagen, har häckningsrevir i anmälan. Arten har minskat kraftigt de senaste 30 åren och minskningstakten innevarande 10-årsperiod beräknas till 20 (10–30) %. Talltitan är synnerligen trogen sitt cirka 15 hektar stora revir och är beroende av flerskiktade olikåldriga skogar för att kunna föda upp sina ungar. Talltitan försvinner om dess livsmiljö kalavverkas (Eggers &amp; Low, 2014; Ekman, 1979; Griesser et al, 2007; Klein, 2020; Siffczyk et al, 2003; SLU Artdatabanken, 2021).</w:t>
       </w:r>
     </w:p>
     <w:p>
@@ -740,6 +751,126 @@
     <w:p>
       <w:r>
         <w:t xml:space="preserve">SLU Artdatabanken, 2023. </w:t>
+      </w:r>
+      <w:r>
+        <w:rPr>
+          <w:i/>
+        </w:rPr>
+        <w:t xml:space="preserve">Artfaktablad. Naturvård – artfakta. </w:t>
+      </w:r>
+      <w:r>
+        <w:t>SLU Artdatabanken, Uppsala</w:t>
+      </w:r>
+    </w:p>
+    <w:p>
+      <w:pPr>
+        <w:pStyle w:val="Heading1"/>
+      </w:pPr>
+      <w:r>
+        <w:t>Talltita – ekologi samt krav på livsmiljön</w:t>
+      </w:r>
+    </w:p>
+    <w:p>
+      <w:r>
+        <w:t>Talltita är rödlistad som NT, fridlyst och prioriterad art i Skogsvårdslagen. Den omfattas av EU:s fågeldirektiv. Arten har minskat kraftigt de senaste 30 åren och minskningstakten innevarande 10-årsperiod beräknas till 20 (10–30) % (SLU Artdatabanken, 2022).</w:t>
+      </w:r>
+    </w:p>
+    <w:p>
+      <w:r>
+        <w:t>Talltita föredrar större sammanhängande barrskogar, och finns såväl i tallskog som granskog och i lövblandad barrskog. Skogens struktur är viktig och ska helst vara flerskiktad med riklig underväxt av mindre granar, björk och andra lövträd och buskar. Tillgång på murknande högstubbar är särskilt viktig, eftersom talltitan helst själv hackar ut sitt bohål (SLU Artdatabanken, 2022).</w:t>
+      </w:r>
+    </w:p>
+    <w:p>
+      <w:r>
+        <w:t>Det finns flera studier som visar att talltita är känslig för gallring och inte överlever när dess livsmiljö kalavverkas (Eggers and Low, 2014; Griesser et al., 2007; Klein, 2020). Talltitans revir är förhållandevis stora, 10–20 hektar och arten missgynnas när skogen fragmenteras. Kalavverkning av större delar av reviret innebär att det överges (Artdatabanken, 2021).</w:t>
+      </w:r>
+    </w:p>
+    <w:p>
+      <w:r>
+        <w:t>Talltitan är synnerligen trogen sitt revir så länge paret lever och biotopen förblir intakt. Paret stannar i sitt revir året om. En förlust av ett revir har därför en stor inverkan på den lokala populationen och trakthyggesbruket anses vara orsak till den svenska populationens kraftiga minskning. Talltiteparets revirtrohet innebär att närhelst under året man observerar en adult talltita så ingår denna plats i reviret (Siffczyk et al., 2003; Ekman, 1979).</w:t>
+      </w:r>
+    </w:p>
+    <w:p>
+      <w:pPr>
+        <w:pStyle w:val="Heading2"/>
+      </w:pPr>
+      <w:r>
+        <w:t>Referenser – talltita</w:t>
+      </w:r>
+    </w:p>
+    <w:p>
+      <w:r>
+        <w:t xml:space="preserve">Eggers, S., Low, M., 2014. </w:t>
+      </w:r>
+      <w:r>
+        <w:rPr>
+          <w:i/>
+        </w:rPr>
+        <w:t xml:space="preserve">Differential demographic responses of sympatric Parids to vegetation management in boreal forest. </w:t>
+      </w:r>
+      <w:r>
+        <w:t>For. Ecol. Manage. 319, 169–175.</w:t>
+      </w:r>
+    </w:p>
+    <w:p>
+      <w:r>
+        <w:t xml:space="preserve">Ekman, J., 1979. </w:t>
+      </w:r>
+      <w:r>
+        <w:rPr>
+          <w:i/>
+        </w:rPr>
+        <w:t xml:space="preserve">Coherence, composition and territories of winter social groups of the Willow Tit Parus montanus and the Crested Tit P. cristatus. </w:t>
+      </w:r>
+      <w:r>
+        <w:t>Ornis Scandinavica, 10, pp 56–68</w:t>
+      </w:r>
+    </w:p>
+    <w:p>
+      <w:r>
+        <w:t xml:space="preserve">Griesser, M., Nystrand, M., Eggers, S., Ekman, J., 2007. </w:t>
+      </w:r>
+      <w:r>
+        <w:rPr>
+          <w:i/>
+        </w:rPr>
+        <w:t xml:space="preserve">Impact of forestry practices on fitness correlates and population productivity in an open-nesting bird species. </w:t>
+      </w:r>
+      <w:r>
+        <w:t>Conserv. Biol. 21, 767–774. https://doi.org/10.1111/j.1523- 1739.2007.00675.x</w:t>
+      </w:r>
+    </w:p>
+    <w:p>
+      <w:r>
+        <w:t xml:space="preserve">Klein, J., 2020. </w:t>
+      </w:r>
+      <w:r>
+        <w:rPr>
+          <w:i/>
+        </w:rPr>
+        <w:t xml:space="preserve">The forgotten forest – On thinning, retention, and biodiversity in the boreal forest. </w:t>
+      </w:r>
+      <w:r>
+        <w:t>Doctoral Thesis No. 2020:50</w:t>
+      </w:r>
+    </w:p>
+    <w:p>
+      <w:r>
+        <w:t xml:space="preserve">Siffczyk, C., Brotons, L., Kangas, K., Orell, M., 2003. </w:t>
+      </w:r>
+      <w:r>
+        <w:rPr>
+          <w:i/>
+        </w:rPr>
+        <w:t xml:space="preserve">Home range size of willow tits. </w:t>
+      </w:r>
+      <w:r>
+        <w:t>Oecologica, 136, 635–642 (2003)</w:t>
+      </w:r>
+    </w:p>
+    <w:p>
+      <w:r>
+        <w:t xml:space="preserve">SLU Artdatabanken, 2021. </w:t>
       </w:r>
       <w:r>
         <w:rPr>
@@ -879,7 +1010,7 @@
     <w:r>
       <w:tab/>
       <w:tab/>
-      <w:t>2026-03-29</w:t>
+      <w:t>2026-03-30</w:t>
       <w:br/>
       <w:br/>
     </w:r>

--- a/tillsyn/A 357-2025 tillsynsbegäran.docx
+++ b/tillsyn/A 357-2025 tillsynsbegäran.docx
@@ -1010,7 +1010,7 @@
     <w:r>
       <w:tab/>
       <w:tab/>
-      <w:t>2026-03-30</w:t>
+      <w:t>2026-03-31</w:t>
       <w:br/>
       <w:br/>
     </w:r>

--- a/tillsyn/A 357-2025 tillsynsbegäran.docx
+++ b/tillsyn/A 357-2025 tillsynsbegäran.docx
@@ -1010,7 +1010,7 @@
     <w:r>
       <w:tab/>
       <w:tab/>
-      <w:t>2026-03-31</w:t>
+      <w:t>2026-04-01</w:t>
       <w:br/>
       <w:br/>
     </w:r>

--- a/tillsyn/A 357-2025 tillsynsbegäran.docx
+++ b/tillsyn/A 357-2025 tillsynsbegäran.docx
@@ -1010,7 +1010,7 @@
     <w:r>
       <w:tab/>
       <w:tab/>
-      <w:t>2026-04-01</w:t>
+      <w:t>2026-04-02</w:t>
       <w:br/>
       <w:br/>
     </w:r>

--- a/tillsyn/A 357-2025 tillsynsbegäran.docx
+++ b/tillsyn/A 357-2025 tillsynsbegäran.docx
@@ -1010,7 +1010,7 @@
     <w:r>
       <w:tab/>
       <w:tab/>
-      <w:t>2026-04-02</w:t>
+      <w:t>2026-04-03</w:t>
       <w:br/>
       <w:br/>
     </w:r>

--- a/tillsyn/A 357-2025 tillsynsbegäran.docx
+++ b/tillsyn/A 357-2025 tillsynsbegäran.docx
@@ -1010,7 +1010,7 @@
     <w:r>
       <w:tab/>
       <w:tab/>
-      <w:t>2026-04-03</w:t>
+      <w:t>2026-04-04</w:t>
       <w:br/>
       <w:br/>
     </w:r>

--- a/tillsyn/A 357-2025 tillsynsbegäran.docx
+++ b/tillsyn/A 357-2025 tillsynsbegäran.docx
@@ -1010,7 +1010,7 @@
     <w:r>
       <w:tab/>
       <w:tab/>
-      <w:t>2026-04-04</w:t>
+      <w:t>2026-04-05</w:t>
       <w:br/>
       <w:br/>
     </w:r>

--- a/tillsyn/A 357-2025 tillsynsbegäran.docx
+++ b/tillsyn/A 357-2025 tillsynsbegäran.docx
@@ -1010,7 +1010,7 @@
     <w:r>
       <w:tab/>
       <w:tab/>
-      <w:t>2026-04-05</w:t>
+      <w:t>2026-04-06</w:t>
       <w:br/>
       <w:br/>
     </w:r>

--- a/tillsyn/A 357-2025 tillsynsbegäran.docx
+++ b/tillsyn/A 357-2025 tillsynsbegäran.docx
@@ -126,10 +126,10 @@
         <w:rPr>
           <w:b/>
         </w:rPr>
-        <w:t>Garnlav (NT)</w:t>
-      </w:r>
-      <w:r>
-        <w:t xml:space="preserve"> är en utpräglad barrskogsart som ibland kan drapera träden i norrländska grannaturskogar med hög luftfuktighet. Den förekommer även i talldominerade bestånd där den, förutom i trädens grenverk, påträffas hängande över ojämnheter i tallbarken. Arten har minskat starkt i södra och mellersta Sverige och den minskar även i sitt nordliga utbredningsområde. Orsaken till tillbakagången beror främst på slutavverkningar av naturskogsartade skogar. Bestånd med riklig förekomst bör regelmässigt sparas. Garnlav är värdväxt för den mycket sällsynta och akut hotade fjärilen barrskogslavfly (CR) som hör hemma i boreala barrskogar med riklig förekomst av värdväxten. Tidigare kunde arten konstateras årligen på flera platser vid Dala-Floda i Dalarna innan lokalerna kalavverkades. Senaste fyndet i landet av barrskogslavfly är från år 2000 då den påträffades vid Högberget i Sollefteå kommun. Garnlav är typisk art för </w:t>
+        <w:t>Garnlav (VU)</w:t>
+      </w:r>
+      <w:r>
+        <w:t xml:space="preserve"> är en utpräglad barrskogsart som ibland kan drapera träden i norrländska grannaturskogar med hög luftfuktighet. Den förekommer även i talldominerade bestånd där den, förutom i trädens grenverk, påträffas hängande över ojämnheter i tallbarken. Arten har minskat starkt i södra och mellersta Sverige och den minskar även i sitt nordliga utbredningsområde. Minskningstakten uppgår till 30 (20–50) % inom 50 år och överstiger gränsvärdet för Sårbar (VU). Orsaken till tillbakagången beror främst på slutavverkningar av naturskogsartade skogar. Bestånd med riklig förekomst bör regelmässigt sparas, vilket även gynnar flera andra sällsynta och rödlistade arter. Garnlav är värdväxt för den mycket sällsynta och akut hotade fjärilen barrskogslavfly (CR) som hör hemma i boreala barrskogar med riklig förekomst av värdväxten. Tidigare kunde arten konstateras årligen på flera platser vid Dala-Floda i Dalarna innan lokalerna kalavverkades. Senaste fyndet i landet av barrskogslavfly är från år 2000 då den påträffades vid Högberget i Sollefteå kommun. Garnlav är typisk art för </w:t>
       </w:r>
       <w:r>
         <w:rPr>
@@ -147,7 +147,7 @@
         <w:t xml:space="preserve"> 9070 Trädklädd betesmark</w:t>
       </w:r>
       <w:r>
-        <w:t xml:space="preserve"> (SLU Artdatabanken, 2024).</w:t>
+        <w:t xml:space="preserve"> (SLU Artdatabanken, 2026).</w:t>
       </w:r>
     </w:p>
     <w:p>
@@ -175,7 +175,7 @@
         <w:rPr>
           <w:b/>
         </w:rPr>
-        <w:t xml:space="preserve">Kattfotslav </w:t>
+        <w:t xml:space="preserve">Kattfotslav (NT) </w:t>
       </w:r>
       <w:r>
         <w:t xml:space="preserve">är en mycket god signalart i hela sitt svenska utbredningsområde och skogsbestånd med kattfotslav är alltid värdefulla ur naturvårdssynpunkt. Arten indikerar dels ett mikroklimat med konstant hög luftfuktighet, dels kontinuitet av äldre träd och god trädslutenhet. Trots att den är vanligare i sydvästra Sverige växer den enbart i skogsbestånd med höga naturvärden. Den är känslig för skogliga ingrepp som kan förändra lokal- och mikroklimat. Kattfotslav är typisk art för </w:t>
@@ -196,7 +196,7 @@
         <w:t xml:space="preserve"> 9190 Näringsfattig ekskog</w:t>
       </w:r>
       <w:r>
-        <w:t>. Arten har minskat kraftigt under de senaste åren och enligt artdatabankens preliminära bedömning kommer den att bli rödlistad som nära hotad (NT) i nästa rödlista som kommer 2026 (Nitare &amp; Skogsstyrelsen, 2019; SLU Artdatabanken, 2025).</w:t>
+        <w:t xml:space="preserve"> (Nitare &amp; Skogsstyrelsen, 2019; SLU Artdatabanken, 2026).</w:t>
       </w:r>
     </w:p>
     <w:p>
@@ -233,10 +233,10 @@
         <w:rPr>
           <w:b/>
         </w:rPr>
-        <w:t>Rynkskinn (VU)</w:t>
-      </w:r>
-      <w:r>
-        <w:t xml:space="preserve">, rödlistad som sårbar, är en vednedbrytare som växer på grova granlågor och ingår i en karaktäristisk association av vedsvampar knutna till urskogsartade barrskogar. Den har klassificerats som en “urskogsindikator” och är placerad i toppen av Skogsstyrelsens värdepyramid för bedömning av skog med höga naturvärden. Allt tyder på att rynkskinn är mycket känslig för skogliga ingrepp. Rynkskinn är typisk art för </w:t>
+        <w:t>Rynkskinn (NT)</w:t>
+      </w:r>
+      <w:r>
+        <w:t xml:space="preserve"> är en vednedbrytare som växer på grova granlågor och ingår i en karaktäristisk association av vedsvampar knutna till urskogsartade barrskogar. Den har klassificerats som en “urskogsindikator” och är placerad i toppen av Skogsstyrelsens värdepyramid för bedömning av skog med höga naturvärden. Allt tyder på att rynkskinn är mycket känslig för skogliga ingrepp och lokalerna, som oftast har höga biologiska kvaliteter, bör lämnas till fri utveckling. Rynkskinn är typisk art för </w:t>
       </w:r>
       <w:r>
         <w:rPr>
@@ -254,7 +254,7 @@
         <w:t xml:space="preserve"> 9030 Landhöjningsskog</w:t>
       </w:r>
       <w:r>
-        <w:t xml:space="preserve"> (Nitare &amp; Skogsstyrelsen, 2019; SLU Artdatabanken, 2024).</w:t>
+        <w:t xml:space="preserve"> (Nitare &amp; Skogsstyrelsen, 2019; SLU Artdatabanken, 2026).</w:t>
       </w:r>
     </w:p>
     <w:p>
@@ -314,7 +314,34 @@
         <w:t>Ullticka (NT)</w:t>
       </w:r>
       <w:r>
-        <w:t xml:space="preserve"> är knuten till restbestånd av barrnaturskog och förekommer med ett tydligt optimum i orörda eller måttligt påverkade gamla granskogar där det föreligger viss kontinuitet av grov död ved. Ullticka är en bra signalart inom hela sitt utbredningsområde och i södra Sverige är den sällsynt och en god signalart för skyddsvärda granskogsmiljöer. Den hotas av avverkning och fragmentering av naturskog och äldre granskog med lång trädkontinuitet. Ullticka är typisk art för </w:t>
+        <w:t xml:space="preserve"> är knuten till restbestånd av barrnaturskog och förekommer med ett tydligt optimum i orörda eller måttligt påverkade gamla granskogar där det föreligger viss kontinuitet av grov död ved. Ullticka är en bra signalart inom hela sitt utbredningsområde och i södra Sverige är den sällsynt och en god signalart för skyddsvärda granskogsmiljöer. Den hotas av avverkning och fragmentering av naturskog och äldre granskog med lång trädkontinuitet. På ullticka kan ibland ulltickeporing (VU) påträffas - det är en sällsynt ticka som nyligen delats upp i de tre olika arterna ulltickeporing </w:t>
+      </w:r>
+      <w:r>
+        <w:rPr>
+          <w:i/>
+        </w:rPr>
+        <w:t xml:space="preserve">Skeletocutis brevispora </w:t>
+      </w:r>
+      <w:r>
+        <w:t>(VU)</w:t>
+      </w:r>
+      <w:r>
+        <w:rPr>
+          <w:i/>
+        </w:rPr>
+        <w:t>, Skeletocutis delicata</w:t>
+      </w:r>
+      <w:r>
+        <w:t xml:space="preserve"> (VU)</w:t>
+      </w:r>
+      <w:r>
+        <w:rPr>
+          <w:i/>
+        </w:rPr>
+        <w:t xml:space="preserve"> och Skeletocutis exilis</w:t>
+      </w:r>
+      <w:r>
+        <w:t xml:space="preserve"> (NT). Ullticka är typisk art för </w:t>
       </w:r>
       <w:r>
         <w:rPr>
@@ -332,25 +359,7 @@
         <w:t>9030 Landhöjningsskog</w:t>
       </w:r>
       <w:r>
-        <w:t xml:space="preserve">. På ullticka kan ibland ulltickeporing (VU) påträffas - det är en sällsynt ticka som nyligen delats upp i tre olika arter: </w:t>
-      </w:r>
-      <w:r>
-        <w:rPr>
-          <w:i/>
-        </w:rPr>
-        <w:t xml:space="preserve">Skeletocutis brevispora </w:t>
-      </w:r>
-      <w:r>
-        <w:t>(ulltickeporing)</w:t>
-      </w:r>
-      <w:r>
-        <w:rPr>
-          <w:i/>
-        </w:rPr>
-        <w:t>, Skeletocutis delicata och Skeletocutis exilis</w:t>
-      </w:r>
-      <w:r>
-        <w:t>. De två sistnämnda arterna står för närvarande (2020) som ej bedömda i rödlistan (SLU Artdatabanken, 2024; Nitare &amp; Skogsstyrelsen, 2019; Miettinen &amp; Niemelä, 2018).</w:t>
+        <w:t xml:space="preserve"> (SLU Artdatabanken, 2026; Nitare &amp; Skogsstyrelsen, 2019; Miettinen &amp; Niemelä, 2018).</w:t>
       </w:r>
     </w:p>
     <w:p>
@@ -443,10 +452,10 @@
         <w:rPr>
           <w:b/>
         </w:rPr>
-        <w:t>Spillkråka (NT, §4)</w:t>
-      </w:r>
-      <w:r>
-        <w:t xml:space="preserve"> är rödlistad som nära hotad och ingår i bilaga 1 i EU:s fågeldirektiv. Den minskar i population på grund av minskad tillgång på lämpliga bo- och födoträd och minskad födotillgång. Spillkråkans minskningstakt har uppgått till 19 (24–10) % under de senaste 15 åren och bedöms vara nära gränsvärdet för Sårbar (VU) (A2bc). Spillkråka är en nyckelart i skogliga miljöer vars övergivna bohål utnyttjas av flera andra hålhäckande fågelarter och fladdermöss. Den behöver grova träd, främst tall, asp och bok som boträd. Skogsbruk med korta omloppstider och täta, homogena ungskogar utgör det största hotet. Spillkråka är typisk art för </w:t>
+        <w:t>Spillkråka (§4)</w:t>
+      </w:r>
+      <w:r>
+        <w:t xml:space="preserve"> omfattas av bilaga 1 i EU:s fågeldirektiv och är typisk art för </w:t>
       </w:r>
       <w:r>
         <w:rPr>
@@ -461,10 +470,10 @@
         <w:rPr>
           <w:i/>
         </w:rPr>
-        <w:t xml:space="preserve"> 9740 Skogsbevuxen myr </w:t>
-      </w:r>
-      <w:r>
-        <w:t>(SLU Artdatabanken, 2025; Skogsstyrelsen 2016).</w:t>
+        <w:t xml:space="preserve"> 9740 Skogsbevuxen myr</w:t>
+      </w:r>
+      <w:r>
+        <w:t>. Den behöver grova träd, främst tall, asp och bok som boträd. Skogsbruk med korta omloppstider och täta, homogena ungskogar utgör det största hotet. Spillkråka är en nyckelart i skogliga miljöer vars övergivna bohål utnyttjas av flera andra hålhäckande fågelarter och fladdermöss, däribland pärluggla (EN, §4), knipa (§4), salskrake (§4) och skogsduva (§4). Hökuggla (VU, §4) och slaguggla (§4) häckar ofta i högstubbar som brutits av i höjd med ett gammalt spillkråkebo (SLU Artdatabanken, 2026; Skogsstyrelsen, 2016).</w:t>
       </w:r>
     </w:p>
     <w:p>
@@ -506,12 +515,12 @@
     </w:p>
     <w:p>
       <w:r>
-        <w:t>Grön sköldmossa, fridlyst enligt 8§ artskyddsförordningen, växer på stubbar och lågor av olika trädslag, huvudsakligen i sena nedbrytningsstadier och på och mellan grova rötter av levande och döda träd. Den förekommer i Sverige främst i näringsrika granskogar med stort inslag av löv, arten är kortlivad och antalet kapslar varierar kraftigt mellan olika år (SLU Artdatabanken, 2021). Grön sköldmossa kräver skog som har ett speciellt mikroklimat med hög och jämn luftfuktighet i kombination med rik tillgång på död ved (Nitare, 2019). I praktiken handlar det om åtminstone 50 meter med skyddande skog för att undvika uttorkning av marken (Hallingbäck, personligt meddelande 2022-02-24).</w:t>
+        <w:t>Grön sköldmossa (§8) växer på stubbar och lågor av olika trädslag, huvudsakligen i sena nedbrytningsstadier. Den förekommer främst i näringsrika granskogar med stort inslag av löv, arten är kortlivad och antalet kapslar varierar kraftigt mellan olika år. Grön sköldmossa kräver skog som har ett speciellt mikroklimat med hög och jämn luftfuktighet i kombination med rik tillgång på död ved (SLU Artdatabanken, 2021; Nitare &amp; Skogsstyrelsen, 2019).</w:t>
       </w:r>
     </w:p>
     <w:p>
       <w:r>
-        <w:t>Arten har sin huvudutbredning i sydöstra Sverige (SLU Artdatabanken, 2021). Allvarligaste hoten mot arten är skogsavverkning och brist på död ved. Brist på naturligt döda träd i dagens produktionsskogar gör att arten blir allt sällsyntare (Hallingbäck, 2016). Död ved i större mängd bör lämnas och träd tillåtas åldras och dö för att skapa kontinuerlig tillgång på livsmiljöer. Träd och livsmiljö bör skyddas genom att lämna trädgrupper, ytor eller zoner (SLU Artdatabanken, 2021).</w:t>
+        <w:t>Arten har sin huvudutbredning i sydöstra Sverige. Allvarligaste hoten är skogsavverkning och brist på död ved. Brist på naturligt döda träd i dagens produktionsskogar gör att arten blir allt sällsyntare (Hallingbäck, 2016). Död ved i större mängd bör lämnas och träd tillåtas åldras och dö för att skapa kontinuerlig tillgång på livsmiljöer. Träd och livsmiljö bör skyddas genom att lämna trädgrupper, ytor eller zoner (SLU Artdatabanken, 2021). I praktiken handlar det om åtminstone 50 meter med skyddande skog för att undvika uttorkning av marken (Hallingbäck, personligt meddelande 2022-02-24).</w:t>
       </w:r>
     </w:p>
     <w:p>
@@ -534,12 +543,7 @@
         <w:t xml:space="preserve"> 9750 Svämlövskog</w:t>
       </w:r>
       <w:r>
-        <w:t xml:space="preserve"> och upptagen i EU:s Habitatdirektiv bilaga 2 vilket innebär att det finns ett uttalat intresse inom Europeiska unionen att bevara arten. Grön sköldmossa är en ansvarsart för Sverige då en särskilt stor andel av Europas population finns i landet. Förutom i östra Sverige har arten inga större sammanhängande utbredningar med gynnsam bevarandestatus söderut i Europa förrän i Montenegro. Det finns enbart liten förekomst med gynnsam regional bevarandestatus i södra Frankrike och södra Polen. Grön sköldmossa är typisk art för 9010 Taiga och 9750 Svämlövskog (Natura 2000) och omfattas även av Bernkonventionen bilaga 1.</w:t>
-      </w:r>
-    </w:p>
-    <w:p>
-      <w:r>
-        <w:t>Fridlysningen enligt §§ 8 och 15 Artskyddsförordningen innebär att det är förbjudet att på något sätt skada exemplar av arten. Artskyddsförordning (2007:845):</w:t>
+        <w:t>, fridlyst enligt 8§ artskyddsförordningen och upptagen i EU:s Habitatdirektiv bilaga 2 vilket innebär att det finns ett uttalat intresse inom Europeiska unionen att bevara arten. Grön sköldmossa är en ansvarsart för Sverige då en särskilt stor andel av Europas population finns i landet. Förutom i östra Sverige har arten inga större sammanhängande utbredningar med gynnsam bevarandestatus söderut i Europa förrän i Montenegro. Det finns enbart liten förekomst med gynnsam regional bevarandestatus i södra Frankrike och södra Polen. Fridlysningen enligt §§ 8 och 15 Artskyddsförordningen innebär att det är förbjudet att på något sätt skada exemplar av arten, se artskyddsförordningen (2007:845):</w:t>
       </w:r>
     </w:p>
     <w:p>
@@ -568,90 +572,12 @@
         <w:pStyle w:val="ListBullet"/>
       </w:pPr>
       <w:r>
-        <w:t>B: Arten har enligt fågeldirektivet eller art- och habitatdirektivet ett sådant unionsintresse att särskilda skyddsområden (fågeldirektivet) eller bevarandeområden (art- och habitatdirektivet) behöver utses. Arten finns upptagen i bilaga 1 till fågeldirektivet eller bilaga 2 till art- och habitatdirektivet.</w:t>
+        <w:t>B: Arten har enligt fågeldirektivet eller art- och habitatdirektivet ett sådant unionsintresse att särskilda skyddsområden (fågeldirektivet) eller bevarandeområden (art- och habitatdirektivet) behöver utses. Arten finns upptagen i bilaga 2 till art- och habitatdirektivet.</w:t>
       </w:r>
     </w:p>
     <w:p>
       <w:r>
         <w:t>Mark- och miljööverdomstolen (MÖD) har i mål nr M 2019-20 (18 februari 2019) slagit fast att grön sköldmossa (§8) är dispenspliktig och att exemplar av arten inte får skadas utan dispens (MÖD, mål nr M 2019-20).</w:t>
-      </w:r>
-    </w:p>
-    <w:p>
-      <w:pPr>
-        <w:pStyle w:val="Heading2"/>
-      </w:pPr>
-      <w:r>
-        <w:t>Referenser – grön sköldmossa</w:t>
-      </w:r>
-    </w:p>
-    <w:p>
-      <w:r>
-        <w:t xml:space="preserve">Hallingbäck T., 2016. </w:t>
-      </w:r>
-      <w:r>
-        <w:rPr>
-          <w:i/>
-        </w:rPr>
-        <w:t xml:space="preserve">Mossor en fältguide. </w:t>
-      </w:r>
-      <w:r>
-        <w:t>Naturcentrum.</w:t>
-      </w:r>
-    </w:p>
-    <w:p>
-      <w:r>
-        <w:t xml:space="preserve">Hallingbäck T., 2022. </w:t>
-      </w:r>
-      <w:r>
-        <w:rPr>
-          <w:i/>
-        </w:rPr>
-        <w:t xml:space="preserve">Personligt meddelande 2022-02-24. </w:t>
-      </w:r>
-      <w:r>
-        <w:t>SLU Artdatabanken. Se nedan.</w:t>
-      </w:r>
-    </w:p>
-    <w:p>
-      <w:r>
-        <w:t xml:space="preserve">Mark- och miljööverdomstolen. </w:t>
-      </w:r>
-      <w:r>
-        <w:rPr>
-          <w:i/>
-        </w:rPr>
-        <w:t xml:space="preserve">Dom 18 februari 2019 i mål nr M 2019-20 </w:t>
-      </w:r>
-      <w:r>
-        <w:t>(MÖD, mål nr M 2019-20)</w:t>
-      </w:r>
-    </w:p>
-    <w:p>
-      <w:r>
-        <w:t xml:space="preserve">Nitare, J., 2019. </w:t>
-      </w:r>
-      <w:r>
-        <w:rPr>
-          <w:i/>
-        </w:rPr>
-        <w:t xml:space="preserve">Skyddsvärd skog – Naturvårdsarter och andra kriterier för naturvärdesbedömning. </w:t>
-      </w:r>
-      <w:r>
-        <w:t>Skogsstyrelsen.</w:t>
-      </w:r>
-    </w:p>
-    <w:p>
-      <w:r>
-        <w:t xml:space="preserve">SLU Artdatabanken, 2021. </w:t>
-      </w:r>
-      <w:r>
-        <w:rPr>
-          <w:i/>
-        </w:rPr>
-        <w:t xml:space="preserve">Artfaktablad. Naturvård – artfakta. </w:t>
-      </w:r>
-      <w:r>
-        <w:t>SLU Artdatabanken, Uppsala</w:t>
       </w:r>
     </w:p>
     <w:p>
@@ -692,6 +618,84 @@
     </w:p>
     <w:p>
       <w:pPr>
+        <w:pStyle w:val="Heading2"/>
+      </w:pPr>
+      <w:r>
+        <w:t>Referenser – grön sköldmossa</w:t>
+      </w:r>
+    </w:p>
+    <w:p>
+      <w:r>
+        <w:t xml:space="preserve">Hallingbäck T., 2016. </w:t>
+      </w:r>
+      <w:r>
+        <w:rPr>
+          <w:i/>
+        </w:rPr>
+        <w:t xml:space="preserve">Mossor en fältguide. </w:t>
+      </w:r>
+      <w:r>
+        <w:t>Naturcentrum.</w:t>
+      </w:r>
+    </w:p>
+    <w:p>
+      <w:r>
+        <w:t xml:space="preserve">Hallingbäck T., 2022. </w:t>
+      </w:r>
+      <w:r>
+        <w:rPr>
+          <w:i/>
+        </w:rPr>
+        <w:t xml:space="preserve">Personligt meddelande 2022-02-24. </w:t>
+      </w:r>
+      <w:r>
+        <w:t>SLU Artdatabanken.</w:t>
+      </w:r>
+    </w:p>
+    <w:p>
+      <w:r>
+        <w:t xml:space="preserve">Mark- och miljööverdomstolen. </w:t>
+      </w:r>
+      <w:r>
+        <w:rPr>
+          <w:i/>
+        </w:rPr>
+        <w:t xml:space="preserve">Dom 18 februari 2019 i mål nr M 2019-20 </w:t>
+      </w:r>
+      <w:r>
+        <w:t>(MÖD, mål nr M 2019-20)</w:t>
+      </w:r>
+    </w:p>
+    <w:p>
+      <w:r>
+        <w:t xml:space="preserve">Nitare, J., 2019. </w:t>
+      </w:r>
+      <w:r>
+        <w:rPr>
+          <w:i/>
+        </w:rPr>
+        <w:t xml:space="preserve">Skyddsvärd skog – Naturvårdsarter och andra kriterier för naturvärdesbedömning. </w:t>
+      </w:r>
+      <w:r>
+        <w:t>Skogsstyrelsen.</w:t>
+      </w:r>
+    </w:p>
+    <w:p>
+      <w:r>
+        <w:t xml:space="preserve">SLU Artdatabanken, 2021. </w:t>
+      </w:r>
+      <w:r>
+        <w:rPr>
+          <w:i/>
+        </w:rPr>
+        <w:t xml:space="preserve">Artfaktablad. Naturvård – artfakta. </w:t>
+      </w:r>
+      <w:r>
+        <w:t>SLU Artdatabanken, Uppsala</w:t>
+      </w:r>
+    </w:p>
+    <w:p>
+      <w:pPr>
         <w:pStyle w:val="Heading1"/>
       </w:pPr>
       <w:r>
@@ -700,7 +704,7 @@
     </w:p>
     <w:p>
       <w:r>
-        <w:t xml:space="preserve">Spillkråka (NT) är rödlistad som nära hotad, fridlyst enligt §4 Artskyddsförordningen, typisk art för </w:t>
+        <w:t xml:space="preserve">Spillkråka (§4) ingår i bilaga 1 EU:s fågeldirektiv och är typisk art för </w:t>
       </w:r>
       <w:r>
         <w:rPr>
@@ -718,12 +722,12 @@
         <w:t xml:space="preserve"> 9740 Skogsbevuxen myr</w:t>
       </w:r>
       <w:r>
-        <w:t xml:space="preserve"> och ingår i bilaga 1 i EU:s fågeldirektiv. Spillkråka lever i både barr- och blandskog liksom i ren lövskog. De tätaste populationerna tenderar att finnas i äldre, variationsrik blandskog med gott om död ved och gamla träd. Spillkråka är en nyckelart i skogliga miljöer vars övergivna bohål utnyttjas av flera andra hålhäckande fågelarter och fladdermöss (SLU Artdatabanken, 2023; Skogsstyrelsen 2016).</w:t>
+        <w:t>. Den lever i både barr- och blandskog liksom i ren lövskog. De tätaste populationerna tenderar att finnas i äldre, variationsrik blandskog med gott om död ved och gamla träd. Varje par utnyttjar 400–1000 hektar skog beroende på skogens kvalitet. Skogsbruk med korta omloppstider och täta, homogena ungskogar utgör det största hotet (SLU Artdatabanken, 2026).</w:t>
       </w:r>
     </w:p>
     <w:p>
       <w:r>
-        <w:t>Varje par utnyttjar 400–1000 hektar skog beroende på skogens kvalitet. En minskning av populationen pågår på grund av minskad tillgång på lämpliga bo- och födoträd och minskad födotillgång. Spillkråkans minskningstakt har uppgått till 19 (24–10) % under de senaste 15 åren. Minskningstakten för den svenska populationen bedöms vara nära gränsvärdet för Sårbar (VU) (A2bc). Skogsbruk med korta omloppstider och täta, homogena ungskogar utgör det största hotet (SLU Artdatabanken 2023).</w:t>
+        <w:t>Spillkråka är en nyckelart i skogliga miljöer vars övergivna bohål utnyttjas av flera andra hålhäckande fågelarter och fladdermöss, däribland pärluggla (EN, §4), knipa (§4), salskrake (§4) och skogsduva (§4). Hökuggla (VU, §4) och slaguggla (§4) häckar ofta i högstubbar som brutits av i höjd med ett gammalt spillkråkebo (Skogsstyrelsen, 2016).</w:t>
       </w:r>
     </w:p>
     <w:p>
@@ -750,7 +754,7 @@
     </w:p>
     <w:p>
       <w:r>
-        <w:t xml:space="preserve">SLU Artdatabanken, 2023. </w:t>
+        <w:t xml:space="preserve">SLU Artdatabanken, 2026. </w:t>
       </w:r>
       <w:r>
         <w:rPr>
@@ -759,7 +763,7 @@
         <w:t xml:space="preserve">Artfaktablad. Naturvård – artfakta. </w:t>
       </w:r>
       <w:r>
-        <w:t>SLU Artdatabanken, Uppsala</w:t>
+        <w:t>SLU Artdatabanken, Uppsala.</w:t>
       </w:r>
     </w:p>
     <w:p>
@@ -1010,7 +1014,7 @@
     <w:r>
       <w:tab/>
       <w:tab/>
-      <w:t>2026-04-06</w:t>
+      <w:t>2026-04-07</w:t>
       <w:br/>
       <w:br/>
     </w:r>

--- a/tillsyn/A 357-2025 tillsynsbegäran.docx
+++ b/tillsyn/A 357-2025 tillsynsbegäran.docx
@@ -1014,7 +1014,7 @@
     <w:r>
       <w:tab/>
       <w:tab/>
-      <w:t>2026-04-07</w:t>
+      <w:t>2026-04-08</w:t>
       <w:br/>
       <w:br/>
     </w:r>

--- a/tillsyn/A 357-2025 tillsynsbegäran.docx
+++ b/tillsyn/A 357-2025 tillsynsbegäran.docx
@@ -1014,7 +1014,7 @@
     <w:r>
       <w:tab/>
       <w:tab/>
-      <w:t>2026-04-08</w:t>
+      <w:t>2026-04-09</w:t>
       <w:br/>
       <w:br/>
     </w:r>

--- a/tillsyn/A 357-2025 tillsynsbegäran.docx
+++ b/tillsyn/A 357-2025 tillsynsbegäran.docx
@@ -1014,7 +1014,7 @@
     <w:r>
       <w:tab/>
       <w:tab/>
-      <w:t>2026-04-09</w:t>
+      <w:t>2026-04-10</w:t>
       <w:br/>
       <w:br/>
     </w:r>

--- a/tillsyn/A 357-2025 tillsynsbegäran.docx
+++ b/tillsyn/A 357-2025 tillsynsbegäran.docx
@@ -1014,7 +1014,7 @@
     <w:r>
       <w:tab/>
       <w:tab/>
-      <w:t>2026-04-10</w:t>
+      <w:t>2026-04-11</w:t>
       <w:br/>
       <w:br/>
     </w:r>

--- a/tillsyn/A 357-2025 tillsynsbegäran.docx
+++ b/tillsyn/A 357-2025 tillsynsbegäran.docx
@@ -1014,7 +1014,7 @@
     <w:r>
       <w:tab/>
       <w:tab/>
-      <w:t>2026-04-11</w:t>
+      <w:t>2026-04-12</w:t>
       <w:br/>
       <w:br/>
     </w:r>

--- a/tillsyn/A 357-2025 tillsynsbegäran.docx
+++ b/tillsyn/A 357-2025 tillsynsbegäran.docx
@@ -1014,7 +1014,7 @@
     <w:r>
       <w:tab/>
       <w:tab/>
-      <w:t>2026-04-14</w:t>
+      <w:t>2026-04-15</w:t>
       <w:br/>
       <w:br/>
     </w:r>

--- a/tillsyn/A 357-2025 tillsynsbegäran.docx
+++ b/tillsyn/A 357-2025 tillsynsbegäran.docx
@@ -1014,7 +1014,7 @@
     <w:r>
       <w:tab/>
       <w:tab/>
-      <w:t>2026-04-15</w:t>
+      <w:t>2026-04-16</w:t>
       <w:br/>
       <w:br/>
     </w:r>

--- a/tillsyn/A 357-2025 tillsynsbegäran.docx
+++ b/tillsyn/A 357-2025 tillsynsbegäran.docx
@@ -1014,7 +1014,7 @@
     <w:r>
       <w:tab/>
       <w:tab/>
-      <w:t>2026-04-16</w:t>
+      <w:t>2026-04-17</w:t>
       <w:br/>
       <w:br/>
     </w:r>

--- a/tillsyn/A 357-2025 tillsynsbegäran.docx
+++ b/tillsyn/A 357-2025 tillsynsbegäran.docx
@@ -1014,7 +1014,7 @@
     <w:r>
       <w:tab/>
       <w:tab/>
-      <w:t>2026-04-17</w:t>
+      <w:t>2026-04-18</w:t>
       <w:br/>
       <w:br/>
     </w:r>

--- a/tillsyn/A 357-2025 tillsynsbegäran.docx
+++ b/tillsyn/A 357-2025 tillsynsbegäran.docx
@@ -1014,7 +1014,7 @@
     <w:r>
       <w:tab/>
       <w:tab/>
-      <w:t>2026-04-18</w:t>
+      <w:t>2026-04-19</w:t>
       <w:br/>
       <w:br/>
     </w:r>

--- a/tillsyn/A 357-2025 tillsynsbegäran.docx
+++ b/tillsyn/A 357-2025 tillsynsbegäran.docx
@@ -1014,7 +1014,7 @@
     <w:r>
       <w:tab/>
       <w:tab/>
-      <w:t>2026-04-19</w:t>
+      <w:t>2026-04-20</w:t>
       <w:br/>
       <w:br/>
     </w:r>

--- a/tillsyn/A 357-2025 tillsynsbegäran.docx
+++ b/tillsyn/A 357-2025 tillsynsbegäran.docx
@@ -1014,7 +1014,7 @@
     <w:r>
       <w:tab/>
       <w:tab/>
-      <w:t>2026-04-20</w:t>
+      <w:t>2026-04-21</w:t>
       <w:br/>
       <w:br/>
     </w:r>

--- a/tillsyn/A 357-2025 tillsynsbegäran.docx
+++ b/tillsyn/A 357-2025 tillsynsbegäran.docx
@@ -1014,7 +1014,7 @@
     <w:r>
       <w:tab/>
       <w:tab/>
-      <w:t>2026-04-21</w:t>
+      <w:t>2026-04-22</w:t>
       <w:br/>
       <w:br/>
     </w:r>

--- a/tillsyn/A 357-2025 tillsynsbegäran.docx
+++ b/tillsyn/A 357-2025 tillsynsbegäran.docx
@@ -1014,7 +1014,7 @@
     <w:r>
       <w:tab/>
       <w:tab/>
-      <w:t>2026-04-22</w:t>
+      <w:t>2026-04-23</w:t>
       <w:br/>
       <w:br/>
     </w:r>

--- a/tillsyn/A 357-2025 tillsynsbegäran.docx
+++ b/tillsyn/A 357-2025 tillsynsbegäran.docx
@@ -1014,7 +1014,7 @@
     <w:r>
       <w:tab/>
       <w:tab/>
-      <w:t>2026-04-23</w:t>
+      <w:t>2026-04-24</w:t>
       <w:br/>
       <w:br/>
     </w:r>

--- a/tillsyn/A 357-2025 tillsynsbegäran.docx
+++ b/tillsyn/A 357-2025 tillsynsbegäran.docx
@@ -1014,7 +1014,7 @@
     <w:r>
       <w:tab/>
       <w:tab/>
-      <w:t>2026-04-24</w:t>
+      <w:t>2026-04-25</w:t>
       <w:br/>
       <w:br/>
     </w:r>

--- a/tillsyn/A 357-2025 tillsynsbegäran.docx
+++ b/tillsyn/A 357-2025 tillsynsbegäran.docx
@@ -1014,7 +1014,7 @@
     <w:r>
       <w:tab/>
       <w:tab/>
-      <w:t>2026-04-25</w:t>
+      <w:t>2026-04-26</w:t>
       <w:br/>
       <w:br/>
     </w:r>

--- a/tillsyn/A 357-2025 tillsynsbegäran.docx
+++ b/tillsyn/A 357-2025 tillsynsbegäran.docx
@@ -1014,7 +1014,7 @@
     <w:r>
       <w:tab/>
       <w:tab/>
-      <w:t>2026-04-26</w:t>
+      <w:t>2026-04-27</w:t>
       <w:br/>
       <w:br/>
     </w:r>

--- a/tillsyn/A 357-2025 tillsynsbegäran.docx
+++ b/tillsyn/A 357-2025 tillsynsbegäran.docx
@@ -1014,7 +1014,7 @@
     <w:r>
       <w:tab/>
       <w:tab/>
-      <w:t>2026-04-27</w:t>
+      <w:t>2026-04-28</w:t>
       <w:br/>
       <w:br/>
     </w:r>

--- a/tillsyn/A 357-2025 tillsynsbegäran.docx
+++ b/tillsyn/A 357-2025 tillsynsbegäran.docx
@@ -1014,7 +1014,7 @@
     <w:r>
       <w:tab/>
       <w:tab/>
-      <w:t>2026-04-28</w:t>
+      <w:t>2026-04-29</w:t>
       <w:br/>
       <w:br/>
     </w:r>

--- a/tillsyn/A 357-2025 tillsynsbegäran.docx
+++ b/tillsyn/A 357-2025 tillsynsbegäran.docx
@@ -35,7 +35,7 @@
     </w:p>
     <w:p>
       <w:r>
-        <w:t>I avverkningsanmälan har följande 17 naturvårdsarter hittats: rynkskinn (VU), garnlav (NT), spillkråka (NT, §4), talltita (NT, §4), ullticka (NT), brandticka (S), bronshjon (S), dvärgtufs (S), granbarkgnagare (S), grön sköldmossa (S, §8), kamjordstjärna (S), kattfotslav (S), korallblylav (S), skinnlav (S), stubbspretmossa (S), kungsfågel (§4) och blåsippa (§9). Av dessa är 5 rödlistade. För rödlistade arter har rödlistekategorin angivits inom parentes. Arter som är signalarter enligt Skogsstyrelsen har markerats med (S). För fridlysta arter anges även paragrafen i Artskyddsförordningen som arten är fridlyst enligt.</w:t>
+        <w:t>I avverkningsanmälan har följande 18 naturvårdsarter hittats: rynkskinn (VU), garnlav (NT), spillkråka (NT, §4), talltita (NT, §4), ullticka (NT), brandticka (S), bronshjon (S), dvärgtufs (S), granbarkgnagare (S), grön sköldmossa (S, §8), kamjordstjärna (S), kattfotslav (S), korallblylav (S), skinnlav (S), stubbspretmossa (S), kungsfågel (§4), tjäder (§4) och blåsippa (§9). Av dessa är 5 rödlistade. För rödlistade arter har rödlistekategorin angivits inom parentes. Arter som är signalarter enligt Skogsstyrelsen har markerats med (S). För fridlysta arter anges även paragrafen i Artskyddsförordningen som arten är fridlyst enligt.</w:t>
       </w:r>
     </w:p>
     <w:p>
@@ -372,7 +372,7 @@
     </w:p>
     <w:p>
       <w:r>
-        <w:t>Följande fridlysta arter har sina livsmiljöer och växtplatser i den avverkningsanmälda skogen: spillkråka (NT, §4), talltita (NT, §4), grön sköldmossa (S, §8), kungsfågel (§4) och blåsippa (§9).</w:t>
+        <w:t>Följande fridlysta arter har sina livsmiljöer och växtplatser i den avverkningsanmälda skogen: spillkråka (NT, §4), talltita (NT, §4), grön sköldmossa (S, §8), kungsfågel (§4), tjäder (§4) och blåsippa (§9).</w:t>
       </w:r>
     </w:p>
     <w:p>
@@ -485,6 +485,35 @@
       </w:r>
       <w:r>
         <w:t>, rödlistad som nära hotad och prioriterad art i Skogsvårdslagen, har häckningsrevir i anmälan. Arten har minskat kraftigt de senaste 30 åren och minskningstakten innevarande 10-årsperiod beräknas till 20 (10–30) %. Talltitan är synnerligen trogen sitt cirka 15 hektar stora revir och är beroende av flerskiktade olikåldriga skogar för att kunna föda upp sina ungar. Talltitan försvinner om dess livsmiljö kalavverkas (Eggers &amp; Low, 2014; Ekman, 1979; Griesser et al, 2007; Klein, 2020; Siffczyk et al, 2003; SLU Artdatabanken, 2021).</w:t>
+      </w:r>
+    </w:p>
+    <w:p>
+      <w:r>
+        <w:rPr>
+          <w:b/>
+        </w:rPr>
+        <w:t>Tjäder (§4)</w:t>
+      </w:r>
+      <w:r>
+        <w:t xml:space="preserve"> omfattas av bilaga 1 och 2 EU:s fågeldirektiv och är typisk art för </w:t>
+      </w:r>
+      <w:r>
+        <w:rPr>
+          <w:i/>
+        </w:rPr>
+        <w:t xml:space="preserve">9010 Taiga </w:t>
+      </w:r>
+      <w:r>
+        <w:t xml:space="preserve">och </w:t>
+      </w:r>
+      <w:r>
+        <w:rPr>
+          <w:i/>
+        </w:rPr>
+        <w:t>9740 Skogsbevuxen myr</w:t>
+      </w:r>
+      <w:r>
+        <w:t>. Tjädern är en utpräglad skogsfågel knuten till större sammanhängande barrskogsområden. Tupparna och hönorna utnyttjar till viss del olika miljöer, och habitatvalet varierar dessutom mellan olika delar av året. För att det ska finnas livskraftiga tjäderbestånd krävs funktionella skogslandskap med en blandning av uppvuxen, gles och luckig skog, täta sumpskogar, myrar och andra små våtmarker. Arten försvinner när skogen fragmenteras och den sammanlagda arealen hyggen och andra öppna områden blir för stor. Ett småskaligt och försiktigt virkesuttag genom hyggesfria metoder kan i vissa fall vara möjligt i området inom 200 m från lekcentrum. Längre ut från lekcentrum, inom 200–500 m bör den avverkade ytan inte överskrida 1 hektar för att undvika alltför stora och snabba förändringar (Skogsstyrelsen, 2019; SLU Artdatabanken, 2024).</w:t>
       </w:r>
     </w:p>
     <w:p>
@@ -875,6 +904,75 @@
     <w:p>
       <w:r>
         <w:t xml:space="preserve">SLU Artdatabanken, 2021. </w:t>
+      </w:r>
+      <w:r>
+        <w:rPr>
+          <w:i/>
+        </w:rPr>
+        <w:t xml:space="preserve">Artfaktablad. Naturvård – artfakta. </w:t>
+      </w:r>
+      <w:r>
+        <w:t>SLU Artdatabanken, Uppsala</w:t>
+      </w:r>
+    </w:p>
+    <w:p>
+      <w:pPr>
+        <w:pStyle w:val="Heading1"/>
+      </w:pPr>
+      <w:r>
+        <w:t>Tjäder – ekologi samt krav på livsmiljön</w:t>
+      </w:r>
+    </w:p>
+    <w:p>
+      <w:r>
+        <w:t xml:space="preserve">Tjäder (§4) omfattas av bilaga 1 och 2 EU:s fågeldirektiv och är typisk art för </w:t>
+      </w:r>
+      <w:r>
+        <w:rPr>
+          <w:i/>
+        </w:rPr>
+        <w:t xml:space="preserve">9010 Taiga </w:t>
+      </w:r>
+      <w:r>
+        <w:t xml:space="preserve">och </w:t>
+      </w:r>
+      <w:r>
+        <w:rPr>
+          <w:i/>
+        </w:rPr>
+        <w:t>9740 Skogsbevuxen myr</w:t>
+      </w:r>
+      <w:r>
+        <w:t>. Tjädern är en utpräglad skogsfågel knuten till större sammanhängande barrskogsområden. Tupparna och hönorna utnyttjar till viss del olika miljöer, och habitatvalet varierar dessutom mellan olika delar av året. För att det ska finnas livskraftiga tjäderbestånd krävs funktionella skogslandskap med en blandning av uppvuxen, gles och luckig skog, täta sumpskogar, myrar och andra små våtmarker (Skogsstyrelsen, 2019; SLU Artdatabanken 2024).</w:t>
+      </w:r>
+    </w:p>
+    <w:p>
+      <w:r>
+        <w:t>Arten försvinner när skogen fragmenteras och den sammanlagda arealen hyggen och andra öppna områden blir för stor. Ett småskaligt och försiktigt virkesuttag genom hyggesfria metoder kan i vissa fall vara möjligt i området inom 200 m från lekcentrum. Längre ut från lekcentrum, inom 200–500 m bör den avverkade ytan inte överskrida 1 hektar för att undvika alltför stora och snabba förändringar (Skogsstyrelsen, 2019).</w:t>
+      </w:r>
+    </w:p>
+    <w:p>
+      <w:pPr>
+        <w:pStyle w:val="Heading2"/>
+      </w:pPr>
+      <w:r>
+        <w:t>Referenser – tjäder</w:t>
+      </w:r>
+    </w:p>
+    <w:p>
+      <w:r>
+        <w:t xml:space="preserve">Skogsstyrelsen, 2019. </w:t>
+      </w:r>
+      <w:r>
+        <w:rPr>
+          <w:i/>
+        </w:rPr>
+        <w:t>Vägledning för hänsyn till fåglar – tjäder.</w:t>
+      </w:r>
+    </w:p>
+    <w:p>
+      <w:r>
+        <w:t xml:space="preserve">SLU Artdatabanken, 2024. </w:t>
       </w:r>
       <w:r>
         <w:rPr>
@@ -1014,7 +1112,7 @@
     <w:r>
       <w:tab/>
       <w:tab/>
-      <w:t>2026-04-29</w:t>
+      <w:t>2026-04-30</w:t>
       <w:br/>
       <w:br/>
     </w:r>

--- a/tillsyn/A 357-2025 tillsynsbegäran.docx
+++ b/tillsyn/A 357-2025 tillsynsbegäran.docx
@@ -1112,7 +1112,7 @@
     <w:r>
       <w:tab/>
       <w:tab/>
-      <w:t>2026-04-30</w:t>
+      <w:t>2026-05-01</w:t>
       <w:br/>
       <w:br/>
     </w:r>

--- a/tillsyn/A 357-2025 tillsynsbegäran.docx
+++ b/tillsyn/A 357-2025 tillsynsbegäran.docx
@@ -1112,7 +1112,7 @@
     <w:r>
       <w:tab/>
       <w:tab/>
-      <w:t>2026-05-01</w:t>
+      <w:t>2026-05-02</w:t>
       <w:br/>
       <w:br/>
     </w:r>

--- a/tillsyn/A 357-2025 tillsynsbegäran.docx
+++ b/tillsyn/A 357-2025 tillsynsbegäran.docx
@@ -1112,7 +1112,7 @@
     <w:r>
       <w:tab/>
       <w:tab/>
-      <w:t>2026-05-02</w:t>
+      <w:t>2026-05-03</w:t>
       <w:br/>
       <w:br/>
     </w:r>

--- a/tillsyn/A 357-2025 tillsynsbegäran.docx
+++ b/tillsyn/A 357-2025 tillsynsbegäran.docx
@@ -1277,7 +1277,7 @@
     <w:r>
       <w:tab/>
       <w:tab/>
-      <w:t>2026-05-16</w:t>
+      <w:t>2026-05-17</w:t>
       <w:br/>
       <w:br/>
     </w:r>

--- a/tillsyn/A 357-2025 tillsynsbegäran.docx
+++ b/tillsyn/A 357-2025 tillsynsbegäran.docx
@@ -1277,7 +1277,7 @@
     <w:r>
       <w:tab/>
       <w:tab/>
-      <w:t>2026-06-15</w:t>
+      <w:t>2026-06-16</w:t>
       <w:br/>
       <w:br/>
     </w:r>

--- a/tillsyn/A 357-2025 tillsynsbegäran.docx
+++ b/tillsyn/A 357-2025 tillsynsbegäran.docx
@@ -1277,7 +1277,7 @@
     <w:r>
       <w:tab/>
       <w:tab/>
-      <w:t>2026-06-16</w:t>
+      <w:t>2026-06-17</w:t>
       <w:br/>
       <w:br/>
     </w:r>

--- a/tillsyn/A 357-2025 tillsynsbegäran.docx
+++ b/tillsyn/A 357-2025 tillsynsbegäran.docx
@@ -1,6 +1,6 @@
 
 <file path=word/document.xml><?xml version="1.0" encoding="utf-8"?>
-<w:document xmlns:wpc="http://schemas.microsoft.com/office/word/2010/wordprocessingCanvas" xmlns:cx="http://schemas.microsoft.com/office/drawing/2014/chartex" xmlns:cx1="http://schemas.microsoft.com/office/drawing/2015/9/8/chartex" xmlns:cx2="http://schemas.microsoft.com/office/drawing/2015/10/21/chartex" xmlns:cx3="http://schemas.microsoft.com/office/drawing/2016/5/9/chartex" xmlns:cx4="http://schemas.microsoft.com/office/drawing/2016/5/10/chartex" xmlns:cx5="http://schemas.microsoft.com/office/drawing/2016/5/11/chartex" xmlns:cx6="http://schemas.microsoft.com/office/drawing/2016/5/12/chartex" xmlns:cx7="http://schemas.microsoft.com/office/drawing/2016/5/13/chartex" xmlns:cx8="http://schemas.microsoft.com/office/drawing/2016/5/14/chartex" xmlns:mc="http://schemas.openxmlformats.org/markup-compatibility/2006" xmlns:aink="http://schemas.microsoft.com/office/drawing/2016/ink" xmlns:am3d="http://schemas.microsoft.com/office/drawing/2017/model3d" xmlns:o="urn:schemas-microsoft-com:office:office" xmlns:oel="http://schemas.microsoft.com/office/2019/extlst" xmlns:r="http://schemas.openxmlformats.org/officeDocument/2006/relationships" xmlns:m="http://schemas.openxmlformats.org/officeDocument/2006/math" xmlns:v="urn:schemas-microsoft-com:vml" xmlns:wp14="http://schemas.microsoft.com/office/word/2010/wordprocessingDrawing" xmlns:wp="http://schemas.openxmlformats.org/drawingml/2006/wordprocessingDrawing" xmlns:w10="urn:schemas-microsoft-com:office:word" xmlns:w="http://schemas.openxmlformats.org/wordprocessingml/2006/main" xmlns:w14="http://schemas.microsoft.com/office/word/2010/wordml" xmlns:w15="http://schemas.microsoft.com/office/word/2012/wordml" xmlns:w16cex="http://schemas.microsoft.com/office/word/2018/wordml/cex" xmlns:w16cid="http://schemas.microsoft.com/office/word/2016/wordml/cid" xmlns:w16="http://schemas.microsoft.com/office/word/2018/wordml" xmlns:w16sdtdh="http://schemas.microsoft.com/office/word/2020/wordml/sdtdatahash" xmlns:w16se="http://schemas.microsoft.com/office/word/2015/wordml/symex" xmlns:wpg="http://schemas.microsoft.com/office/word/2010/wordprocessingGroup" xmlns:wpi="http://schemas.microsoft.com/office/word/2010/wordprocessingInk" xmlns:wne="http://schemas.microsoft.com/office/word/2006/wordml" xmlns:wps="http://schemas.microsoft.com/office/word/2010/wordprocessingShape" mc:Ignorable="w14 w15 w16se w16cid w16 w16cex w16sdtdh wp14">
+<w:document xmlns:wpc="http://schemas.microsoft.com/office/word/2010/wordprocessingCanvas" xmlns:cx="http://schemas.microsoft.com/office/drawing/2014/chartex" xmlns:cx1="http://schemas.microsoft.com/office/drawing/2015/9/8/chartex" xmlns:cx2="http://schemas.microsoft.com/office/drawing/2015/10/21/chartex" xmlns:cx3="http://schemas.microsoft.com/office/drawing/2016/5/9/chartex" xmlns:cx4="http://schemas.microsoft.com/office/drawing/2016/5/10/chartex" xmlns:cx5="http://schemas.microsoft.com/office/drawing/2016/5/11/chartex" xmlns:cx6="http://schemas.microsoft.com/office/drawing/2016/5/12/chartex" xmlns:cx7="http://schemas.microsoft.com/office/drawing/2016/5/13/chartex" xmlns:cx8="http://schemas.microsoft.com/office/drawing/2016/5/14/chartex" xmlns:mc="http://schemas.openxmlformats.org/markup-compatibility/2006" xmlns:aink="http://schemas.microsoft.com/office/drawing/2016/ink" xmlns:am3d="http://schemas.microsoft.com/office/drawing/2017/model3d" xmlns:o="urn:schemas-microsoft-com:office:office" xmlns:oel="http://schemas.microsoft.com/office/2019/extlst" xmlns:r="http://schemas.openxmlformats.org/officeDocument/2006/relationships" xmlns:m="http://schemas.openxmlformats.org/officeDocument/2006/math" xmlns:v="urn:schemas-microsoft-com:vml" xmlns:wp14="http://schemas.microsoft.com/office/word/2010/wordprocessingDrawing" xmlns:wp="http://schemas.openxmlformats.org/drawingml/2006/wordprocessingDrawing" xmlns:w10="urn:schemas-microsoft-com:office:word" xmlns:w="http://schemas.openxmlformats.org/wordprocessingml/2006/main" xmlns:w14="http://schemas.microsoft.com/office/word/2010/wordml" xmlns:w15="http://schemas.microsoft.com/office/word/2012/wordml" xmlns:w16cex="http://schemas.microsoft.com/office/word/2018/wordml/cex" xmlns:w16cid="http://schemas.microsoft.com/office/word/2016/wordml/cid" xmlns:w16="http://schemas.microsoft.com/office/word/2018/wordml" xmlns:w16du="http://schemas.microsoft.com/office/word/2023/wordml/word16du" xmlns:w16sdtdh="http://schemas.microsoft.com/office/word/2020/wordml/sdtdatahash" xmlns:w16sdtfl="http://schemas.microsoft.com/office/word/2024/wordml/sdtformatlock" xmlns:w16se="http://schemas.microsoft.com/office/word/2015/wordml/symex" xmlns:wpg="http://schemas.microsoft.com/office/word/2010/wordprocessingGroup" xmlns:wpi="http://schemas.microsoft.com/office/word/2010/wordprocessingInk" xmlns:wne="http://schemas.microsoft.com/office/word/2006/wordml" xmlns:wps="http://schemas.microsoft.com/office/word/2010/wordprocessingShape" mc:Ignorable="w14 w15 w16se w16cid w16 w16cex w16sdtdh w16sdtfl w16du wp14">
   <w:body>
     <w:p>
       <w:pPr>
@@ -12,35 +12,10 @@
     </w:p>
     <w:p>
       <w:r>
-        <w:t>Detta dokument behandlar höga naturvärden i avverkningsanmälan A 357-2025 i Östhammars kommun. Denna avverkningsanmälan inkom 2025-01-02 00:00:00 och omfattar 15,8 ha.</w:t>
-      </w:r>
-    </w:p>
-    <w:p>
-      <w:r>
-        <w:t>Vi begär härmed att Skogsstyrelsen fattar beslut enligt miljöbalken som säkerställer att skogens höga naturvärden bevaras samt säkerställer att EU-lagstiftning efterlevs och att artskyddsbrott förhindras. Vi önskar även ta del av de ställningstaganden och beslut som myndigheterna meddelar till följd av aktuell avverkningsanmälan och föreningens inlaga (se 34 § förvaltningslagen).</w:t>
-      </w:r>
-    </w:p>
-    <w:p>
-      <w:r>
-        <w:t>Nedan beskrivs fynd av naturvårdsarter och fridlysta arter som gjorts i det avverkningsanmälda området. I BILAGA 1 finns artfakta om fridlysta arter.</w:t>
-      </w:r>
-    </w:p>
-    <w:p>
-      <w:pPr>
-        <w:pStyle w:val="Heading1"/>
-      </w:pPr>
-      <w:r>
-        <w:t>Naturvårdsarter</w:t>
-      </w:r>
-    </w:p>
-    <w:p>
-      <w:r>
-        <w:t>I avverkningsanmälan har följande 25 naturvårdsarter hittats: rynkskinn (VU), garnlav (NT), spillkråka (NT, §4), svartvit flugsnappare (NT, §4), talltita (NT, §4), ullticka (NT), brandticka (S), bronshjon (S), dvärgtufs (S), granbarkgnagare (S), grön sköldmossa (S, §8), kamjordstjärna (S), kattfotslav (S), korallblylav (S), skinnlav (S), stor aspticka (S), stubbspretmossa (S), sårläka (S), tibast (S), vätteros (S), vårärt (S), kungsfågel (§4), tjäder (§4), blåsippa (§9) och gullviva (§9). Av dessa är 6 rödlistade. För rödlistade arter har rödlistekategorin angivits inom parentes. Arter som är signalarter enligt Skogsstyrelsen har markerats med (S). För fridlysta arter anges även paragrafen i Artskyddsförordningen som arten är fridlyst enligt.</w:t>
-      </w:r>
-    </w:p>
-    <w:p>
-      <w:r>
-        <w:t>De påträffade naturvårdsarterna är ett tydligt kvitto på att detta rör sig om en skog med höga naturvärden. I Figur 1 visas en karta över det avverkningsanmälda området, där samtliga fyndplatser för naturvårdsarter som finns registrerade på Artportalen har markerats.</w:t>
+        <w:t>Detta dokument behandlar höga naturvärden i avverkningsanmälan A 357-2025 i Östhammars kommun som inkom 2025-01-02 och omfattar 15,8 ha.</w:t>
+      </w:r>
+      <w:r>
+        <w:t xml:space="preserve"> I Figur 1 visas fyndplatser för naturvårdsarter i området, som finns registrerade på Artportalen.</w:t>
       </w:r>
     </w:p>
     <w:p>
@@ -50,7 +25,7 @@
       <w:r>
         <w:drawing>
           <wp:inline xmlns:a="http://schemas.openxmlformats.org/drawingml/2006/main" xmlns:pic="http://schemas.openxmlformats.org/drawingml/2006/picture">
-            <wp:extent cx="5486400" cy="6185969"/>
+            <wp:extent cx="5046878" cy="5688000"/>
             <wp:docPr id="1" name="Picture 1"/>
             <wp:cNvGraphicFramePr>
               <a:graphicFrameLocks noChangeAspect="1"/>
@@ -71,7 +46,7 @@
                   <pic:spPr>
                     <a:xfrm>
                       <a:off x="0" y="0"/>
-                      <a:ext cx="5486400" cy="6185969"/>
+                      <a:ext cx="5046878" cy="5688000"/>
                     </a:xfrm>
                     <a:prstGeom prst="rect"/>
                   </pic:spPr>
@@ -85,417 +60,30 @@
     <w:p>
       <w:pPr>
         <w:pStyle w:val="Caption"/>
+        <w:spacing w:after="240"/>
       </w:pPr>
       <w:r>
-        <w:t>Figur 1. Fyndplatser för naturvårdsarter i det avverkningsanmälda området (röd linje). Markörer utan svart kant är placerade på fyndplatsen. Markörer med svart kant är placerade vid sidan av fyndplatsen och har ett svart streck som visar fyndplatsens exakta position. Kartans mittpunktskoordinat är N 6692556, E 669190 i SWEREF 99 TM.</w:t>
+        <w:t>Figur 1. Fyndplatser för naturvårdsarter i och inom 24 meter från avverkningsanmälan (röd linje). Inom parentes anges rödlistekategorier, S för signalarter, Tför typiska arter och fridlysningsparagrafer i artskyddsförordningen.Markörer utan svart kant är placerade på fyndplatsen. Markörer med svart kant är placerade vid sidan av fyndplatsen och har ett svart streck som visar fyndplatsens exakta position. Kartans mittpunktskoordinat är N 6692556, E 669190 i SWEREF 99 TM.</w:t>
       </w:r>
     </w:p>
     <w:p>
       <w:r>
-        <w:rPr>
-          <w:b/>
-        </w:rPr>
-        <w:t xml:space="preserve">Brandticka </w:t>
-      </w:r>
-      <w:r>
-        <w:t>förekommer främst i olikåldrig fuktig granskog med mycket död ved, ofta i kärrkanter eller vid bäckar på lokaler med hög luftfuktighet. Växer huvudsakligen på grova granlågor, någon enstaka gång på tall, asp eller björk, och verkar knuten till ved som först rötats av klibbticka. Arten var tidigare rödlistad men en sentida ökning, bland annat i barkborreangripna granplanteringar i sydligaste Skandinavien har förändrat hotbilden. Populationen i landet kan påverkas negativt av kalavverkning och ett skogsbruk som innebär att mängden grova granlågor minskar. Även dikning och gallring som leder till ett torrare mikroklimat på växtplatserna kan ha negativ inverkan. För att säkerställa en gynnsam bevarandestatus på sikt bör områdesskydd av artens livsmiljöer upprättas på ett sätt som tryggar livskraftiga populationer på landskapsnivå. Vid skogsbruk bör grov död ved och skyddszoner vid kärr och vattendrag lämnas, och träd tillåtas åldras och dö på ett sätt som skapar kontinuerlig tillgång på livsmiljöer (SLU Artdatabanken, 2025).</w:t>
+        <w:t>Vi begär härmed att Skogsstyrelsen fattar beslut enligt miljöbalken som säkerställer att skogens höga naturvärden bevaras samt att EU-lagstiftning efterlevs och att artskyddsbrott förhindras.</w:t>
       </w:r>
     </w:p>
     <w:p>
       <w:r>
-        <w:rPr>
-          <w:b/>
-        </w:rPr>
-        <w:t>Bronshjon</w:t>
-      </w:r>
-      <w:r>
-        <w:t xml:space="preserve"> är en skalbagge vars larvutveckling sker under grov bark på stammar av döda eller döende barrträd, främst gran, i mindre omfattning tall. Arten är knuten till äldre, naturskogslik granskog med inslag av torkande träd. Bronshjon är typisk art för </w:t>
-      </w:r>
-      <w:r>
-        <w:rPr>
-          <w:i/>
-        </w:rPr>
-        <w:t>9010 Taiga</w:t>
-      </w:r>
-      <w:r>
-        <w:t xml:space="preserve"> (SLU Artdatabanken, 2025).</w:t>
+        <w:t>Vi begär vidare att Skogsstyrelsen säkerställer att inga skador eller försämringar av naturtypens bevarandestatus i området tillåts ske. Se Rådets direktiv 92/43/EEG samt ickeförsämringskravet i EU:s naturrestaureringsförordning (EU 2024/1991).</w:t>
       </w:r>
     </w:p>
     <w:p>
       <w:r>
-        <w:rPr>
-          <w:b/>
-        </w:rPr>
-        <w:t>Garnlav (VU)</w:t>
-      </w:r>
-      <w:r>
-        <w:t xml:space="preserve"> är en utpräglad barrskogsart som ibland kan drapera träden i norrländska grannaturskogar med hög luftfuktighet. Den förekommer även i talldominerade bestånd där den, förutom i trädens grenverk, påträffas hängande över ojämnheter i tallbarken. Arten har minskat starkt i södra och mellersta Sverige och den minskar även i sitt nordliga utbredningsområde. Minskningstakten uppgår till 30 (20–50) % inom 50 år och överstiger gränsvärdet för Sårbar (VU). Orsaken till tillbakagången beror främst på slutavverkningar av naturskogsartade skogar. Bestånd med riklig förekomst bör regelmässigt sparas, vilket även gynnar flera andra sällsynta och rödlistade arter. Garnlav är värdväxt för den mycket sällsynta och akut hotade fjärilen barrskogslavfly (CR) som hör hemma i boreala barrskogar med riklig förekomst av värdväxten. Tidigare kunde arten konstateras årligen på flera platser vid Dala-Floda i Dalarna innan lokalerna kalavverkades. Senaste fyndet i landet av barrskogslavfly är från år 2000 då den påträffades vid Högberget i Sollefteå kommun. Garnlav är typisk art för </w:t>
-      </w:r>
-      <w:r>
-        <w:rPr>
-          <w:i/>
-        </w:rPr>
-        <w:t xml:space="preserve">9010 Taiga </w:t>
-      </w:r>
-      <w:r>
-        <w:t>och</w:t>
-      </w:r>
-      <w:r>
-        <w:rPr>
-          <w:i/>
-        </w:rPr>
-        <w:t xml:space="preserve"> 9070 Trädklädd betesmark</w:t>
-      </w:r>
-      <w:r>
-        <w:t xml:space="preserve"> (SLU Artdatabanken, 2026).</w:t>
+        <w:t>Vi önskar även ta del av de ställningstaganden och beslut som myndigheten meddelar till följd av aktuell avverkningsanmälan och föreningens inlaga (se 34 § förvaltningslagen).</w:t>
       </w:r>
     </w:p>
     <w:p>
       <w:r>
-        <w:rPr>
-          <w:b/>
-        </w:rPr>
-        <w:t xml:space="preserve">Granbarkgnagare </w:t>
-      </w:r>
-      <w:r>
-        <w:t xml:space="preserve">är en skalbagge vars larvutveckling sker i den tjocka ytterbarken på gamla och mycket grova levande granar. Man lägger lätt märke till angreppen på träden eftersom flera grova kläckhål ligger ganska tätt intill varandra på de grövre barkåsarna. Kläckhålen är runda och ca 1,5 mm breda. Granbarkgnagare är typisk art för </w:t>
-      </w:r>
-      <w:r>
-        <w:rPr>
-          <w:i/>
-        </w:rPr>
-        <w:t xml:space="preserve">9010 Taiga </w:t>
-      </w:r>
-      <w:r>
-        <w:t>(Ehnström, 2002; SLU Artdatabanken, 2025).</w:t>
-      </w:r>
-    </w:p>
-    <w:p>
-      <w:r>
-        <w:rPr>
-          <w:b/>
-        </w:rPr>
-        <w:t xml:space="preserve">Kattfotslav (NT) </w:t>
-      </w:r>
-      <w:r>
-        <w:t xml:space="preserve">är en mycket god signalart i hela sitt svenska utbredningsområde och skogsbestånd med kattfotslav är alltid värdefulla ur naturvårdssynpunkt. Arten indikerar dels ett mikroklimat med konstant hög luftfuktighet, dels kontinuitet av äldre träd och god trädslutenhet. Trots att den är vanligare i sydvästra Sverige växer den enbart i skogsbestånd med höga naturvärden. Den är känslig för skogliga ingrepp som kan förändra lokal- och mikroklimat. Kattfotslav är typisk art för </w:t>
-      </w:r>
-      <w:r>
-        <w:rPr>
-          <w:i/>
-        </w:rPr>
-        <w:t xml:space="preserve">9010 Taiga, 9160 Näringsrik ekskog </w:t>
-      </w:r>
-      <w:r>
-        <w:t>och</w:t>
-      </w:r>
-      <w:r>
-        <w:rPr>
-          <w:i/>
-        </w:rPr>
-        <w:t xml:space="preserve"> 9190 Näringsfattig ekskog</w:t>
-      </w:r>
-      <w:r>
-        <w:t xml:space="preserve"> (Nitare &amp; Skogsstyrelsen, 2019; SLU Artdatabanken, 2026).</w:t>
-      </w:r>
-    </w:p>
-    <w:p>
-      <w:r>
-        <w:rPr>
-          <w:b/>
-        </w:rPr>
-        <w:t>Korallblylav</w:t>
-      </w:r>
-      <w:r>
-        <w:t xml:space="preserve"> växer på bark av asp, ask, rönn, sälg, bok och lönn och signalerar överallt skogsbestånd med höga naturvärden och den följs nästan alltid av andra ovanliga och rödlistade arter. Den indikerar hög och jämn luftfuktighet och växer främst i områden med lång skoglig kontinuitet där det funnits ett ständigt inslag av gamla lövträd. Korallblylav är typisk art för </w:t>
-      </w:r>
-      <w:r>
-        <w:rPr>
-          <w:i/>
-        </w:rPr>
-        <w:t xml:space="preserve">9020 Nordlig ädellövskog, 9070 Trädklädd betesmark, 9160 Näringsrik ekskog, 9180 Ädellövskog i branter </w:t>
-      </w:r>
-      <w:r>
-        <w:t>och</w:t>
-      </w:r>
-      <w:r>
-        <w:rPr>
-          <w:i/>
-        </w:rPr>
-        <w:t xml:space="preserve"> 9190 Näringsfattig ekskog</w:t>
-      </w:r>
-      <w:r>
-        <w:t xml:space="preserve"> (SLU Artdatabanken, 2024; Nitare &amp; Skogsstyrelsen, 2019).</w:t>
-      </w:r>
-    </w:p>
-    <w:p>
-      <w:r>
-        <w:rPr>
-          <w:b/>
-        </w:rPr>
-        <w:t>Rynkskinn (NT)</w:t>
-      </w:r>
-      <w:r>
-        <w:t xml:space="preserve"> är en vednedbrytare som växer på grova granlågor och ingår i en karaktäristisk association av vedsvampar knutna till urskogsartade barrskogar. Den har klassificerats som en “urskogsindikator” och är placerad i toppen av Skogsstyrelsens värdepyramid för bedömning av skog med höga naturvärden. Allt tyder på att rynkskinn är mycket känslig för skogliga ingrepp och lokalerna, som oftast har höga biologiska kvaliteter, bör lämnas till fri utveckling. Rynkskinn är typisk art för </w:t>
-      </w:r>
-      <w:r>
-        <w:rPr>
-          <w:i/>
-        </w:rPr>
-        <w:t xml:space="preserve">9010 Taiga, 9050 Näringsrik granskog </w:t>
-      </w:r>
-      <w:r>
-        <w:t>och</w:t>
-      </w:r>
-      <w:r>
-        <w:rPr>
-          <w:i/>
-        </w:rPr>
-        <w:t xml:space="preserve"> 9030 Landhöjningsskog</w:t>
-      </w:r>
-      <w:r>
-        <w:t xml:space="preserve"> (Nitare &amp; Skogsstyrelsen, 2019; SLU Artdatabanken, 2026).</w:t>
-      </w:r>
-    </w:p>
-    <w:p>
-      <w:r>
-        <w:rPr>
-          <w:b/>
-        </w:rPr>
-        <w:t xml:space="preserve">Skinnlav </w:t>
-      </w:r>
-      <w:r>
-        <w:t xml:space="preserve">förekommer på diverse lövträd, främst på gammal asp och sälg. Den påträffas främst i områden med lång kontinuitet av grova lövträd och signalerar skogsmark med höga naturvärden. På lokalerna förekommer som regel ett flertal andra ovanliga eller rödlistade lavar. I likhet med gelélavarna, etablerar sig skinnlaven i skogsmark på grova aspar i sena lövsuccessioner. Skinnlav är typisk art för </w:t>
-      </w:r>
-      <w:r>
-        <w:rPr>
-          <w:i/>
-        </w:rPr>
-        <w:t xml:space="preserve">9010 Taiga, 9020 Nordlig ädellövskog </w:t>
-      </w:r>
-      <w:r>
-        <w:t xml:space="preserve">och </w:t>
-      </w:r>
-      <w:r>
-        <w:rPr>
-          <w:i/>
-        </w:rPr>
-        <w:t xml:space="preserve">9070 Trädklädd betesmark </w:t>
-      </w:r>
-      <w:r>
-        <w:t>(Nitare &amp; Skogsstyrelsen, 2019; SLU Artdatabanken, 2025).</w:t>
-      </w:r>
-    </w:p>
-    <w:p>
-      <w:r>
-        <w:rPr>
-          <w:b/>
-        </w:rPr>
-        <w:t>Stor aspticka</w:t>
-      </w:r>
-      <w:r>
-        <w:t xml:space="preserve"> är knuten till gamla levande aspar och orsakar karaktäristiska inbuktningar i stammen (så kallad nekroser). Slutavverknings- och gallringsåtgärder i löv- och blandskogsbestånd som innebär att tillgången på grov asp minskar är ett hot mot arten. Det är viktigt att äldre aspar och aspbestånd sparas och för att gynna arten på sikt bör aspinslagen i t.ex. bergbranter, raviner, skogsbryn och kring äldre odlingsmarker generellt sparas i större utsträckning än vad som görs idag. Stor aspticka är typisk art för </w:t>
-      </w:r>
-      <w:r>
-        <w:rPr>
-          <w:i/>
-        </w:rPr>
-        <w:t xml:space="preserve">9010 Taiga </w:t>
-      </w:r>
-      <w:r>
-        <w:t xml:space="preserve">och </w:t>
-      </w:r>
-      <w:r>
-        <w:rPr>
-          <w:i/>
-        </w:rPr>
-        <w:t>9030 Landhöjningsskog</w:t>
-      </w:r>
-      <w:r>
-        <w:t xml:space="preserve"> (SLU Artdatabanken, 2024; Nitare &amp; Skogsstyrelsen, 2019).</w:t>
-      </w:r>
-    </w:p>
-    <w:p>
-      <w:r>
-        <w:rPr>
-          <w:b/>
-        </w:rPr>
-        <w:t>Stubbspretmossa</w:t>
-      </w:r>
-      <w:r>
-        <w:t xml:space="preserve"> växer på ved i rika löv- och barrskogar med relativt hög luftfuktighet och indikerar fuktiga skogsmiljöer med gott om murken ved och ofta höga naturvärden. Stubbspretmossa är typisk art för </w:t>
-      </w:r>
-      <w:r>
-        <w:rPr>
-          <w:i/>
-        </w:rPr>
-        <w:t>9020 Nordlig ädellövskog</w:t>
-      </w:r>
-      <w:r>
-        <w:t xml:space="preserve"> (SLU Artdatabanken, 2024).</w:t>
-      </w:r>
-    </w:p>
-    <w:p>
-      <w:r>
-        <w:rPr>
-          <w:b/>
-        </w:rPr>
-        <w:t>Sårläka (NT)</w:t>
-      </w:r>
-      <w:r>
-        <w:t xml:space="preserve"> växer på mullrik mark i skuggiga eller halvskuggiga lövskogar och lundar men också i örtrika kalkbarrskogar. Arten ingår i en exklusiv lundflora som bara uppträder i de allra rikaste kalkbarrskogarna söder om den biologiska norrlandsgränsen. I ädellövskogar och lundar är den också knuten till områden med en mycket rik mångfald av naturvårdsarter. Enligt Riksskogstaxeringens data förefaller den ha minskat kraftigt (&gt;50%) vilket troligen kan förklaras av det storskaliga skogsbruket med kalhyggen. Sårläka är typisk art för </w:t>
-      </w:r>
-      <w:r>
-        <w:rPr>
-          <w:i/>
-        </w:rPr>
-        <w:t xml:space="preserve">9050 Näringsrik granskog, 9020 Nordlig ädellövskog, 9130 Näringsrik bokskog </w:t>
-      </w:r>
-      <w:r>
-        <w:t xml:space="preserve">och </w:t>
-      </w:r>
-      <w:r>
-        <w:rPr>
-          <w:i/>
-        </w:rPr>
-        <w:t>9160 Näringsrik ekskog</w:t>
-      </w:r>
-      <w:r>
-        <w:t xml:space="preserve"> samt värdväxt för den rödlistade fjärilen sårläkeplattmal (NT) (SLU Artdatabanken, 2026; Nitare &amp; Skogsstyrelsen, 2019).</w:t>
-      </w:r>
-    </w:p>
-    <w:p>
-      <w:r>
-        <w:rPr>
-          <w:b/>
-        </w:rPr>
-        <w:t>Tibast</w:t>
-      </w:r>
-      <w:r>
-        <w:t xml:space="preserve"> är en kalkgynnad buske som växer på mullrik, frisk eller svagt fuktig mark, exempelvis i gamla kalkgranskogar, lövträdslundar, varma källpåverkade sluttningar och exklusiva biotoper kopplade till vattendrag. Förekomster i gammal skog visar på höga naturvärden och bör alltid noteras i samband med naturvärdesinventeringar. Tibast är typisk art för </w:t>
-      </w:r>
-      <w:r>
-        <w:rPr>
-          <w:i/>
-        </w:rPr>
-        <w:t>9050 Näringsrik granskog</w:t>
-      </w:r>
-      <w:r>
-        <w:t xml:space="preserve"> och värdväxt för de två fjärilsarterna större tibastmal och brun tibastmal (CR) (SLU Artdatabanken, 2024; Nitare &amp; Skogsstyrelsen, 2019).</w:t>
-      </w:r>
-    </w:p>
-    <w:p>
-      <w:r>
-        <w:rPr>
-          <w:b/>
-        </w:rPr>
-        <w:t>Ullticka (NT)</w:t>
-      </w:r>
-      <w:r>
-        <w:t xml:space="preserve"> är knuten till restbestånd av barrnaturskog och förekommer med ett tydligt optimum i orörda eller måttligt påverkade gamla granskogar där det föreligger viss kontinuitet av grov död ved. Ullticka är en bra signalart inom hela sitt utbredningsområde och i södra Sverige är den sällsynt och en god signalart för skyddsvärda granskogsmiljöer. Den hotas av avverkning och fragmentering av naturskog och äldre granskog med lång trädkontinuitet. På ullticka kan ibland ulltickeporing (VU) påträffas - det är en sällsynt ticka som nyligen delats upp i de tre olika arterna ulltickeporing </w:t>
-      </w:r>
-      <w:r>
-        <w:rPr>
-          <w:i/>
-        </w:rPr>
-        <w:t xml:space="preserve">Skeletocutis brevispora </w:t>
-      </w:r>
-      <w:r>
-        <w:t>(VU)</w:t>
-      </w:r>
-      <w:r>
-        <w:rPr>
-          <w:i/>
-        </w:rPr>
-        <w:t>, Skeletocutis delicata</w:t>
-      </w:r>
-      <w:r>
-        <w:t xml:space="preserve"> (VU)</w:t>
-      </w:r>
-      <w:r>
-        <w:rPr>
-          <w:i/>
-        </w:rPr>
-        <w:t xml:space="preserve"> och Skeletocutis exilis</w:t>
-      </w:r>
-      <w:r>
-        <w:t xml:space="preserve"> (NT). Ullticka är typisk art för </w:t>
-      </w:r>
-      <w:r>
-        <w:rPr>
-          <w:i/>
-        </w:rPr>
-        <w:t xml:space="preserve">9010 Taiga, 9050 Näringsrik granskog </w:t>
-      </w:r>
-      <w:r>
-        <w:t xml:space="preserve">och </w:t>
-      </w:r>
-      <w:r>
-        <w:rPr>
-          <w:i/>
-        </w:rPr>
-        <w:t>9030 Landhöjningsskog</w:t>
-      </w:r>
-      <w:r>
-        <w:t xml:space="preserve"> (SLU Artdatabanken, 2026; Nitare &amp; Skogsstyrelsen, 2019; Miettinen &amp; Niemelä, 2018).</w:t>
-      </w:r>
-    </w:p>
-    <w:p>
-      <w:r>
-        <w:rPr>
-          <w:b/>
-        </w:rPr>
-        <w:t>Vårärt (NT)</w:t>
-      </w:r>
-      <w:r>
-        <w:t xml:space="preserve"> är en kalkgynnad mullväxt som är knuten till rik lundartad vegetation och har sin huvudsakliga förekomst i sydliga kalklövskogar, lövängen och hässlen. Den har även viktiga förekomster av reliktkaraktär i örtrika kalkgranskogar på frisk eller något fuktig mark i mellersta Sverige. Vårärt är en extra betydelsefull signalart i boreala och boreonemorala kalkgranskogar, då dessa förekomster nu är starkt fragmenterade och troligen visar på en flertusenårig ekologisk kontinuitet där spridning och etablering kan ha skett under postglaciala värmetiden. Arten tål inte dagens storskaliga skogsbruksmetoder och den kommer in på rödlistan för första gången 2025 till följd av en kraftig minskning (&gt;50%) i Riksskogstaxeringens data. Vårärt är typisk art för </w:t>
-      </w:r>
-      <w:r>
-        <w:rPr>
-          <w:i/>
-        </w:rPr>
-        <w:t xml:space="preserve">9050 Näringsrik granskog, 9020 Nordlig ädellövskog, 9160 Näringsrik ekskog </w:t>
-      </w:r>
-      <w:r>
-        <w:t xml:space="preserve">och </w:t>
-      </w:r>
-      <w:r>
-        <w:rPr>
-          <w:i/>
-        </w:rPr>
-        <w:t>9180 Ädellövskog i branter</w:t>
-      </w:r>
-      <w:r>
-        <w:t xml:space="preserve"> (Nitare &amp; Skogsstyrelsen, 2019; SLU Artdatabanken, 2026).</w:t>
-      </w:r>
-    </w:p>
-    <w:p>
-      <w:r>
-        <w:rPr>
-          <w:b/>
-        </w:rPr>
-        <w:t xml:space="preserve">Vätteros </w:t>
-      </w:r>
-      <w:r>
-        <w:t xml:space="preserve">är typisk art för </w:t>
-      </w:r>
-      <w:r>
-        <w:rPr>
-          <w:i/>
-        </w:rPr>
-        <w:t xml:space="preserve">9020 Nordlig ädellövskog </w:t>
-      </w:r>
-      <w:r>
-        <w:t>och</w:t>
-      </w:r>
-      <w:r>
-        <w:rPr>
-          <w:i/>
-        </w:rPr>
-        <w:t xml:space="preserve"> 9160 Näringsrik ekskog </w:t>
-      </w:r>
-      <w:r>
-        <w:t>(SLU Artdatabanken, 2025).</w:t>
+        <w:t>Nedan beskrivs fynd av naturvårdsarter och fridlysta arter som gjorts i det avverkningsanmälda området. I BILAGA 1 finns artfakta om fridlysta arter.</w:t>
       </w:r>
     </w:p>
     <w:p>
@@ -503,12 +91,30 @@
         <w:pStyle w:val="Heading1"/>
       </w:pPr>
       <w:r>
-        <w:t>Fridlysta arter</w:t>
+        <w:t>Naturvårdsarter</w:t>
       </w:r>
     </w:p>
     <w:p>
       <w:r>
-        <w:t>Följande fridlysta arter har sina livsmiljöer och växtplatser i den avverkningsanmälda skogen: spillkråka (NT, §4), svartvit flugsnappare (NT, §4), talltita (NT, §4), grön sköldmossa (S, §8), kungsfågel (§4), tjäder (§4), blåsippa (§9) och gullviva (§9).</w:t>
+        <w:t>I och inom 24 meter från avverkningsanmälan har följande 30 naturvårdsarter hittats: garnlav (VU, T), kattfotslav (NT, T), rynkskinn (NT, T), sårläka (NT, T), talltita (NT, §4), ullticka (NT, T), vårärt (NT, T), brandticka (S), bronshjon (S, T), bårdlav (S, T), dvärgtufs (S), granbarkgnagare (S, T), grön sköldmossa (S, T, §8), kamjordstjärna (S), korallblylav (S, T), rävticka (S, T), skinnlav (S, T), stor aspticka (S, T), stubbspretmossa (S, T), tibast (S, T), vätteros (S, T), blåsippa (T, §9), kransmossa (T), ormbär (T), spillkråka (T, §4), tjäder (T, §4), tofsmes (T, §4), kungsfågel (§4), svartvit flugsnappare (§4) och gullviva (§9). Av dessa är 7 rödlistade. För rödlistade arter har rödlistekategorin angivits inom parentes. Arter som är signalarter enligt Skogsstyrelsen har markerats med (S). Typiska arter inom Natura 2000 som är kopplade till skogsekosystem har markerats med (T). För fridlysta arter anges även paragrafen i Artskyddsförordningen som arten är fridlyst enligt.</w:t>
+      </w:r>
+    </w:p>
+    <w:p>
+      <w:r>
+        <w:t>De påträffade naturvårdsarterna är ett tydligt kvitto på att det rör sig om en skog med höga naturvärden.</w:t>
+      </w:r>
+    </w:p>
+    <w:p>
+      <w:pPr>
+        <w:pStyle w:val="Heading2"/>
+      </w:pPr>
+      <w:r>
+        <w:t>Fridlysta arter</w:t>
+      </w:r>
+    </w:p>
+    <w:p>
+      <w:r>
+        <w:t>Följande fridlysta arter har sina livsmiljöer och växtplatser i den avverkningsanmälda skogen: talltita (NT, §4), grön sköldmossa (S, T, §8), blåsippa (T, §9), spillkråka (T, §4), tjäder (T, §4), tofsmes (T, §4), kungsfågel (§4), svartvit flugsnappare (§4) och gullviva (§9).</w:t>
       </w:r>
     </w:p>
     <w:p>
@@ -683,7 +289,631 @@
     </w:p>
     <w:p>
       <w:r>
+        <w:rPr>
+          <w:b/>
+        </w:rPr>
+        <w:t>Tofsmes (§4)</w:t>
+      </w:r>
+      <w:r>
+        <w:t xml:space="preserve"> häckar i barr- och blandskog, främst i tallskog. Tofsmes är typisk art för </w:t>
+      </w:r>
+      <w:r>
+        <w:rPr>
+          <w:i/>
+        </w:rPr>
+        <w:t xml:space="preserve">9010 Taiga </w:t>
+      </w:r>
+      <w:r>
+        <w:t>(SLU Artdatabanken, 2025).</w:t>
+      </w:r>
+    </w:p>
+    <w:p>
+      <w:r>
         <w:t>I BILAGA 1 finns mer detaljerad information om ekologi samt krav på livsmiljö hos fridlysta arter.</w:t>
+      </w:r>
+    </w:p>
+    <w:p>
+      <w:pPr>
+        <w:pStyle w:val="Heading2"/>
+      </w:pPr>
+      <w:r>
+        <w:t>Övriga naturvårdsarter</w:t>
+      </w:r>
+    </w:p>
+    <w:p>
+      <w:r>
+        <w:rPr>
+          <w:b/>
+        </w:rPr>
+        <w:t xml:space="preserve">Brandticka </w:t>
+      </w:r>
+      <w:r>
+        <w:t>förekommer främst i olikåldrig fuktig granskog med mycket död ved, ofta i kärrkanter eller vid bäckar på lokaler med hög luftfuktighet. Växer huvudsakligen på grova granlågor, någon enstaka gång på tall, asp eller björk, och verkar knuten till ved som först rötats av klibbticka. Arten var tidigare rödlistad men en sentida ökning, bland annat i barkborreangripna granplanteringar i sydligaste Skandinavien har förändrat hotbilden. Populationen i landet kan påverkas negativt av kalavverkning och ett skogsbruk som innebär att mängden grova granlågor minskar. Även dikning och gallring som leder till ett torrare mikroklimat på växtplatserna kan ha negativ inverkan. För att säkerställa en gynnsam bevarandestatus på sikt bör områdesskydd av artens livsmiljöer upprättas på ett sätt som tryggar livskraftiga populationer på landskapsnivå. Vid skogsbruk bör grov död ved och skyddszoner vid kärr och vattendrag lämnas, och träd tillåtas åldras och dö på ett sätt som skapar kontinuerlig tillgång på livsmiljöer (SLU Artdatabanken, 2025).</w:t>
+      </w:r>
+    </w:p>
+    <w:p>
+      <w:r>
+        <w:rPr>
+          <w:b/>
+        </w:rPr>
+        <w:t>Bronshjon</w:t>
+      </w:r>
+      <w:r>
+        <w:t xml:space="preserve"> är en skalbagge vars larvutveckling sker under grov bark på stammar av döda eller döende barrträd, främst gran, i mindre omfattning tall. Arten är knuten till äldre, naturskogslik granskog med inslag av torkande träd. Bronshjon är typisk art för </w:t>
+      </w:r>
+      <w:r>
+        <w:rPr>
+          <w:i/>
+        </w:rPr>
+        <w:t>9010 Taiga</w:t>
+      </w:r>
+      <w:r>
+        <w:t xml:space="preserve"> (SLU Artdatabanken, 2025).</w:t>
+      </w:r>
+    </w:p>
+    <w:p>
+      <w:r>
+        <w:rPr>
+          <w:b/>
+        </w:rPr>
+        <w:t>Bårdlav</w:t>
+      </w:r>
+      <w:r>
+        <w:t xml:space="preserve"> signalerar miljöer med höga naturvärden och på lokalerna finns vanligtvis många andra ovanliga och rödlistade arter. Den visar även på platser med hög och jämn luftfuktighet. På bårdlav och andra njurlavar (Nephroma) kan de sällsynta parasiterna </w:t>
+      </w:r>
+      <w:r>
+        <w:rPr>
+          <w:i/>
+        </w:rPr>
+        <w:t xml:space="preserve">Protounguicularia nephromatis </w:t>
+      </w:r>
+      <w:r>
+        <w:t xml:space="preserve">(VU) och </w:t>
+      </w:r>
+      <w:r>
+        <w:rPr>
+          <w:i/>
+        </w:rPr>
+        <w:t xml:space="preserve">Tremella nephromatis </w:t>
+      </w:r>
+      <w:r>
+        <w:t xml:space="preserve">(DD) påträffas. Bårdlav är typisk art för </w:t>
+      </w:r>
+      <w:r>
+        <w:rPr>
+          <w:i/>
+        </w:rPr>
+        <w:t xml:space="preserve">9010 Taiga, 9020 Nordlig ädellövskog, 9070 Trädklädd betesmark, 9110 Näringsfattig bokskog, 9160 Näringsrik ekskog, 9180 Ädellövskog i branter </w:t>
+      </w:r>
+      <w:r>
+        <w:t>och</w:t>
+      </w:r>
+      <w:r>
+        <w:rPr>
+          <w:i/>
+        </w:rPr>
+        <w:t xml:space="preserve"> 9190 Näringsfattig ekskog</w:t>
+      </w:r>
+      <w:r>
+        <w:t xml:space="preserve"> (SLU Artdatabanken, 2026; Nitare &amp; Skogsstyrelsen, 2019).</w:t>
+      </w:r>
+    </w:p>
+    <w:p>
+      <w:r>
+        <w:rPr>
+          <w:b/>
+        </w:rPr>
+        <w:t>Garnlav (VU)</w:t>
+      </w:r>
+      <w:r>
+        <w:t xml:space="preserve"> är en utpräglad barrskogsart som ibland kan drapera träden i norrländska grannaturskogar med hög luftfuktighet. Den förekommer även i talldominerade bestånd där den, förutom i trädens grenverk, påträffas hängande över ojämnheter i tallbarken. Arten har minskat starkt i södra och mellersta Sverige och den minskar även i sitt nordliga utbredningsområde. Minskningstakten uppgår till 30 (20–50) % inom 50 år och överstiger gränsvärdet för Sårbar (VU). Orsaken till tillbakagången beror främst på slutavverkningar av naturskogsartade skogar. Bestånd med riklig förekomst bör regelmässigt sparas, vilket även gynnar flera andra sällsynta och rödlistade arter. Garnlav är värdväxt för den mycket sällsynta och akut hotade fjärilen barrskogslavfly (CR) som hör hemma i boreala barrskogar med riklig förekomst av värdväxten. Tidigare kunde arten konstateras årligen på flera platser vid Dala-Floda i Dalarna innan lokalerna kalavverkades. Senaste fyndet i landet av barrskogslavfly är från år 2000 då den påträffades vid Högberget i Sollefteå kommun. Garnlav är typisk art för </w:t>
+      </w:r>
+      <w:r>
+        <w:rPr>
+          <w:i/>
+        </w:rPr>
+        <w:t xml:space="preserve">9010 Taiga </w:t>
+      </w:r>
+      <w:r>
+        <w:t>och</w:t>
+      </w:r>
+      <w:r>
+        <w:rPr>
+          <w:i/>
+        </w:rPr>
+        <w:t xml:space="preserve"> 9070 Trädklädd betesmark</w:t>
+      </w:r>
+      <w:r>
+        <w:t xml:space="preserve"> (SLU Artdatabanken, 2026).</w:t>
+      </w:r>
+    </w:p>
+    <w:p>
+      <w:r>
+        <w:rPr>
+          <w:b/>
+        </w:rPr>
+        <w:t xml:space="preserve">Granbarkgnagare </w:t>
+      </w:r>
+      <w:r>
+        <w:t xml:space="preserve">är en skalbagge vars larvutveckling sker i den tjocka ytterbarken på gamla och mycket grova levande granar. Man lägger lätt märke till angreppen på träden eftersom flera grova kläckhål ligger ganska tätt intill varandra på de grövre barkåsarna. Kläckhålen är runda och ca 1,5 mm breda. Granbarkgnagare är typisk art för </w:t>
+      </w:r>
+      <w:r>
+        <w:rPr>
+          <w:i/>
+        </w:rPr>
+        <w:t xml:space="preserve">9010 Taiga </w:t>
+      </w:r>
+      <w:r>
+        <w:t>(Ehnström, 2002; SLU Artdatabanken, 2025).</w:t>
+      </w:r>
+    </w:p>
+    <w:p>
+      <w:r>
+        <w:rPr>
+          <w:b/>
+        </w:rPr>
+        <w:t xml:space="preserve">Kattfotslav (NT) </w:t>
+      </w:r>
+      <w:r>
+        <w:t xml:space="preserve">är en mycket god signalart i hela sitt svenska utbredningsområde och skogsbestånd med kattfotslav är alltid värdefulla ur naturvårdssynpunkt. Arten indikerar dels ett mikroklimat med konstant hög luftfuktighet, dels kontinuitet av äldre träd och god trädslutenhet. Trots att den är vanligare i sydvästra Sverige växer den enbart i skogsbestånd med höga naturvärden. Den är känslig för skogliga ingrepp som kan förändra lokal- och mikroklimat. Kattfotslav är typisk art för </w:t>
+      </w:r>
+      <w:r>
+        <w:rPr>
+          <w:i/>
+        </w:rPr>
+        <w:t xml:space="preserve">9010 Taiga, 9160 Näringsrik ekskog </w:t>
+      </w:r>
+      <w:r>
+        <w:t>och</w:t>
+      </w:r>
+      <w:r>
+        <w:rPr>
+          <w:i/>
+        </w:rPr>
+        <w:t xml:space="preserve"> 9190 Näringsfattig ekskog</w:t>
+      </w:r>
+      <w:r>
+        <w:t xml:space="preserve"> (Nitare &amp; Skogsstyrelsen, 2019; SLU Artdatabanken, 2026).</w:t>
+      </w:r>
+    </w:p>
+    <w:p>
+      <w:r>
+        <w:rPr>
+          <w:b/>
+        </w:rPr>
+        <w:t>Korallblylav</w:t>
+      </w:r>
+      <w:r>
+        <w:t xml:space="preserve"> växer på bark av asp, ask, rönn, sälg, bok och lönn och signalerar överallt skogsbestånd med höga naturvärden och den följs nästan alltid av andra ovanliga och rödlistade arter. Den indikerar hög och jämn luftfuktighet och växer främst i områden med lång skoglig kontinuitet där det funnits ett ständigt inslag av gamla lövträd. Korallblylav är typisk art för </w:t>
+      </w:r>
+      <w:r>
+        <w:rPr>
+          <w:i/>
+        </w:rPr>
+        <w:t xml:space="preserve">9020 Nordlig ädellövskog, 9070 Trädklädd betesmark, 9160 Näringsrik ekskog, 9180 Ädellövskog i branter </w:t>
+      </w:r>
+      <w:r>
+        <w:t>och</w:t>
+      </w:r>
+      <w:r>
+        <w:rPr>
+          <w:i/>
+        </w:rPr>
+        <w:t xml:space="preserve"> 9190 Näringsfattig ekskog</w:t>
+      </w:r>
+      <w:r>
+        <w:t xml:space="preserve"> (SLU Artdatabanken, 2024; Nitare &amp; Skogsstyrelsen, 2019).</w:t>
+      </w:r>
+    </w:p>
+    <w:p>
+      <w:r>
+        <w:rPr>
+          <w:b/>
+        </w:rPr>
+        <w:t>Kransmossa</w:t>
+      </w:r>
+      <w:r>
+        <w:t xml:space="preserve"> är typisk art för </w:t>
+      </w:r>
+      <w:r>
+        <w:rPr>
+          <w:i/>
+        </w:rPr>
+        <w:t xml:space="preserve">9050 Näringsrik granskog </w:t>
+      </w:r>
+      <w:r>
+        <w:t xml:space="preserve">och </w:t>
+      </w:r>
+      <w:r>
+        <w:rPr>
+          <w:i/>
+        </w:rPr>
+        <w:t xml:space="preserve">6170 Alpina kalkgräsmarker </w:t>
+      </w:r>
+      <w:r>
+        <w:t>(SLU Artdatabanken, 2025).</w:t>
+      </w:r>
+    </w:p>
+    <w:p>
+      <w:r>
+        <w:rPr>
+          <w:b/>
+        </w:rPr>
+        <w:t>Ormbär</w:t>
+      </w:r>
+      <w:r>
+        <w:t xml:space="preserve"> är typisk art för </w:t>
+      </w:r>
+      <w:r>
+        <w:rPr>
+          <w:i/>
+        </w:rPr>
+        <w:t xml:space="preserve">9050 Näringsrik granskog </w:t>
+      </w:r>
+      <w:r>
+        <w:t>(SLU Artdatabanken, 2025).</w:t>
+      </w:r>
+    </w:p>
+    <w:p>
+      <w:r>
+        <w:rPr>
+          <w:b/>
+        </w:rPr>
+        <w:t>Rynkskinn (NT)</w:t>
+      </w:r>
+      <w:r>
+        <w:t xml:space="preserve"> är en vednedbrytare som växer på grova granlågor och ingår i en karaktäristisk association av vedsvampar knutna till urskogsartade barrskogar. Den har klassificerats som en “urskogsindikator” och är placerad i toppen av Skogsstyrelsens värdepyramid för bedömning av skog med höga naturvärden. Allt tyder på att rynkskinn är mycket känslig för skogliga ingrepp och lokalerna, som oftast har höga biologiska kvaliteter, bör lämnas till fri utveckling. Rynkskinn är typisk art för </w:t>
+      </w:r>
+      <w:r>
+        <w:rPr>
+          <w:i/>
+        </w:rPr>
+        <w:t xml:space="preserve">9010 Taiga, 9050 Näringsrik granskog </w:t>
+      </w:r>
+      <w:r>
+        <w:t>och</w:t>
+      </w:r>
+      <w:r>
+        <w:rPr>
+          <w:i/>
+        </w:rPr>
+        <w:t xml:space="preserve"> 9030 Landhöjningsskog</w:t>
+      </w:r>
+      <w:r>
+        <w:t xml:space="preserve"> (Nitare &amp; Skogsstyrelsen, 2019; SLU Artdatabanken, 2026).</w:t>
+      </w:r>
+    </w:p>
+    <w:p>
+      <w:r>
+        <w:rPr>
+          <w:b/>
+        </w:rPr>
+        <w:t>Rävticka</w:t>
+      </w:r>
+      <w:r>
+        <w:t xml:space="preserve"> är typisk art för </w:t>
+      </w:r>
+      <w:r>
+        <w:rPr>
+          <w:i/>
+        </w:rPr>
+        <w:t xml:space="preserve">9010 Taiga </w:t>
+      </w:r>
+      <w:r>
+        <w:t>(SLU Artdatabanken, 2025).</w:t>
+      </w:r>
+    </w:p>
+    <w:p>
+      <w:r>
+        <w:rPr>
+          <w:b/>
+        </w:rPr>
+        <w:t xml:space="preserve">Skinnlav </w:t>
+      </w:r>
+      <w:r>
+        <w:t xml:space="preserve">förekommer på diverse lövträd, främst på gammal asp och sälg. Den påträffas främst i områden med lång kontinuitet av grova lövträd och signalerar skogsmark med höga naturvärden. På lokalerna förekommer som regel ett flertal andra ovanliga eller rödlistade lavar. I likhet med gelélavarna, etablerar sig skinnlaven i skogsmark på grova aspar i sena lövsuccessioner. Skinnlav är typisk art för </w:t>
+      </w:r>
+      <w:r>
+        <w:rPr>
+          <w:i/>
+        </w:rPr>
+        <w:t xml:space="preserve">9010 Taiga, 9020 Nordlig ädellövskog </w:t>
+      </w:r>
+      <w:r>
+        <w:t xml:space="preserve">och </w:t>
+      </w:r>
+      <w:r>
+        <w:rPr>
+          <w:i/>
+        </w:rPr>
+        <w:t xml:space="preserve">9070 Trädklädd betesmark </w:t>
+      </w:r>
+      <w:r>
+        <w:t>(Nitare &amp; Skogsstyrelsen, 2019; SLU Artdatabanken, 2025).</w:t>
+      </w:r>
+    </w:p>
+    <w:p>
+      <w:r>
+        <w:rPr>
+          <w:b/>
+        </w:rPr>
+        <w:t>Stor aspticka</w:t>
+      </w:r>
+      <w:r>
+        <w:t xml:space="preserve"> är knuten till gamla levande aspar och orsakar karaktäristiska inbuktningar i stammen (så kallad nekroser). Slutavverknings- och gallringsåtgärder i löv- och blandskogsbestånd som innebär att tillgången på grov asp minskar är ett hot mot arten. Det är viktigt att äldre aspar och aspbestånd sparas och för att gynna arten på sikt bör aspinslagen i t.ex. bergbranter, raviner, skogsbryn och kring äldre odlingsmarker generellt sparas i större utsträckning än vad som görs idag. Stor aspticka är typisk art för </w:t>
+      </w:r>
+      <w:r>
+        <w:rPr>
+          <w:i/>
+        </w:rPr>
+        <w:t xml:space="preserve">9010 Taiga </w:t>
+      </w:r>
+      <w:r>
+        <w:t xml:space="preserve">och </w:t>
+      </w:r>
+      <w:r>
+        <w:rPr>
+          <w:i/>
+        </w:rPr>
+        <w:t>9030 Landhöjningsskog</w:t>
+      </w:r>
+      <w:r>
+        <w:t xml:space="preserve"> (SLU Artdatabanken, 2024; Nitare &amp; Skogsstyrelsen, 2019).</w:t>
+      </w:r>
+    </w:p>
+    <w:p>
+      <w:r>
+        <w:rPr>
+          <w:b/>
+        </w:rPr>
+        <w:t>Stubbspretmossa</w:t>
+      </w:r>
+      <w:r>
+        <w:t xml:space="preserve"> växer på ved i rika löv- och barrskogar med relativt hög luftfuktighet och indikerar fuktiga skogsmiljöer med gott om murken ved och ofta höga naturvärden. Stubbspretmossa är typisk art för </w:t>
+      </w:r>
+      <w:r>
+        <w:rPr>
+          <w:i/>
+        </w:rPr>
+        <w:t>9020 Nordlig ädellövskog</w:t>
+      </w:r>
+      <w:r>
+        <w:t xml:space="preserve"> (SLU Artdatabanken, 2024).</w:t>
+      </w:r>
+    </w:p>
+    <w:p>
+      <w:r>
+        <w:rPr>
+          <w:b/>
+        </w:rPr>
+        <w:t>Sårläka (NT)</w:t>
+      </w:r>
+      <w:r>
+        <w:t xml:space="preserve"> växer på mullrik mark i skuggiga eller halvskuggiga lövskogar och lundar men också i örtrika kalkbarrskogar. Arten ingår i en exklusiv lundflora som bara uppträder i de allra rikaste kalkbarrskogarna söder om den biologiska norrlandsgränsen. I ädellövskogar och lundar är den också knuten till områden med en mycket rik mångfald av naturvårdsarter. Enligt Riksskogstaxeringens data förefaller den ha minskat kraftigt (&gt;50%) vilket troligen kan förklaras av det storskaliga skogsbruket med kalhyggen. Sårläka är typisk art för </w:t>
+      </w:r>
+      <w:r>
+        <w:rPr>
+          <w:i/>
+        </w:rPr>
+        <w:t xml:space="preserve">9050 Näringsrik granskog, 9020 Nordlig ädellövskog, 9130 Näringsrik bokskog </w:t>
+      </w:r>
+      <w:r>
+        <w:t xml:space="preserve">och </w:t>
+      </w:r>
+      <w:r>
+        <w:rPr>
+          <w:i/>
+        </w:rPr>
+        <w:t>9160 Näringsrik ekskog</w:t>
+      </w:r>
+      <w:r>
+        <w:t xml:space="preserve"> samt värdväxt för den rödlistade fjärilen sårläkeplattmal (NT) (SLU Artdatabanken, 2026; Nitare &amp; Skogsstyrelsen, 2019).</w:t>
+      </w:r>
+    </w:p>
+    <w:p>
+      <w:r>
+        <w:rPr>
+          <w:b/>
+        </w:rPr>
+        <w:t>Tibast</w:t>
+      </w:r>
+      <w:r>
+        <w:t xml:space="preserve"> är en kalkgynnad buske som växer på mullrik, frisk eller svagt fuktig mark, exempelvis i gamla kalkgranskogar, lövträdslundar, varma källpåverkade sluttningar och exklusiva biotoper kopplade till vattendrag. Förekomster i gammal skog visar på höga naturvärden och bör alltid noteras i samband med naturvärdesinventeringar. Tibast är typisk art för </w:t>
+      </w:r>
+      <w:r>
+        <w:rPr>
+          <w:i/>
+        </w:rPr>
+        <w:t>9050 Näringsrik granskog</w:t>
+      </w:r>
+      <w:r>
+        <w:t xml:space="preserve"> och värdväxt för de två fjärilsarterna större tibastmal och brun tibastmal (CR) (SLU Artdatabanken, 2024; Nitare &amp; Skogsstyrelsen, 2019).</w:t>
+      </w:r>
+    </w:p>
+    <w:p>
+      <w:r>
+        <w:rPr>
+          <w:b/>
+        </w:rPr>
+        <w:t>Ullticka (NT)</w:t>
+      </w:r>
+      <w:r>
+        <w:t xml:space="preserve"> är knuten till restbestånd av barrnaturskog och förekommer med ett tydligt optimum i orörda eller måttligt påverkade gamla granskogar där det föreligger viss kontinuitet av grov död ved. Ullticka är en bra signalart inom hela sitt utbredningsområde och i södra Sverige är den sällsynt och en god signalart för skyddsvärda granskogsmiljöer. Den hotas av avverkning och fragmentering av naturskog och äldre granskog med lång trädkontinuitet. På ullticka kan ibland ulltickeporing (VU) påträffas - det är en sällsynt ticka som nyligen delats upp i de tre olika arterna ulltickeporing </w:t>
+      </w:r>
+      <w:r>
+        <w:rPr>
+          <w:i/>
+        </w:rPr>
+        <w:t xml:space="preserve">Skeletocutis brevispora </w:t>
+      </w:r>
+      <w:r>
+        <w:t>(VU)</w:t>
+      </w:r>
+      <w:r>
+        <w:rPr>
+          <w:i/>
+        </w:rPr>
+        <w:t>, Skeletocutis delicata</w:t>
+      </w:r>
+      <w:r>
+        <w:t xml:space="preserve"> (VU)</w:t>
+      </w:r>
+      <w:r>
+        <w:rPr>
+          <w:i/>
+        </w:rPr>
+        <w:t xml:space="preserve"> och Skeletocutis exilis</w:t>
+      </w:r>
+      <w:r>
+        <w:t xml:space="preserve"> (NT). Ullticka är typisk art för </w:t>
+      </w:r>
+      <w:r>
+        <w:rPr>
+          <w:i/>
+        </w:rPr>
+        <w:t xml:space="preserve">9010 Taiga, 9050 Näringsrik granskog </w:t>
+      </w:r>
+      <w:r>
+        <w:t xml:space="preserve">och </w:t>
+      </w:r>
+      <w:r>
+        <w:rPr>
+          <w:i/>
+        </w:rPr>
+        <w:t>9030 Landhöjningsskog</w:t>
+      </w:r>
+      <w:r>
+        <w:t xml:space="preserve"> (SLU Artdatabanken, 2026; Nitare &amp; Skogsstyrelsen, 2019; Miettinen &amp; Niemelä, 2018).</w:t>
+      </w:r>
+    </w:p>
+    <w:p>
+      <w:r>
+        <w:rPr>
+          <w:b/>
+        </w:rPr>
+        <w:t>Vårärt (NT)</w:t>
+      </w:r>
+      <w:r>
+        <w:t xml:space="preserve"> är en kalkgynnad mullväxt som är knuten till rik lundartad vegetation och har sin huvudsakliga förekomst i sydliga kalklövskogar, lövängen och hässlen. Den har även viktiga förekomster av reliktkaraktär i örtrika kalkgranskogar på frisk eller något fuktig mark i mellersta Sverige. Vårärt är en extra betydelsefull signalart i boreala och boreonemorala kalkgranskogar, då dessa förekomster nu är starkt fragmenterade och troligen visar på en flertusenårig ekologisk kontinuitet där spridning och etablering kan ha skett under postglaciala värmetiden. Arten tål inte dagens storskaliga skogsbruksmetoder och den kommer in på rödlistan för första gången 2025 till följd av en kraftig minskning (&gt;50%) i Riksskogstaxeringens data. Vårärt är typisk art för </w:t>
+      </w:r>
+      <w:r>
+        <w:rPr>
+          <w:i/>
+        </w:rPr>
+        <w:t xml:space="preserve">9050 Näringsrik granskog, 9020 Nordlig ädellövskog, 9160 Näringsrik ekskog </w:t>
+      </w:r>
+      <w:r>
+        <w:t xml:space="preserve">och </w:t>
+      </w:r>
+      <w:r>
+        <w:rPr>
+          <w:i/>
+        </w:rPr>
+        <w:t>9180 Ädellövskog i branter</w:t>
+      </w:r>
+      <w:r>
+        <w:t xml:space="preserve"> (Nitare &amp; Skogsstyrelsen, 2019; SLU Artdatabanken, 2026).</w:t>
+      </w:r>
+    </w:p>
+    <w:p>
+      <w:r>
+        <w:rPr>
+          <w:b/>
+        </w:rPr>
+        <w:t xml:space="preserve">Vätteros </w:t>
+      </w:r>
+      <w:r>
+        <w:t xml:space="preserve">är typisk art för </w:t>
+      </w:r>
+      <w:r>
+        <w:rPr>
+          <w:i/>
+        </w:rPr>
+        <w:t xml:space="preserve">9020 Nordlig ädellövskog </w:t>
+      </w:r>
+      <w:r>
+        <w:t>och</w:t>
+      </w:r>
+      <w:r>
+        <w:rPr>
+          <w:i/>
+        </w:rPr>
+        <w:t xml:space="preserve"> 9160 Näringsrik ekskog </w:t>
+      </w:r>
+      <w:r>
+        <w:t>(SLU Artdatabanken, 2025).</w:t>
+      </w:r>
+    </w:p>
+    <w:p>
+      <w:pPr>
+        <w:pStyle w:val="Heading1"/>
+      </w:pPr>
+      <w:r>
+        <w:t>Typiska arter och EU:s art- och habitatdirektiv</w:t>
+      </w:r>
+    </w:p>
+    <w:p>
+      <w:r>
+        <w:t>Typiska arter används för att lokalisera områden med gynnsam bevarandestatus för de naturtyper som är listade i EU:s art- och habitatdirektiv. Ett exempel är Västlig taiga (EU-kod 9010) som saknar gynnsam bevarandestatus och minskar starkt som naturtyp i Sverige. Naturvårdsverket skriver i sin vägledning för Västlig taiga att dylika miljöer förutsätter normalt att skogarna skyddas långsiktigt, eftersom skogsbruk inte är förenligt med bevarande av naturtypen i gynnsamt tillstånd (Naturvårdsverket, 2011).</w:t>
+      </w:r>
+    </w:p>
+    <w:p>
+      <w:r>
+        <w:t>Följande typiska arter har sina livsmiljöer och växtplatser i den avverkningsanmälda skogen: garnlav (VU, T), kattfotslav (NT, T), rynkskinn (NT, T), sårläka (NT, T), ullticka (NT, T), vårärt (NT, T), bronshjon (S, T), bårdlav (S, T), granbarkgnagare (S, T), grön sköldmossa (S, T, §8), korallblylav (S, T), rävticka (S, T), skinnlav (S, T), stor aspticka (S, T), stubbspretmossa (S, T), tibast (S, T), vätteros (S, T), blåsippa (T, §9), kransmossa (T), ormbär (T), spillkråka (T, §4), tjäder (T, §4) och tofsmes (T, §4).</w:t>
+      </w:r>
+    </w:p>
+    <w:p>
+      <w:r>
+        <w:t>Enligt Sveriges Artikel 17 rapportering 2013 och 2019 till EU, har naturtypen Västlig taiga (9010) dålig bevarandestatus med negativ trend inom Sveriges boreala region. Skogsbruksåtgärder som avverkning, röjning och gallring pekas ut som några av de främst bidragande orsakerna till naturtypens dåliga status och negativa trend (SLU Artdatabanken, 2019). I EU:s uppföljning av tillståndet för naturtyperna i Skandinavien 2013 – 2018 framgår det att i den boreala regionen är tillståndet så dåligt för Västlig taiga (9010) att habitatet löper allvarlig risk att försvinna regionalt (EEA, 2022). Det allvarliga läget för den biologiska mångfalden i skogen framhålls även i Skogsstyren rapport 2026/07:</w:t>
+      </w:r>
+    </w:p>
+    <w:p>
+      <w:r>
+        <w:rPr>
+          <w:i/>
+        </w:rPr>
+        <w:t>"All avverkning av kända skogliga värdekärnor och sannolika kontinuitetsskogar behöver upphöra för att fylla bristen om 1,56 miljoner hektar bevarad livsmiljötyp. På grund av begränsade kvarvarande arealer av värdekärnor, naturskogar och kontinuitetsskogar leder fortsatt förlust av dessa till en påtaglig risk för långsiktigt negativa effekter för biologisk mångfald i skogslandskapet. Att de återstående arealerna bevaras och ges ett långsiktigt skydd bedöms därför vara av avgörande betydelse."</w:t>
+      </w:r>
+      <w:r>
+        <w:t xml:space="preserve"> (Skogsstyrelsen, 2026).</w:t>
+      </w:r>
+    </w:p>
+    <w:p>
+      <w:r>
+        <w:t>Trots detta har statusen för Västlig taiga ändrats till otillräcklig i stället för dålig i den senaste Artikel 17 rapporteringen 2025. Av Naturvårdsverkets rapport framgår det dock att de ändrade statusbedömningarna jämfört med rapporteringen 2019 inte beror på faktiska miljöförändringar. Ändringarna är av teknisk karaktär och främst en följd av resultaten från genomförda regeringsuppdrag och beslut inför rapporteringen 2025. Det är alltså politisk styrning i stället för faktiska förhållanden i naturen som ändrat på naturtypernas status i rapporteringen, vilket rimmar dåligt med såväl art- och habitatdirektivets syften och mål som med naturrestaureringsförordningen. I praktiken har dock Sveriges nya sätt att rapportera bevarandestatus till EU inte någon betydelse eftersom Naturvårdsverkets rapportering 2025 visar att Västlig taiga</w:t>
+      </w:r>
+      <w:r>
+        <w:rPr>
+          <w:b/>
+        </w:rPr>
+        <w:t xml:space="preserve"> </w:t>
+      </w:r>
+      <w:r>
+        <w:t>inte har gynnsam bevarandestatus.</w:t>
+      </w:r>
+    </w:p>
+    <w:p>
+      <w:r>
+        <w:t>Åtgärder som vidtas i enlighet med art- och habitatdirektivet ska enligt Artikel 2 syfta till att bibehålla eller återställa en gynnsam bevarandestatus hos livsmiljöer samt arter och vilda djur och växter av gemenskapsintresse. Enligt prejudikat från EU-domstolen ska en skogsbruksverksamhet utföras på ett sådant sätt som utgör ett förebyggande och hållbart skogsbruk för att betraktas som förenlig med bevarandekraven i direktivet (se EU-domstolens dom i de förenade målen C 473-19 och C 474-19).</w:t>
+      </w:r>
+    </w:p>
+    <w:p>
+      <w:r>
+        <w:t xml:space="preserve">Av artikel 1.e samma direktiv framgår att en livsmiljös bevarandestatus anses " gynnsam" när — dess naturliga utbredningsområde och de ytor den täcker inom detta område är stabila eller ökande, och — den särskilda struktur och de särskilda funktioner som är nödvändiga för att den skall kunna bibehållas på lång sikt finns, och sannolikt kommer att finnas under en överskådlig framtid, och — bevarandestatusen hos dess </w:t>
+      </w:r>
+      <w:r>
+        <w:rPr>
+          <w:b/>
+        </w:rPr>
+        <w:t>typiska arter</w:t>
+      </w:r>
+      <w:r>
+        <w:t xml:space="preserve"> är gynnsam enligt definitionen i artikel 1.i.</w:t>
+      </w:r>
+    </w:p>
+    <w:p>
+      <w:r>
+        <w:t>EU-direktiv är bindande för EU:s medlemsländer varvid det ankommer på Skogsstyrelsen som nationell tillsynsmyndighet att beakta syftet med EU:s art- och habitatdirektiv vid prövningen av en skogsbruksverksamhet, se Rådets direktiv 92/43/EEG. Se ytterligare information om EU:s livsmiljödirektiv i bilaga 2.</w:t>
       </w:r>
     </w:p>
     <w:p>
@@ -1147,6 +1377,254 @@
       </w:r>
       <w:r>
         <w:t>SLU Artdatabanken, Uppsala</w:t>
+      </w:r>
+    </w:p>
+    <w:p>
+      <w:r>
+        <w:br w:type="page"/>
+      </w:r>
+    </w:p>
+    <w:p>
+      <w:pPr>
+        <w:pStyle w:val="Title"/>
+      </w:pPr>
+      <w:r>
+        <w:t>BILAGA 2 – EU:s art- och habitatdirektiv, fågeldirektiv och naturrestaureringsförordning</w:t>
+      </w:r>
+    </w:p>
+    <w:p>
+      <w:pPr>
+        <w:pStyle w:val="Heading2"/>
+      </w:pPr>
+      <w:r>
+        <w:t>Förenlighet med EU-direktiv</w:t>
+      </w:r>
+    </w:p>
+    <w:p>
+      <w:r>
+        <w:t>EU-direktiv är bindande för EU:s medlemsländer varvid det ankommer på Skogsstyrelsen som nationell tillsynsmyndighet att beakta syftet med EU:s art- och habitatdirektiv respektive fågeldirektiv vid prövningen av en skogsbruksverksamhet, se Rådets direktiv 92/43/EEG samt 2009/147/EG. Nationella regler som omfattas av ett EU-direktiv ska enligt fast rättspraxis tolkas i enlighet med direktivet, vilket medför en skyldighet för myndigheten att tolka bestämmelser i nationell rätt i ljuset av direktivets ordalydelse, sammanhang och de mål som eftersträvas med direktivet (se EU-domstolens dom i mål C 477/19).</w:t>
+      </w:r>
+    </w:p>
+    <w:p>
+      <w:r>
+        <w:t>EU:s medlemsstater åläggs i Artikel 3 i fågeldirektivet generella skyldigheter avseende skydd, bevarande och återställande av tillräckligt stora och varierande livsmiljöer för de fågelarter som omfattas av direktivet. Medlemsstaterna ska vidta de åtgärder som är nödvändiga för att bibehålla populationen av fågelarterna på en nivå som svarar särskilt mot ekologiska, vetenskapliga och kulturella behov, eller återupprätta populationen av dessa arter till en sådan nivå (se Europaparlamentets och rådets direktiv 2009/147/EG).</w:t>
+      </w:r>
+    </w:p>
+    <w:p>
+      <w:r>
+        <w:t>Åtgärder som vidtas i enlighet med art- och habitatdirektivet (92/43/EEG) ska enligt Artikel 2 syfta till att bibehålla eller återställa en gynnsam bevarandestatus hos livsmiljöer samt arter och vilda djur och växter av gemenskapsintresse. Enligt prejudikat från EU-domstolen ska en skogsbruksverksamhet utföras på ett sådant sätt som utgör ett förebyggande och hållbart skogsbruk för att betraktas som förenlig med bevarandekraven i direktivet (se EU-domstolens dom i de förenade målen C 473-19 och C 474-19).</w:t>
+      </w:r>
+    </w:p>
+    <w:p>
+      <w:r>
+        <w:t xml:space="preserve">Av artikel 1.e samma direktiv framgår att en livsmiljös bevarandestatus anses " gynnsam" när — dess naturliga utbredningsområde och de ytor den täcker inom detta område är stabila eller ökande, och — den särskilda struktur och de särskilda funktioner som är nödvändiga för att den skall kunna bibehållas på lång sikt finns, och sannolikt kommer att finnas under en överskådlig framtid, och — bevarandestatusen hos dess </w:t>
+      </w:r>
+      <w:r>
+        <w:rPr>
+          <w:b/>
+        </w:rPr>
+        <w:t>typiska arter</w:t>
+      </w:r>
+      <w:r>
+        <w:t xml:space="preserve"> är gynnsam enligt definitionen i artikel 1.i. Typiska arter används för att lokalisera områden med gynnsam bevarandestatus för de naturtyper som ingår i EU:s art- och habitatdirektiv.</w:t>
+      </w:r>
+    </w:p>
+    <w:p>
+      <w:r>
+        <w:t>Västlig taiga (EU-kod 9010) saknar gynnsam bevarandestatus och minskar starkt som naturtyp i Sverige. Naturvårdsverket skriver i sin vägledning för västlig taiga att dylika miljöer förutsätter normalt att skogarna skyddas långsiktigt, eftersom skogsbruk inte är förenligt med bevarande av naturtypen i gynnsamt tillstånd (Naturvårdsverket, 2011). Enligt Sveriges Artikel 17 rapportering 2013 och 2019 till EU, har naturtypen Västlig taiga (9010) dålig bevarandestatus med negativ trend inom Sveriges boreala region. Skogsbruksåtgärder som avverkning, röjning och gallring pekas ut som några av de främst bidragande orsakerna till naturtypens dåliga status och negativa trend (SLU Artdatabanken, 2019). I EU:s uppföljning av tillståndet för naturtyperna i Skandinavien 2013 – 2018 framgår det att i den boreala regionen är tillståndet så dåligt för Västlig taiga (9010) att habitatet löper allvarlig risk att försvinna regionalt (EEA, 2022). Det allvarliga läget för den biologiska mångfalden i skogen framhålls även i Skogsstyren rapport 2026/07:</w:t>
+      </w:r>
+    </w:p>
+    <w:p>
+      <w:r>
+        <w:rPr>
+          <w:i/>
+        </w:rPr>
+        <w:t>"All avverkning av kända skogliga värdekärnor och sannolika kontinuitetsskogar behöver upphöra för att fylla bristen om 1,56 miljoner hektar bevarad livsmiljötyp. På grund av begränsade kvarvarande arealer av värdekärnor, naturskogar och kontinuitetsskogar leder fortsatt förlust av dessa till en påtaglig risk för långsiktigt negativa effekter för biologisk mångfald i skogslandskapet. Att de återstående arealerna bevaras och ges ett långsiktigt skydd bedöms därför vara av avgörande betydelse."</w:t>
+      </w:r>
+      <w:r>
+        <w:t xml:space="preserve"> (Skogsstyrelsen, 2026).</w:t>
+      </w:r>
+    </w:p>
+    <w:p>
+      <w:pPr>
+        <w:pStyle w:val="Caption"/>
+      </w:pPr>
+      <w:r>
+        <w:drawing>
+          <wp:inline xmlns:a="http://schemas.openxmlformats.org/drawingml/2006/main" xmlns:pic="http://schemas.openxmlformats.org/drawingml/2006/picture">
+            <wp:extent cx="5486400" cy="2905862"/>
+            <wp:docPr id="2" name="Picture 2"/>
+            <wp:cNvGraphicFramePr>
+              <a:graphicFrameLocks noChangeAspect="1"/>
+            </wp:cNvGraphicFramePr>
+            <a:graphic>
+              <a:graphicData uri="http://schemas.openxmlformats.org/drawingml/2006/picture">
+                <pic:pic>
+                  <pic:nvPicPr>
+                    <pic:cNvPr id="0" name="uppföljning av västlig taiga.jpeg"/>
+                    <pic:cNvPicPr/>
+                  </pic:nvPicPr>
+                  <pic:blipFill>
+                    <a:blip r:embed="rId17"/>
+                    <a:stretch>
+                      <a:fillRect/>
+                    </a:stretch>
+                  </pic:blipFill>
+                  <pic:spPr>
+                    <a:xfrm>
+                      <a:off x="0" y="0"/>
+                      <a:ext cx="5486400" cy="2905862"/>
+                    </a:xfrm>
+                    <a:prstGeom prst="rect"/>
+                  </pic:spPr>
+                </pic:pic>
+              </a:graphicData>
+            </a:graphic>
+          </wp:inline>
+        </w:drawing>
+      </w:r>
+    </w:p>
+    <w:p>
+      <w:pPr>
+        <w:pStyle w:val="Caption"/>
+      </w:pPr>
+      <w:r>
+        <w:t>EU:s uppföljning av tillståndet för naturtypen Västlig taiga 9010 i Skandinavien 2013 - 2018. Av kartan framgår det att i den boreala regionen är tillståndet så dåligt (röd färg) att habitatet löper allvarlig risk att försvinna regionalt. Källa: European Environment Agency. https:// eunis.eea.europoa.eu/habitats/10176.</w:t>
+      </w:r>
+    </w:p>
+    <w:p>
+      <w:r>
+        <w:t>Trots det allvarliga läget har statusen för Västlig taiga ändrats till otillräcklig i stället för dålig i den senaste Artikel 17 rapporteringen 2025. Av Naturvårdsverkets rapport framgår det dock att de ändrade statusbedömningarna jämfört med rapporteringen 2019 inte beror på faktiska miljöförändringar. Ändringarna är av teknisk karaktär och främst en följd av resultaten från genomförda regeringsuppdrag och beslut inför rapporteringen 2025. Det är alltså politisk styrning i stället för faktiska förhållanden i naturen som ändrat på naturtypernas status i rapporteringen, vilket rimmar dåligt med såväl art- och habitatdirektivets syften och mål som med naturrestaureringsförordningen. I praktiken har dock Sveriges nya sätt att rapportera bevarandestatus till EU inte någon betydelse eftersom Naturvårdsverkets rapportering 2025 visar att Västlig taiga inte har gynnsam bevarandestatus.</w:t>
+      </w:r>
+    </w:p>
+    <w:p>
+      <w:pPr>
+        <w:pStyle w:val="Heading2"/>
+      </w:pPr>
+      <w:r>
+        <w:t>EU:s naturrestaureringsförordning</w:t>
+      </w:r>
+    </w:p>
+    <w:p>
+      <w:r>
+        <w:t>Enligt EU:s naturrestaureringsförordning (EU 2024/1991) ska minst 20 % av landområden och minst 20 % av havsarealen vara restaurerad senast 2030, samt alla ekosystem som är i behov av restaurering senast 2050. Det framgår också av förordningen att det är viktigt att livsmiljötyperna inte försämras innan eller efter att restaureringar genomförts, se exempelvis punkt 37 förordningen.</w:t>
+      </w:r>
+    </w:p>
+    <w:p>
+      <w:r>
+        <w:t>”</w:t>
+      </w:r>
+      <w:r>
+        <w:rPr>
+          <w:i/>
+        </w:rPr>
+        <w:t>Det är viktigt att medlemsstaterna vidtar åtgärder som syftar till att säkerställa att tillståndet för områden som täcks av livsmiljötyper som omfattas av denna förordning och som omfattas av restaureringsåtgärder uppvisar en kontinuerlig förbättring till dess att de uppnår ett gott tillstånd, och att medlemsstaterna vidtar åtgärder som syftar till att säkerställa att dessa livsmiljötyper, när de har uppnått ett gott tillstånd, inte försämras avsevärt, så att det långsiktiga bibehållandet eller uppnåendet av gott tillstånd inte äventyras. (..) Det är också viktigt att medlemsstaterna anstränger sig för att förhindra avsevärd försämring av områden som täcks av sådana livsmiljötyper som antingen redan är i gott skick eller som inte är i gott skick men ännu inte omfattas av restaureringsåtgärder.”</w:t>
+      </w:r>
+    </w:p>
+    <w:p>
+      <w:r>
+        <w:rPr>
+          <w:b/>
+          <w:i/>
+        </w:rPr>
+        <w:t>Artikel 4(12):</w:t>
+      </w:r>
+    </w:p>
+    <w:p>
+      <w:r>
+        <w:rPr>
+          <w:i/>
+        </w:rPr>
+        <w:t>Utan att det påverkar tillämpningen av direktiv 92/43/EEG ska medlemsstaterna, senast den dag då deras nationella restaureringsplaner offentliggörs i enlighet med artikel 17.6 i denna förordning, eftersträva att genomföra de åtgärder som krävs för att förhindra avsevärd försämring av områden där de livsmiljötyper som förtecknas i bilaga I till denna förordning förekommer och som är i gott tillstånd eller som krävs för att uppnå de restaureringsmål som anges i punkt 17 i den här artikeln.</w:t>
+      </w:r>
+    </w:p>
+    <w:p>
+      <w:r>
+        <w:rPr>
+          <w:b/>
+          <w:i/>
+        </w:rPr>
+        <w:t>Artikel 4 (17).   Medlemsstaterna ska säkerställa</w:t>
+      </w:r>
+    </w:p>
+    <w:p>
+      <w:r>
+        <w:rPr>
+          <w:i/>
+        </w:rPr>
+        <w:t>a) en ökning av arealen i gott tillstånd för de livsmiljötyper som förtecknas i bilaga I till dess att minst 90 % är i gott tillstånd och till dess att den gynnsamma referensarealen för varje livsmiljötyp i varje biogeografisk region inom den berörda medlemsstaten har uppnåtts.</w:t>
+      </w:r>
+    </w:p>
+    <w:p>
+      <w:r>
+        <w:t>Referenser</w:t>
+      </w:r>
+    </w:p>
+    <w:p>
+      <w:r>
+        <w:t xml:space="preserve">EEA European Environment Agency, 2022. </w:t>
+      </w:r>
+      <w:r>
+        <w:rPr>
+          <w:i/>
+        </w:rPr>
+        <w:t xml:space="preserve">Western taiga – Conservation status 2013-2018. </w:t>
+      </w:r>
+      <w:r>
+        <w:t>https:// eunis.eea.europoa.eu/habitats/10176.</w:t>
+      </w:r>
+    </w:p>
+    <w:p>
+      <w:r>
+        <w:t>EU-domstolens dom av den 2 juli 2020 i målet C 477/19 (Europeisk hamster) p. 23.</w:t>
+      </w:r>
+    </w:p>
+    <w:p>
+      <w:r>
+        <w:t>EU-domstolens dom av den 4 mars 2021 i de förenade målen C 473-19 och C 474-19 (Skydda skogen) p. 70 och 76.</w:t>
+      </w:r>
+    </w:p>
+    <w:p>
+      <w:r>
+        <w:t>Europaparlamentets och rådets direktiv 2009/147/EG av den 30 november 2009 om bevarande av vilda fåglar.</w:t>
+      </w:r>
+    </w:p>
+    <w:p>
+      <w:r>
+        <w:t>EUROPAPARLAMENTETS OCH RÅDETS FÖRORDNING (EU) 2024/1991 av den 24 juni 2024 om restaurering av natur och om ändring av förordning (EU) 2022/869.</w:t>
+      </w:r>
+    </w:p>
+    <w:p>
+      <w:r>
+        <w:t>Rådets direktiv 92/43/EEG av den 21 mj 1992 om bevarande av livsmiljöer samt vilda djur och växter.</w:t>
+      </w:r>
+    </w:p>
+    <w:p>
+      <w:r>
+        <w:t xml:space="preserve">Skogsstyrelsen, 2026. </w:t>
+      </w:r>
+      <w:r>
+        <w:rPr>
+          <w:i/>
+        </w:rPr>
+        <w:t>Biologisk mångfald i skogen.</w:t>
+      </w:r>
+      <w:r>
+        <w:t xml:space="preserve"> Rapport 2026/07.</w:t>
+      </w:r>
+    </w:p>
+    <w:p>
+      <w:r>
+        <w:t xml:space="preserve">SLU Artdatabanken, 2019. </w:t>
+      </w:r>
+      <w:r>
+        <w:rPr>
+          <w:i/>
+        </w:rPr>
+        <w:t>Sveriges arter och naturtyper i EU:s art- och habitatdirektiv.</w:t>
+      </w:r>
+      <w:r>
+        <w:t xml:space="preserve"> Resultat från rapportering 2019 till EU av bevarandestatus 2013-2018.</w:t>
       </w:r>
     </w:p>
     <w:sectPr>
@@ -1167,7 +1645,7 @@
 </file>
 
 <file path=word/endnotes.xml><?xml version="1.0" encoding="utf-8"?>
-<w:endnotes xmlns:wpc="http://schemas.microsoft.com/office/word/2010/wordprocessingCanvas" xmlns:cx="http://schemas.microsoft.com/office/drawing/2014/chartex" xmlns:cx1="http://schemas.microsoft.com/office/drawing/2015/9/8/chartex" xmlns:cx2="http://schemas.microsoft.com/office/drawing/2015/10/21/chartex" xmlns:cx3="http://schemas.microsoft.com/office/drawing/2016/5/9/chartex" xmlns:cx4="http://schemas.microsoft.com/office/drawing/2016/5/10/chartex" xmlns:cx5="http://schemas.microsoft.com/office/drawing/2016/5/11/chartex" xmlns:cx6="http://schemas.microsoft.com/office/drawing/2016/5/12/chartex" xmlns:cx7="http://schemas.microsoft.com/office/drawing/2016/5/13/chartex" xmlns:cx8="http://schemas.microsoft.com/office/drawing/2016/5/14/chartex" xmlns:mc="http://schemas.openxmlformats.org/markup-compatibility/2006" xmlns:aink="http://schemas.microsoft.com/office/drawing/2016/ink" xmlns:am3d="http://schemas.microsoft.com/office/drawing/2017/model3d" xmlns:o="urn:schemas-microsoft-com:office:office" xmlns:oel="http://schemas.microsoft.com/office/2019/extlst" xmlns:r="http://schemas.openxmlformats.org/officeDocument/2006/relationships" xmlns:m="http://schemas.openxmlformats.org/officeDocument/2006/math" xmlns:v="urn:schemas-microsoft-com:vml" xmlns:wp14="http://schemas.microsoft.com/office/word/2010/wordprocessingDrawing" xmlns:wp="http://schemas.openxmlformats.org/drawingml/2006/wordprocessingDrawing" xmlns:w10="urn:schemas-microsoft-com:office:word" xmlns:w="http://schemas.openxmlformats.org/wordprocessingml/2006/main" xmlns:w14="http://schemas.microsoft.com/office/word/2010/wordml" xmlns:w15="http://schemas.microsoft.com/office/word/2012/wordml" xmlns:w16cex="http://schemas.microsoft.com/office/word/2018/wordml/cex" xmlns:w16cid="http://schemas.microsoft.com/office/word/2016/wordml/cid" xmlns:w16="http://schemas.microsoft.com/office/word/2018/wordml" xmlns:w16sdtdh="http://schemas.microsoft.com/office/word/2020/wordml/sdtdatahash" xmlns:w16se="http://schemas.microsoft.com/office/word/2015/wordml/symex" xmlns:wpg="http://schemas.microsoft.com/office/word/2010/wordprocessingGroup" xmlns:wpi="http://schemas.microsoft.com/office/word/2010/wordprocessingInk" xmlns:wne="http://schemas.microsoft.com/office/word/2006/wordml" xmlns:wps="http://schemas.microsoft.com/office/word/2010/wordprocessingShape" mc:Ignorable="w14 w15 w16se w16cid w16 w16cex w16sdtdh wp14">
+<w:endnotes xmlns:wpc="http://schemas.microsoft.com/office/word/2010/wordprocessingCanvas" xmlns:cx="http://schemas.microsoft.com/office/drawing/2014/chartex" xmlns:cx1="http://schemas.microsoft.com/office/drawing/2015/9/8/chartex" xmlns:cx2="http://schemas.microsoft.com/office/drawing/2015/10/21/chartex" xmlns:cx3="http://schemas.microsoft.com/office/drawing/2016/5/9/chartex" xmlns:cx4="http://schemas.microsoft.com/office/drawing/2016/5/10/chartex" xmlns:cx5="http://schemas.microsoft.com/office/drawing/2016/5/11/chartex" xmlns:cx6="http://schemas.microsoft.com/office/drawing/2016/5/12/chartex" xmlns:cx7="http://schemas.microsoft.com/office/drawing/2016/5/13/chartex" xmlns:cx8="http://schemas.microsoft.com/office/drawing/2016/5/14/chartex" xmlns:mc="http://schemas.openxmlformats.org/markup-compatibility/2006" xmlns:aink="http://schemas.microsoft.com/office/drawing/2016/ink" xmlns:am3d="http://schemas.microsoft.com/office/drawing/2017/model3d" xmlns:o="urn:schemas-microsoft-com:office:office" xmlns:oel="http://schemas.microsoft.com/office/2019/extlst" xmlns:r="http://schemas.openxmlformats.org/officeDocument/2006/relationships" xmlns:m="http://schemas.openxmlformats.org/officeDocument/2006/math" xmlns:v="urn:schemas-microsoft-com:vml" xmlns:wp14="http://schemas.microsoft.com/office/word/2010/wordprocessingDrawing" xmlns:wp="http://schemas.openxmlformats.org/drawingml/2006/wordprocessingDrawing" xmlns:w10="urn:schemas-microsoft-com:office:word" xmlns:w="http://schemas.openxmlformats.org/wordprocessingml/2006/main" xmlns:w14="http://schemas.microsoft.com/office/word/2010/wordml" xmlns:w15="http://schemas.microsoft.com/office/word/2012/wordml" xmlns:w16cex="http://schemas.microsoft.com/office/word/2018/wordml/cex" xmlns:w16cid="http://schemas.microsoft.com/office/word/2016/wordml/cid" xmlns:w16="http://schemas.microsoft.com/office/word/2018/wordml" xmlns:w16du="http://schemas.microsoft.com/office/word/2023/wordml/word16du" xmlns:w16sdtdh="http://schemas.microsoft.com/office/word/2020/wordml/sdtdatahash" xmlns:w16sdtfl="http://schemas.microsoft.com/office/word/2024/wordml/sdtformatlock" xmlns:w16se="http://schemas.microsoft.com/office/word/2015/wordml/symex" xmlns:wpg="http://schemas.microsoft.com/office/word/2010/wordprocessingGroup" xmlns:wpi="http://schemas.microsoft.com/office/word/2010/wordprocessingInk" xmlns:wne="http://schemas.microsoft.com/office/word/2006/wordml" xmlns:wps="http://schemas.microsoft.com/office/word/2010/wordprocessingShape" mc:Ignorable="w14 w15 w16se w16cid w16 w16cex w16sdtdh w16sdtfl w16du wp14">
   <w:endnote w:type="separator" w:id="-1">
     <w:p>
       <w:pPr>
@@ -1192,7 +1670,7 @@
 </file>
 
 <file path=word/footer1.xml><?xml version="1.0" encoding="utf-8"?>
-<w:ftr xmlns:wpc="http://schemas.microsoft.com/office/word/2010/wordprocessingCanvas" xmlns:cx="http://schemas.microsoft.com/office/drawing/2014/chartex" xmlns:cx1="http://schemas.microsoft.com/office/drawing/2015/9/8/chartex" xmlns:cx2="http://schemas.microsoft.com/office/drawing/2015/10/21/chartex" xmlns:cx3="http://schemas.microsoft.com/office/drawing/2016/5/9/chartex" xmlns:cx4="http://schemas.microsoft.com/office/drawing/2016/5/10/chartex" xmlns:cx5="http://schemas.microsoft.com/office/drawing/2016/5/11/chartex" xmlns:cx6="http://schemas.microsoft.com/office/drawing/2016/5/12/chartex" xmlns:cx7="http://schemas.microsoft.com/office/drawing/2016/5/13/chartex" xmlns:cx8="http://schemas.microsoft.com/office/drawing/2016/5/14/chartex" xmlns:mc="http://schemas.openxmlformats.org/markup-compatibility/2006" xmlns:aink="http://schemas.microsoft.com/office/drawing/2016/ink" xmlns:am3d="http://schemas.microsoft.com/office/drawing/2017/model3d" xmlns:o="urn:schemas-microsoft-com:office:office" xmlns:oel="http://schemas.microsoft.com/office/2019/extlst" xmlns:r="http://schemas.openxmlformats.org/officeDocument/2006/relationships" xmlns:m="http://schemas.openxmlformats.org/officeDocument/2006/math" xmlns:v="urn:schemas-microsoft-com:vml" xmlns:wp14="http://schemas.microsoft.com/office/word/2010/wordprocessingDrawing" xmlns:wp="http://schemas.openxmlformats.org/drawingml/2006/wordprocessingDrawing" xmlns:w10="urn:schemas-microsoft-com:office:word" xmlns:w="http://schemas.openxmlformats.org/wordprocessingml/2006/main" xmlns:w14="http://schemas.microsoft.com/office/word/2010/wordml" xmlns:w15="http://schemas.microsoft.com/office/word/2012/wordml" xmlns:w16cex="http://schemas.microsoft.com/office/word/2018/wordml/cex" xmlns:w16cid="http://schemas.microsoft.com/office/word/2016/wordml/cid" xmlns:w16="http://schemas.microsoft.com/office/word/2018/wordml" xmlns:w16sdtdh="http://schemas.microsoft.com/office/word/2020/wordml/sdtdatahash" xmlns:w16se="http://schemas.microsoft.com/office/word/2015/wordml/symex" xmlns:wpg="http://schemas.microsoft.com/office/word/2010/wordprocessingGroup" xmlns:wpi="http://schemas.microsoft.com/office/word/2010/wordprocessingInk" xmlns:wne="http://schemas.microsoft.com/office/word/2006/wordml" xmlns:wps="http://schemas.microsoft.com/office/word/2010/wordprocessingShape" mc:Ignorable="w14 w15 w16se w16cid w16 w16cex w16sdtdh wp14">
+<w:ftr xmlns:wpc="http://schemas.microsoft.com/office/word/2010/wordprocessingCanvas" xmlns:cx="http://schemas.microsoft.com/office/drawing/2014/chartex" xmlns:cx1="http://schemas.microsoft.com/office/drawing/2015/9/8/chartex" xmlns:cx2="http://schemas.microsoft.com/office/drawing/2015/10/21/chartex" xmlns:cx3="http://schemas.microsoft.com/office/drawing/2016/5/9/chartex" xmlns:cx4="http://schemas.microsoft.com/office/drawing/2016/5/10/chartex" xmlns:cx5="http://schemas.microsoft.com/office/drawing/2016/5/11/chartex" xmlns:cx6="http://schemas.microsoft.com/office/drawing/2016/5/12/chartex" xmlns:cx7="http://schemas.microsoft.com/office/drawing/2016/5/13/chartex" xmlns:cx8="http://schemas.microsoft.com/office/drawing/2016/5/14/chartex" xmlns:mc="http://schemas.openxmlformats.org/markup-compatibility/2006" xmlns:aink="http://schemas.microsoft.com/office/drawing/2016/ink" xmlns:am3d="http://schemas.microsoft.com/office/drawing/2017/model3d" xmlns:o="urn:schemas-microsoft-com:office:office" xmlns:oel="http://schemas.microsoft.com/office/2019/extlst" xmlns:r="http://schemas.openxmlformats.org/officeDocument/2006/relationships" xmlns:m="http://schemas.openxmlformats.org/officeDocument/2006/math" xmlns:v="urn:schemas-microsoft-com:vml" xmlns:wp14="http://schemas.microsoft.com/office/word/2010/wordprocessingDrawing" xmlns:wp="http://schemas.openxmlformats.org/drawingml/2006/wordprocessingDrawing" xmlns:w10="urn:schemas-microsoft-com:office:word" xmlns:w="http://schemas.openxmlformats.org/wordprocessingml/2006/main" xmlns:w14="http://schemas.microsoft.com/office/word/2010/wordml" xmlns:w15="http://schemas.microsoft.com/office/word/2012/wordml" xmlns:w16cex="http://schemas.microsoft.com/office/word/2018/wordml/cex" xmlns:w16cid="http://schemas.microsoft.com/office/word/2016/wordml/cid" xmlns:w16="http://schemas.microsoft.com/office/word/2018/wordml" xmlns:w16du="http://schemas.microsoft.com/office/word/2023/wordml/word16du" xmlns:w16sdtdh="http://schemas.microsoft.com/office/word/2020/wordml/sdtdatahash" xmlns:w16sdtfl="http://schemas.microsoft.com/office/word/2024/wordml/sdtformatlock" xmlns:w16se="http://schemas.microsoft.com/office/word/2015/wordml/symex" xmlns:wpg="http://schemas.microsoft.com/office/word/2010/wordprocessingGroup" xmlns:wpi="http://schemas.microsoft.com/office/word/2010/wordprocessingInk" xmlns:wne="http://schemas.microsoft.com/office/word/2006/wordml" xmlns:wps="http://schemas.microsoft.com/office/word/2010/wordprocessingShape" mc:Ignorable="w14 w15 w16se w16cid w16 w16cex w16sdtdh w16sdtfl w16du wp14">
   <w:p>
     <w:pPr>
       <w:pStyle w:val="Footer"/>
@@ -1202,7 +1680,7 @@
 </file>
 
 <file path=word/footer2.xml><?xml version="1.0" encoding="utf-8"?>
-<w:ftr xmlns:wpc="http://schemas.microsoft.com/office/word/2010/wordprocessingCanvas" xmlns:cx="http://schemas.microsoft.com/office/drawing/2014/chartex" xmlns:cx1="http://schemas.microsoft.com/office/drawing/2015/9/8/chartex" xmlns:cx2="http://schemas.microsoft.com/office/drawing/2015/10/21/chartex" xmlns:cx3="http://schemas.microsoft.com/office/drawing/2016/5/9/chartex" xmlns:cx4="http://schemas.microsoft.com/office/drawing/2016/5/10/chartex" xmlns:cx5="http://schemas.microsoft.com/office/drawing/2016/5/11/chartex" xmlns:cx6="http://schemas.microsoft.com/office/drawing/2016/5/12/chartex" xmlns:cx7="http://schemas.microsoft.com/office/drawing/2016/5/13/chartex" xmlns:cx8="http://schemas.microsoft.com/office/drawing/2016/5/14/chartex" xmlns:mc="http://schemas.openxmlformats.org/markup-compatibility/2006" xmlns:aink="http://schemas.microsoft.com/office/drawing/2016/ink" xmlns:am3d="http://schemas.microsoft.com/office/drawing/2017/model3d" xmlns:o="urn:schemas-microsoft-com:office:office" xmlns:oel="http://schemas.microsoft.com/office/2019/extlst" xmlns:r="http://schemas.openxmlformats.org/officeDocument/2006/relationships" xmlns:m="http://schemas.openxmlformats.org/officeDocument/2006/math" xmlns:v="urn:schemas-microsoft-com:vml" xmlns:wp14="http://schemas.microsoft.com/office/word/2010/wordprocessingDrawing" xmlns:wp="http://schemas.openxmlformats.org/drawingml/2006/wordprocessingDrawing" xmlns:w10="urn:schemas-microsoft-com:office:word" xmlns:w="http://schemas.openxmlformats.org/wordprocessingml/2006/main" xmlns:w14="http://schemas.microsoft.com/office/word/2010/wordml" xmlns:w15="http://schemas.microsoft.com/office/word/2012/wordml" xmlns:w16cex="http://schemas.microsoft.com/office/word/2018/wordml/cex" xmlns:w16cid="http://schemas.microsoft.com/office/word/2016/wordml/cid" xmlns:w16="http://schemas.microsoft.com/office/word/2018/wordml" xmlns:w16sdtdh="http://schemas.microsoft.com/office/word/2020/wordml/sdtdatahash" xmlns:w16se="http://schemas.microsoft.com/office/word/2015/wordml/symex" xmlns:wpg="http://schemas.microsoft.com/office/word/2010/wordprocessingGroup" xmlns:wpi="http://schemas.microsoft.com/office/word/2010/wordprocessingInk" xmlns:wne="http://schemas.microsoft.com/office/word/2006/wordml" xmlns:wps="http://schemas.microsoft.com/office/word/2010/wordprocessingShape" mc:Ignorable="w14 w15 w16se w16cid w16 w16cex w16sdtdh wp14">
+<w:ftr xmlns:wpc="http://schemas.microsoft.com/office/word/2010/wordprocessingCanvas" xmlns:cx="http://schemas.microsoft.com/office/drawing/2014/chartex" xmlns:cx1="http://schemas.microsoft.com/office/drawing/2015/9/8/chartex" xmlns:cx2="http://schemas.microsoft.com/office/drawing/2015/10/21/chartex" xmlns:cx3="http://schemas.microsoft.com/office/drawing/2016/5/9/chartex" xmlns:cx4="http://schemas.microsoft.com/office/drawing/2016/5/10/chartex" xmlns:cx5="http://schemas.microsoft.com/office/drawing/2016/5/11/chartex" xmlns:cx6="http://schemas.microsoft.com/office/drawing/2016/5/12/chartex" xmlns:cx7="http://schemas.microsoft.com/office/drawing/2016/5/13/chartex" xmlns:cx8="http://schemas.microsoft.com/office/drawing/2016/5/14/chartex" xmlns:mc="http://schemas.openxmlformats.org/markup-compatibility/2006" xmlns:aink="http://schemas.microsoft.com/office/drawing/2016/ink" xmlns:am3d="http://schemas.microsoft.com/office/drawing/2017/model3d" xmlns:o="urn:schemas-microsoft-com:office:office" xmlns:oel="http://schemas.microsoft.com/office/2019/extlst" xmlns:r="http://schemas.openxmlformats.org/officeDocument/2006/relationships" xmlns:m="http://schemas.openxmlformats.org/officeDocument/2006/math" xmlns:v="urn:schemas-microsoft-com:vml" xmlns:wp14="http://schemas.microsoft.com/office/word/2010/wordprocessingDrawing" xmlns:wp="http://schemas.openxmlformats.org/drawingml/2006/wordprocessingDrawing" xmlns:w10="urn:schemas-microsoft-com:office:word" xmlns:w="http://schemas.openxmlformats.org/wordprocessingml/2006/main" xmlns:w14="http://schemas.microsoft.com/office/word/2010/wordml" xmlns:w15="http://schemas.microsoft.com/office/word/2012/wordml" xmlns:w16cex="http://schemas.microsoft.com/office/word/2018/wordml/cex" xmlns:w16cid="http://schemas.microsoft.com/office/word/2016/wordml/cid" xmlns:w16="http://schemas.microsoft.com/office/word/2018/wordml" xmlns:w16du="http://schemas.microsoft.com/office/word/2023/wordml/word16du" xmlns:w16sdtdh="http://schemas.microsoft.com/office/word/2020/wordml/sdtdatahash" xmlns:w16sdtfl="http://schemas.microsoft.com/office/word/2024/wordml/sdtformatlock" xmlns:w16se="http://schemas.microsoft.com/office/word/2015/wordml/symex" xmlns:wpg="http://schemas.microsoft.com/office/word/2010/wordprocessingGroup" xmlns:wpi="http://schemas.microsoft.com/office/word/2010/wordprocessingInk" xmlns:wne="http://schemas.microsoft.com/office/word/2006/wordml" xmlns:wps="http://schemas.microsoft.com/office/word/2010/wordprocessingShape" mc:Ignorable="w14 w15 w16se w16cid w16 w16cex w16sdtdh w16sdtfl w16du wp14">
   <w:p>
     <w:pPr>
       <w:pStyle w:val="Footer"/>
@@ -1212,7 +1690,7 @@
 </file>
 
 <file path=word/footer3.xml><?xml version="1.0" encoding="utf-8"?>
-<w:ftr xmlns:wpc="http://schemas.microsoft.com/office/word/2010/wordprocessingCanvas" xmlns:cx="http://schemas.microsoft.com/office/drawing/2014/chartex" xmlns:cx1="http://schemas.microsoft.com/office/drawing/2015/9/8/chartex" xmlns:cx2="http://schemas.microsoft.com/office/drawing/2015/10/21/chartex" xmlns:cx3="http://schemas.microsoft.com/office/drawing/2016/5/9/chartex" xmlns:cx4="http://schemas.microsoft.com/office/drawing/2016/5/10/chartex" xmlns:cx5="http://schemas.microsoft.com/office/drawing/2016/5/11/chartex" xmlns:cx6="http://schemas.microsoft.com/office/drawing/2016/5/12/chartex" xmlns:cx7="http://schemas.microsoft.com/office/drawing/2016/5/13/chartex" xmlns:cx8="http://schemas.microsoft.com/office/drawing/2016/5/14/chartex" xmlns:mc="http://schemas.openxmlformats.org/markup-compatibility/2006" xmlns:aink="http://schemas.microsoft.com/office/drawing/2016/ink" xmlns:am3d="http://schemas.microsoft.com/office/drawing/2017/model3d" xmlns:o="urn:schemas-microsoft-com:office:office" xmlns:oel="http://schemas.microsoft.com/office/2019/extlst" xmlns:r="http://schemas.openxmlformats.org/officeDocument/2006/relationships" xmlns:m="http://schemas.openxmlformats.org/officeDocument/2006/math" xmlns:v="urn:schemas-microsoft-com:vml" xmlns:wp14="http://schemas.microsoft.com/office/word/2010/wordprocessingDrawing" xmlns:wp="http://schemas.openxmlformats.org/drawingml/2006/wordprocessingDrawing" xmlns:w10="urn:schemas-microsoft-com:office:word" xmlns:w="http://schemas.openxmlformats.org/wordprocessingml/2006/main" xmlns:w14="http://schemas.microsoft.com/office/word/2010/wordml" xmlns:w15="http://schemas.microsoft.com/office/word/2012/wordml" xmlns:w16cex="http://schemas.microsoft.com/office/word/2018/wordml/cex" xmlns:w16cid="http://schemas.microsoft.com/office/word/2016/wordml/cid" xmlns:w16="http://schemas.microsoft.com/office/word/2018/wordml" xmlns:w16sdtdh="http://schemas.microsoft.com/office/word/2020/wordml/sdtdatahash" xmlns:w16se="http://schemas.microsoft.com/office/word/2015/wordml/symex" xmlns:wpg="http://schemas.microsoft.com/office/word/2010/wordprocessingGroup" xmlns:wpi="http://schemas.microsoft.com/office/word/2010/wordprocessingInk" xmlns:wne="http://schemas.microsoft.com/office/word/2006/wordml" xmlns:wps="http://schemas.microsoft.com/office/word/2010/wordprocessingShape" mc:Ignorable="w14 w15 w16se w16cid w16 w16cex w16sdtdh wp14">
+<w:ftr xmlns:wpc="http://schemas.microsoft.com/office/word/2010/wordprocessingCanvas" xmlns:cx="http://schemas.microsoft.com/office/drawing/2014/chartex" xmlns:cx1="http://schemas.microsoft.com/office/drawing/2015/9/8/chartex" xmlns:cx2="http://schemas.microsoft.com/office/drawing/2015/10/21/chartex" xmlns:cx3="http://schemas.microsoft.com/office/drawing/2016/5/9/chartex" xmlns:cx4="http://schemas.microsoft.com/office/drawing/2016/5/10/chartex" xmlns:cx5="http://schemas.microsoft.com/office/drawing/2016/5/11/chartex" xmlns:cx6="http://schemas.microsoft.com/office/drawing/2016/5/12/chartex" xmlns:cx7="http://schemas.microsoft.com/office/drawing/2016/5/13/chartex" xmlns:cx8="http://schemas.microsoft.com/office/drawing/2016/5/14/chartex" xmlns:mc="http://schemas.openxmlformats.org/markup-compatibility/2006" xmlns:aink="http://schemas.microsoft.com/office/drawing/2016/ink" xmlns:am3d="http://schemas.microsoft.com/office/drawing/2017/model3d" xmlns:o="urn:schemas-microsoft-com:office:office" xmlns:oel="http://schemas.microsoft.com/office/2019/extlst" xmlns:r="http://schemas.openxmlformats.org/officeDocument/2006/relationships" xmlns:m="http://schemas.openxmlformats.org/officeDocument/2006/math" xmlns:v="urn:schemas-microsoft-com:vml" xmlns:wp14="http://schemas.microsoft.com/office/word/2010/wordprocessingDrawing" xmlns:wp="http://schemas.openxmlformats.org/drawingml/2006/wordprocessingDrawing" xmlns:w10="urn:schemas-microsoft-com:office:word" xmlns:w="http://schemas.openxmlformats.org/wordprocessingml/2006/main" xmlns:w14="http://schemas.microsoft.com/office/word/2010/wordml" xmlns:w15="http://schemas.microsoft.com/office/word/2012/wordml" xmlns:w16cex="http://schemas.microsoft.com/office/word/2018/wordml/cex" xmlns:w16cid="http://schemas.microsoft.com/office/word/2016/wordml/cid" xmlns:w16="http://schemas.microsoft.com/office/word/2018/wordml" xmlns:w16du="http://schemas.microsoft.com/office/word/2023/wordml/word16du" xmlns:w16sdtdh="http://schemas.microsoft.com/office/word/2020/wordml/sdtdatahash" xmlns:w16sdtfl="http://schemas.microsoft.com/office/word/2024/wordml/sdtformatlock" xmlns:w16se="http://schemas.microsoft.com/office/word/2015/wordml/symex" xmlns:wpg="http://schemas.microsoft.com/office/word/2010/wordprocessingGroup" xmlns:wpi="http://schemas.microsoft.com/office/word/2010/wordprocessingInk" xmlns:wne="http://schemas.microsoft.com/office/word/2006/wordml" xmlns:wps="http://schemas.microsoft.com/office/word/2010/wordprocessingShape" mc:Ignorable="w14 w15 w16se w16cid w16 w16cex w16sdtdh w16sdtfl w16du wp14">
   <w:p>
     <w:pPr>
       <w:pStyle w:val="Footer"/>
@@ -1222,7 +1700,7 @@
 </file>
 
 <file path=word/footnotes.xml><?xml version="1.0" encoding="utf-8"?>
-<w:footnotes xmlns:wpc="http://schemas.microsoft.com/office/word/2010/wordprocessingCanvas" xmlns:cx="http://schemas.microsoft.com/office/drawing/2014/chartex" xmlns:cx1="http://schemas.microsoft.com/office/drawing/2015/9/8/chartex" xmlns:cx2="http://schemas.microsoft.com/office/drawing/2015/10/21/chartex" xmlns:cx3="http://schemas.microsoft.com/office/drawing/2016/5/9/chartex" xmlns:cx4="http://schemas.microsoft.com/office/drawing/2016/5/10/chartex" xmlns:cx5="http://schemas.microsoft.com/office/drawing/2016/5/11/chartex" xmlns:cx6="http://schemas.microsoft.com/office/drawing/2016/5/12/chartex" xmlns:cx7="http://schemas.microsoft.com/office/drawing/2016/5/13/chartex" xmlns:cx8="http://schemas.microsoft.com/office/drawing/2016/5/14/chartex" xmlns:mc="http://schemas.openxmlformats.org/markup-compatibility/2006" xmlns:aink="http://schemas.microsoft.com/office/drawing/2016/ink" xmlns:am3d="http://schemas.microsoft.com/office/drawing/2017/model3d" xmlns:o="urn:schemas-microsoft-com:office:office" xmlns:oel="http://schemas.microsoft.com/office/2019/extlst" xmlns:r="http://schemas.openxmlformats.org/officeDocument/2006/relationships" xmlns:m="http://schemas.openxmlformats.org/officeDocument/2006/math" xmlns:v="urn:schemas-microsoft-com:vml" xmlns:wp14="http://schemas.microsoft.com/office/word/2010/wordprocessingDrawing" xmlns:wp="http://schemas.openxmlformats.org/drawingml/2006/wordprocessingDrawing" xmlns:w10="urn:schemas-microsoft-com:office:word" xmlns:w="http://schemas.openxmlformats.org/wordprocessingml/2006/main" xmlns:w14="http://schemas.microsoft.com/office/word/2010/wordml" xmlns:w15="http://schemas.microsoft.com/office/word/2012/wordml" xmlns:w16cex="http://schemas.microsoft.com/office/word/2018/wordml/cex" xmlns:w16cid="http://schemas.microsoft.com/office/word/2016/wordml/cid" xmlns:w16="http://schemas.microsoft.com/office/word/2018/wordml" xmlns:w16sdtdh="http://schemas.microsoft.com/office/word/2020/wordml/sdtdatahash" xmlns:w16se="http://schemas.microsoft.com/office/word/2015/wordml/symex" xmlns:wpg="http://schemas.microsoft.com/office/word/2010/wordprocessingGroup" xmlns:wpi="http://schemas.microsoft.com/office/word/2010/wordprocessingInk" xmlns:wne="http://schemas.microsoft.com/office/word/2006/wordml" xmlns:wps="http://schemas.microsoft.com/office/word/2010/wordprocessingShape" mc:Ignorable="w14 w15 w16se w16cid w16 w16cex w16sdtdh wp14">
+<w:footnotes xmlns:wpc="http://schemas.microsoft.com/office/word/2010/wordprocessingCanvas" xmlns:cx="http://schemas.microsoft.com/office/drawing/2014/chartex" xmlns:cx1="http://schemas.microsoft.com/office/drawing/2015/9/8/chartex" xmlns:cx2="http://schemas.microsoft.com/office/drawing/2015/10/21/chartex" xmlns:cx3="http://schemas.microsoft.com/office/drawing/2016/5/9/chartex" xmlns:cx4="http://schemas.microsoft.com/office/drawing/2016/5/10/chartex" xmlns:cx5="http://schemas.microsoft.com/office/drawing/2016/5/11/chartex" xmlns:cx6="http://schemas.microsoft.com/office/drawing/2016/5/12/chartex" xmlns:cx7="http://schemas.microsoft.com/office/drawing/2016/5/13/chartex" xmlns:cx8="http://schemas.microsoft.com/office/drawing/2016/5/14/chartex" xmlns:mc="http://schemas.openxmlformats.org/markup-compatibility/2006" xmlns:aink="http://schemas.microsoft.com/office/drawing/2016/ink" xmlns:am3d="http://schemas.microsoft.com/office/drawing/2017/model3d" xmlns:o="urn:schemas-microsoft-com:office:office" xmlns:oel="http://schemas.microsoft.com/office/2019/extlst" xmlns:r="http://schemas.openxmlformats.org/officeDocument/2006/relationships" xmlns:m="http://schemas.openxmlformats.org/officeDocument/2006/math" xmlns:v="urn:schemas-microsoft-com:vml" xmlns:wp14="http://schemas.microsoft.com/office/word/2010/wordprocessingDrawing" xmlns:wp="http://schemas.openxmlformats.org/drawingml/2006/wordprocessingDrawing" xmlns:w10="urn:schemas-microsoft-com:office:word" xmlns:w="http://schemas.openxmlformats.org/wordprocessingml/2006/main" xmlns:w14="http://schemas.microsoft.com/office/word/2010/wordml" xmlns:w15="http://schemas.microsoft.com/office/word/2012/wordml" xmlns:w16cex="http://schemas.microsoft.com/office/word/2018/wordml/cex" xmlns:w16cid="http://schemas.microsoft.com/office/word/2016/wordml/cid" xmlns:w16="http://schemas.microsoft.com/office/word/2018/wordml" xmlns:w16du="http://schemas.microsoft.com/office/word/2023/wordml/word16du" xmlns:w16sdtdh="http://schemas.microsoft.com/office/word/2020/wordml/sdtdatahash" xmlns:w16sdtfl="http://schemas.microsoft.com/office/word/2024/wordml/sdtformatlock" xmlns:w16se="http://schemas.microsoft.com/office/word/2015/wordml/symex" xmlns:wpg="http://schemas.microsoft.com/office/word/2010/wordprocessingGroup" xmlns:wpi="http://schemas.microsoft.com/office/word/2010/wordprocessingInk" xmlns:wne="http://schemas.microsoft.com/office/word/2006/wordml" xmlns:wps="http://schemas.microsoft.com/office/word/2010/wordprocessingShape" mc:Ignorable="w14 w15 w16se w16cid w16 w16cex w16sdtdh w16sdtfl w16du wp14">
   <w:footnote w:type="separator" w:id="-1">
     <w:p>
       <w:pPr>
@@ -1247,7 +1725,7 @@
 </file>
 
 <file path=word/header1.xml><?xml version="1.0" encoding="utf-8"?>
-<w:hdr xmlns:wpc="http://schemas.microsoft.com/office/word/2010/wordprocessingCanvas" xmlns:cx="http://schemas.microsoft.com/office/drawing/2014/chartex" xmlns:cx1="http://schemas.microsoft.com/office/drawing/2015/9/8/chartex" xmlns:cx2="http://schemas.microsoft.com/office/drawing/2015/10/21/chartex" xmlns:cx3="http://schemas.microsoft.com/office/drawing/2016/5/9/chartex" xmlns:cx4="http://schemas.microsoft.com/office/drawing/2016/5/10/chartex" xmlns:cx5="http://schemas.microsoft.com/office/drawing/2016/5/11/chartex" xmlns:cx6="http://schemas.microsoft.com/office/drawing/2016/5/12/chartex" xmlns:cx7="http://schemas.microsoft.com/office/drawing/2016/5/13/chartex" xmlns:cx8="http://schemas.microsoft.com/office/drawing/2016/5/14/chartex" xmlns:mc="http://schemas.openxmlformats.org/markup-compatibility/2006" xmlns:aink="http://schemas.microsoft.com/office/drawing/2016/ink" xmlns:am3d="http://schemas.microsoft.com/office/drawing/2017/model3d" xmlns:o="urn:schemas-microsoft-com:office:office" xmlns:oel="http://schemas.microsoft.com/office/2019/extlst" xmlns:r="http://schemas.openxmlformats.org/officeDocument/2006/relationships" xmlns:m="http://schemas.openxmlformats.org/officeDocument/2006/math" xmlns:v="urn:schemas-microsoft-com:vml" xmlns:wp14="http://schemas.microsoft.com/office/word/2010/wordprocessingDrawing" xmlns:wp="http://schemas.openxmlformats.org/drawingml/2006/wordprocessingDrawing" xmlns:w10="urn:schemas-microsoft-com:office:word" xmlns:w="http://schemas.openxmlformats.org/wordprocessingml/2006/main" xmlns:w14="http://schemas.microsoft.com/office/word/2010/wordml" xmlns:w15="http://schemas.microsoft.com/office/word/2012/wordml" xmlns:w16cex="http://schemas.microsoft.com/office/word/2018/wordml/cex" xmlns:w16cid="http://schemas.microsoft.com/office/word/2016/wordml/cid" xmlns:w16="http://schemas.microsoft.com/office/word/2018/wordml" xmlns:w16sdtdh="http://schemas.microsoft.com/office/word/2020/wordml/sdtdatahash" xmlns:w16se="http://schemas.microsoft.com/office/word/2015/wordml/symex" xmlns:wpg="http://schemas.microsoft.com/office/word/2010/wordprocessingGroup" xmlns:wpi="http://schemas.microsoft.com/office/word/2010/wordprocessingInk" xmlns:wne="http://schemas.microsoft.com/office/word/2006/wordml" xmlns:wps="http://schemas.microsoft.com/office/word/2010/wordprocessingShape" mc:Ignorable="w14 w15 w16se w16cid w16 w16cex w16sdtdh wp14">
+<w:hdr xmlns:wpc="http://schemas.microsoft.com/office/word/2010/wordprocessingCanvas" xmlns:cx="http://schemas.microsoft.com/office/drawing/2014/chartex" xmlns:cx1="http://schemas.microsoft.com/office/drawing/2015/9/8/chartex" xmlns:cx2="http://schemas.microsoft.com/office/drawing/2015/10/21/chartex" xmlns:cx3="http://schemas.microsoft.com/office/drawing/2016/5/9/chartex" xmlns:cx4="http://schemas.microsoft.com/office/drawing/2016/5/10/chartex" xmlns:cx5="http://schemas.microsoft.com/office/drawing/2016/5/11/chartex" xmlns:cx6="http://schemas.microsoft.com/office/drawing/2016/5/12/chartex" xmlns:cx7="http://schemas.microsoft.com/office/drawing/2016/5/13/chartex" xmlns:cx8="http://schemas.microsoft.com/office/drawing/2016/5/14/chartex" xmlns:mc="http://schemas.openxmlformats.org/markup-compatibility/2006" xmlns:aink="http://schemas.microsoft.com/office/drawing/2016/ink" xmlns:am3d="http://schemas.microsoft.com/office/drawing/2017/model3d" xmlns:o="urn:schemas-microsoft-com:office:office" xmlns:oel="http://schemas.microsoft.com/office/2019/extlst" xmlns:r="http://schemas.openxmlformats.org/officeDocument/2006/relationships" xmlns:m="http://schemas.openxmlformats.org/officeDocument/2006/math" xmlns:v="urn:schemas-microsoft-com:vml" xmlns:wp14="http://schemas.microsoft.com/office/word/2010/wordprocessingDrawing" xmlns:wp="http://schemas.openxmlformats.org/drawingml/2006/wordprocessingDrawing" xmlns:w10="urn:schemas-microsoft-com:office:word" xmlns:w="http://schemas.openxmlformats.org/wordprocessingml/2006/main" xmlns:w14="http://schemas.microsoft.com/office/word/2010/wordml" xmlns:w15="http://schemas.microsoft.com/office/word/2012/wordml" xmlns:w16cex="http://schemas.microsoft.com/office/word/2018/wordml/cex" xmlns:w16cid="http://schemas.microsoft.com/office/word/2016/wordml/cid" xmlns:w16="http://schemas.microsoft.com/office/word/2018/wordml" xmlns:w16du="http://schemas.microsoft.com/office/word/2023/wordml/word16du" xmlns:w16sdtdh="http://schemas.microsoft.com/office/word/2020/wordml/sdtdatahash" xmlns:w16sdtfl="http://schemas.microsoft.com/office/word/2024/wordml/sdtformatlock" xmlns:w16se="http://schemas.microsoft.com/office/word/2015/wordml/symex" xmlns:wpg="http://schemas.microsoft.com/office/word/2010/wordprocessingGroup" xmlns:wpi="http://schemas.microsoft.com/office/word/2010/wordprocessingInk" xmlns:wne="http://schemas.microsoft.com/office/word/2006/wordml" xmlns:wps="http://schemas.microsoft.com/office/word/2010/wordprocessingShape" mc:Ignorable="w14 w15 w16se w16cid w16 w16cex w16sdtdh w16sdtfl w16du wp14">
   <w:p>
     <w:pPr>
       <w:pStyle w:val="Header"/>
@@ -1257,7 +1735,7 @@
 </file>
 
 <file path=word/header2.xml><?xml version="1.0" encoding="utf-8"?>
-<w:hdr xmlns:wpc="http://schemas.microsoft.com/office/word/2010/wordprocessingCanvas" xmlns:cx="http://schemas.microsoft.com/office/drawing/2014/chartex" xmlns:cx1="http://schemas.microsoft.com/office/drawing/2015/9/8/chartex" xmlns:cx2="http://schemas.microsoft.com/office/drawing/2015/10/21/chartex" xmlns:cx3="http://schemas.microsoft.com/office/drawing/2016/5/9/chartex" xmlns:cx4="http://schemas.microsoft.com/office/drawing/2016/5/10/chartex" xmlns:cx5="http://schemas.microsoft.com/office/drawing/2016/5/11/chartex" xmlns:cx6="http://schemas.microsoft.com/office/drawing/2016/5/12/chartex" xmlns:cx7="http://schemas.microsoft.com/office/drawing/2016/5/13/chartex" xmlns:cx8="http://schemas.microsoft.com/office/drawing/2016/5/14/chartex" xmlns:mc="http://schemas.openxmlformats.org/markup-compatibility/2006" xmlns:aink="http://schemas.microsoft.com/office/drawing/2016/ink" xmlns:am3d="http://schemas.microsoft.com/office/drawing/2017/model3d" xmlns:o="urn:schemas-microsoft-com:office:office" xmlns:oel="http://schemas.microsoft.com/office/2019/extlst" xmlns:r="http://schemas.openxmlformats.org/officeDocument/2006/relationships" xmlns:m="http://schemas.openxmlformats.org/officeDocument/2006/math" xmlns:v="urn:schemas-microsoft-com:vml" xmlns:wp14="http://schemas.microsoft.com/office/word/2010/wordprocessingDrawing" xmlns:wp="http://schemas.openxmlformats.org/drawingml/2006/wordprocessingDrawing" xmlns:w10="urn:schemas-microsoft-com:office:word" xmlns:w="http://schemas.openxmlformats.org/wordprocessingml/2006/main" xmlns:w14="http://schemas.microsoft.com/office/word/2010/wordml" xmlns:w15="http://schemas.microsoft.com/office/word/2012/wordml" xmlns:w16cex="http://schemas.microsoft.com/office/word/2018/wordml/cex" xmlns:w16cid="http://schemas.microsoft.com/office/word/2016/wordml/cid" xmlns:w16="http://schemas.microsoft.com/office/word/2018/wordml" xmlns:w16sdtdh="http://schemas.microsoft.com/office/word/2020/wordml/sdtdatahash" xmlns:w16se="http://schemas.microsoft.com/office/word/2015/wordml/symex" xmlns:wpg="http://schemas.microsoft.com/office/word/2010/wordprocessingGroup" xmlns:wpi="http://schemas.microsoft.com/office/word/2010/wordprocessingInk" xmlns:wne="http://schemas.microsoft.com/office/word/2006/wordml" xmlns:wps="http://schemas.microsoft.com/office/word/2010/wordprocessingShape" mc:Ignorable="w14 w15 w16se w16cid w16 w16cex w16sdtdh wp14">
+<w:hdr xmlns:wpc="http://schemas.microsoft.com/office/word/2010/wordprocessingCanvas" xmlns:cx="http://schemas.microsoft.com/office/drawing/2014/chartex" xmlns:cx1="http://schemas.microsoft.com/office/drawing/2015/9/8/chartex" xmlns:cx2="http://schemas.microsoft.com/office/drawing/2015/10/21/chartex" xmlns:cx3="http://schemas.microsoft.com/office/drawing/2016/5/9/chartex" xmlns:cx4="http://schemas.microsoft.com/office/drawing/2016/5/10/chartex" xmlns:cx5="http://schemas.microsoft.com/office/drawing/2016/5/11/chartex" xmlns:cx6="http://schemas.microsoft.com/office/drawing/2016/5/12/chartex" xmlns:cx7="http://schemas.microsoft.com/office/drawing/2016/5/13/chartex" xmlns:cx8="http://schemas.microsoft.com/office/drawing/2016/5/14/chartex" xmlns:mc="http://schemas.openxmlformats.org/markup-compatibility/2006" xmlns:aink="http://schemas.microsoft.com/office/drawing/2016/ink" xmlns:am3d="http://schemas.microsoft.com/office/drawing/2017/model3d" xmlns:o="urn:schemas-microsoft-com:office:office" xmlns:oel="http://schemas.microsoft.com/office/2019/extlst" xmlns:r="http://schemas.openxmlformats.org/officeDocument/2006/relationships" xmlns:m="http://schemas.openxmlformats.org/officeDocument/2006/math" xmlns:v="urn:schemas-microsoft-com:vml" xmlns:wp14="http://schemas.microsoft.com/office/word/2010/wordprocessingDrawing" xmlns:wp="http://schemas.openxmlformats.org/drawingml/2006/wordprocessingDrawing" xmlns:w10="urn:schemas-microsoft-com:office:word" xmlns:w="http://schemas.openxmlformats.org/wordprocessingml/2006/main" xmlns:w14="http://schemas.microsoft.com/office/word/2010/wordml" xmlns:w15="http://schemas.microsoft.com/office/word/2012/wordml" xmlns:w16cex="http://schemas.microsoft.com/office/word/2018/wordml/cex" xmlns:w16cid="http://schemas.microsoft.com/office/word/2016/wordml/cid" xmlns:w16="http://schemas.microsoft.com/office/word/2018/wordml" xmlns:w16du="http://schemas.microsoft.com/office/word/2023/wordml/word16du" xmlns:w16sdtdh="http://schemas.microsoft.com/office/word/2020/wordml/sdtdatahash" xmlns:w16sdtfl="http://schemas.microsoft.com/office/word/2024/wordml/sdtformatlock" xmlns:w16se="http://schemas.microsoft.com/office/word/2015/wordml/symex" xmlns:wpg="http://schemas.microsoft.com/office/word/2010/wordprocessingGroup" xmlns:wpi="http://schemas.microsoft.com/office/word/2010/wordprocessingInk" xmlns:wne="http://schemas.microsoft.com/office/word/2006/wordml" xmlns:wps="http://schemas.microsoft.com/office/word/2010/wordprocessingShape" mc:Ignorable="w14 w15 w16se w16cid w16 w16cex w16sdtdh w16sdtfl w16du wp14">
   <w:p>
     <w:pPr>
       <w:pStyle w:val="Header"/>
@@ -1268,7 +1746,7 @@
 </file>
 
 <file path=word/header3.xml><?xml version="1.0" encoding="utf-8"?>
-<w:hdr xmlns:wpc="http://schemas.microsoft.com/office/word/2010/wordprocessingCanvas" xmlns:cx="http://schemas.microsoft.com/office/drawing/2014/chartex" xmlns:cx1="http://schemas.microsoft.com/office/drawing/2015/9/8/chartex" xmlns:cx2="http://schemas.microsoft.com/office/drawing/2015/10/21/chartex" xmlns:cx3="http://schemas.microsoft.com/office/drawing/2016/5/9/chartex" xmlns:cx4="http://schemas.microsoft.com/office/drawing/2016/5/10/chartex" xmlns:cx5="http://schemas.microsoft.com/office/drawing/2016/5/11/chartex" xmlns:cx6="http://schemas.microsoft.com/office/drawing/2016/5/12/chartex" xmlns:cx7="http://schemas.microsoft.com/office/drawing/2016/5/13/chartex" xmlns:cx8="http://schemas.microsoft.com/office/drawing/2016/5/14/chartex" xmlns:mc="http://schemas.openxmlformats.org/markup-compatibility/2006" xmlns:aink="http://schemas.microsoft.com/office/drawing/2016/ink" xmlns:am3d="http://schemas.microsoft.com/office/drawing/2017/model3d" xmlns:o="urn:schemas-microsoft-com:office:office" xmlns:oel="http://schemas.microsoft.com/office/2019/extlst" xmlns:r="http://schemas.openxmlformats.org/officeDocument/2006/relationships" xmlns:m="http://schemas.openxmlformats.org/officeDocument/2006/math" xmlns:v="urn:schemas-microsoft-com:vml" xmlns:wp14="http://schemas.microsoft.com/office/word/2010/wordprocessingDrawing" xmlns:wp="http://schemas.openxmlformats.org/drawingml/2006/wordprocessingDrawing" xmlns:w10="urn:schemas-microsoft-com:office:word" xmlns:w="http://schemas.openxmlformats.org/wordprocessingml/2006/main" xmlns:w14="http://schemas.microsoft.com/office/word/2010/wordml" xmlns:w15="http://schemas.microsoft.com/office/word/2012/wordml" xmlns:w16cex="http://schemas.microsoft.com/office/word/2018/wordml/cex" xmlns:w16cid="http://schemas.microsoft.com/office/word/2016/wordml/cid" xmlns:w16="http://schemas.microsoft.com/office/word/2018/wordml" xmlns:w16sdtdh="http://schemas.microsoft.com/office/word/2020/wordml/sdtdatahash" xmlns:w16se="http://schemas.microsoft.com/office/word/2015/wordml/symex" xmlns:wpg="http://schemas.microsoft.com/office/word/2010/wordprocessingGroup" xmlns:wpi="http://schemas.microsoft.com/office/word/2010/wordprocessingInk" xmlns:wne="http://schemas.microsoft.com/office/word/2006/wordml" xmlns:wps="http://schemas.microsoft.com/office/word/2010/wordprocessingShape" mc:Ignorable="w14 w15 w16se w16cid w16 w16cex w16sdtdh wp14">
+<w:hdr xmlns:wpc="http://schemas.microsoft.com/office/word/2010/wordprocessingCanvas" xmlns:cx="http://schemas.microsoft.com/office/drawing/2014/chartex" xmlns:cx1="http://schemas.microsoft.com/office/drawing/2015/9/8/chartex" xmlns:cx2="http://schemas.microsoft.com/office/drawing/2015/10/21/chartex" xmlns:cx3="http://schemas.microsoft.com/office/drawing/2016/5/9/chartex" xmlns:cx4="http://schemas.microsoft.com/office/drawing/2016/5/10/chartex" xmlns:cx5="http://schemas.microsoft.com/office/drawing/2016/5/11/chartex" xmlns:cx6="http://schemas.microsoft.com/office/drawing/2016/5/12/chartex" xmlns:cx7="http://schemas.microsoft.com/office/drawing/2016/5/13/chartex" xmlns:cx8="http://schemas.microsoft.com/office/drawing/2016/5/14/chartex" xmlns:mc="http://schemas.openxmlformats.org/markup-compatibility/2006" xmlns:aink="http://schemas.microsoft.com/office/drawing/2016/ink" xmlns:am3d="http://schemas.microsoft.com/office/drawing/2017/model3d" xmlns:o="urn:schemas-microsoft-com:office:office" xmlns:oel="http://schemas.microsoft.com/office/2019/extlst" xmlns:r="http://schemas.openxmlformats.org/officeDocument/2006/relationships" xmlns:m="http://schemas.openxmlformats.org/officeDocument/2006/math" xmlns:v="urn:schemas-microsoft-com:vml" xmlns:wp14="http://schemas.microsoft.com/office/word/2010/wordprocessingDrawing" xmlns:wp="http://schemas.openxmlformats.org/drawingml/2006/wordprocessingDrawing" xmlns:w10="urn:schemas-microsoft-com:office:word" xmlns:w="http://schemas.openxmlformats.org/wordprocessingml/2006/main" xmlns:w14="http://schemas.microsoft.com/office/word/2010/wordml" xmlns:w15="http://schemas.microsoft.com/office/word/2012/wordml" xmlns:w16cex="http://schemas.microsoft.com/office/word/2018/wordml/cex" xmlns:w16cid="http://schemas.microsoft.com/office/word/2016/wordml/cid" xmlns:w16="http://schemas.microsoft.com/office/word/2018/wordml" xmlns:w16du="http://schemas.microsoft.com/office/word/2023/wordml/word16du" xmlns:w16sdtdh="http://schemas.microsoft.com/office/word/2020/wordml/sdtdatahash" xmlns:w16sdtfl="http://schemas.microsoft.com/office/word/2024/wordml/sdtformatlock" xmlns:w16se="http://schemas.microsoft.com/office/word/2015/wordml/symex" xmlns:wpg="http://schemas.microsoft.com/office/word/2010/wordprocessingGroup" xmlns:wpi="http://schemas.microsoft.com/office/word/2010/wordprocessingInk" xmlns:wne="http://schemas.microsoft.com/office/word/2006/wordml" xmlns:wps="http://schemas.microsoft.com/office/word/2010/wordprocessingShape" mc:Ignorable="w14 w15 w16se w16cid w16 w16cex w16sdtdh w16sdtfl w16du wp14">
   <w:p>
     <w:pPr>
       <w:pStyle w:val="Header"/>
@@ -1277,7 +1755,7 @@
     <w:r>
       <w:tab/>
       <w:tab/>
-      <w:t>2026-06-17</w:t>
+      <w:t>2026-06-18</w:t>
       <w:br/>
       <w:br/>
     </w:r>
@@ -1290,7 +1768,7 @@
 </file>
 
 <file path=word/numbering.xml><?xml version="1.0" encoding="utf-8"?>
-<w:numbering xmlns:wpc="http://schemas.microsoft.com/office/word/2010/wordprocessingCanvas" xmlns:cx="http://schemas.microsoft.com/office/drawing/2014/chartex" xmlns:cx1="http://schemas.microsoft.com/office/drawing/2015/9/8/chartex" xmlns:cx2="http://schemas.microsoft.com/office/drawing/2015/10/21/chartex" xmlns:cx3="http://schemas.microsoft.com/office/drawing/2016/5/9/chartex" xmlns:cx4="http://schemas.microsoft.com/office/drawing/2016/5/10/chartex" xmlns:cx5="http://schemas.microsoft.com/office/drawing/2016/5/11/chartex" xmlns:cx6="http://schemas.microsoft.com/office/drawing/2016/5/12/chartex" xmlns:cx7="http://schemas.microsoft.com/office/drawing/2016/5/13/chartex" xmlns:cx8="http://schemas.microsoft.com/office/drawing/2016/5/14/chartex" xmlns:mc="http://schemas.openxmlformats.org/markup-compatibility/2006" xmlns:aink="http://schemas.microsoft.com/office/drawing/2016/ink" xmlns:am3d="http://schemas.microsoft.com/office/drawing/2017/model3d" xmlns:o="urn:schemas-microsoft-com:office:office" xmlns:oel="http://schemas.microsoft.com/office/2019/extlst" xmlns:r="http://schemas.openxmlformats.org/officeDocument/2006/relationships" xmlns:m="http://schemas.openxmlformats.org/officeDocument/2006/math" xmlns:v="urn:schemas-microsoft-com:vml" xmlns:wp14="http://schemas.microsoft.com/office/word/2010/wordprocessingDrawing" xmlns:wp="http://schemas.openxmlformats.org/drawingml/2006/wordprocessingDrawing" xmlns:w10="urn:schemas-microsoft-com:office:word" xmlns:w="http://schemas.openxmlformats.org/wordprocessingml/2006/main" xmlns:w14="http://schemas.microsoft.com/office/word/2010/wordml" xmlns:w15="http://schemas.microsoft.com/office/word/2012/wordml" xmlns:w16cex="http://schemas.microsoft.com/office/word/2018/wordml/cex" xmlns:w16cid="http://schemas.microsoft.com/office/word/2016/wordml/cid" xmlns:w16="http://schemas.microsoft.com/office/word/2018/wordml" xmlns:w16sdtdh="http://schemas.microsoft.com/office/word/2020/wordml/sdtdatahash" xmlns:w16se="http://schemas.microsoft.com/office/word/2015/wordml/symex" xmlns:wpg="http://schemas.microsoft.com/office/word/2010/wordprocessingGroup" xmlns:wpi="http://schemas.microsoft.com/office/word/2010/wordprocessingInk" xmlns:wne="http://schemas.microsoft.com/office/word/2006/wordml" xmlns:wps="http://schemas.microsoft.com/office/word/2010/wordprocessingShape" mc:Ignorable="w14 w15 w16se w16cid w16 w16cex w16sdtdh wp14">
+<w:numbering xmlns:wpc="http://schemas.microsoft.com/office/word/2010/wordprocessingCanvas" xmlns:cx="http://schemas.microsoft.com/office/drawing/2014/chartex" xmlns:cx1="http://schemas.microsoft.com/office/drawing/2015/9/8/chartex" xmlns:cx2="http://schemas.microsoft.com/office/drawing/2015/10/21/chartex" xmlns:cx3="http://schemas.microsoft.com/office/drawing/2016/5/9/chartex" xmlns:cx4="http://schemas.microsoft.com/office/drawing/2016/5/10/chartex" xmlns:cx5="http://schemas.microsoft.com/office/drawing/2016/5/11/chartex" xmlns:cx6="http://schemas.microsoft.com/office/drawing/2016/5/12/chartex" xmlns:cx7="http://schemas.microsoft.com/office/drawing/2016/5/13/chartex" xmlns:cx8="http://schemas.microsoft.com/office/drawing/2016/5/14/chartex" xmlns:mc="http://schemas.openxmlformats.org/markup-compatibility/2006" xmlns:aink="http://schemas.microsoft.com/office/drawing/2016/ink" xmlns:am3d="http://schemas.microsoft.com/office/drawing/2017/model3d" xmlns:o="urn:schemas-microsoft-com:office:office" xmlns:oel="http://schemas.microsoft.com/office/2019/extlst" xmlns:r="http://schemas.openxmlformats.org/officeDocument/2006/relationships" xmlns:m="http://schemas.openxmlformats.org/officeDocument/2006/math" xmlns:v="urn:schemas-microsoft-com:vml" xmlns:wp14="http://schemas.microsoft.com/office/word/2010/wordprocessingDrawing" xmlns:wp="http://schemas.openxmlformats.org/drawingml/2006/wordprocessingDrawing" xmlns:w10="urn:schemas-microsoft-com:office:word" xmlns:w="http://schemas.openxmlformats.org/wordprocessingml/2006/main" xmlns:w14="http://schemas.microsoft.com/office/word/2010/wordml" xmlns:w15="http://schemas.microsoft.com/office/word/2012/wordml" xmlns:w16cex="http://schemas.microsoft.com/office/word/2018/wordml/cex" xmlns:w16cid="http://schemas.microsoft.com/office/word/2016/wordml/cid" xmlns:w16="http://schemas.microsoft.com/office/word/2018/wordml" xmlns:w16du="http://schemas.microsoft.com/office/word/2023/wordml/word16du" xmlns:w16sdtdh="http://schemas.microsoft.com/office/word/2020/wordml/sdtdatahash" xmlns:w16sdtfl="http://schemas.microsoft.com/office/word/2024/wordml/sdtformatlock" xmlns:w16se="http://schemas.microsoft.com/office/word/2015/wordml/symex" xmlns:wpg="http://schemas.microsoft.com/office/word/2010/wordprocessingGroup" xmlns:wpi="http://schemas.microsoft.com/office/word/2010/wordprocessingInk" xmlns:wne="http://schemas.microsoft.com/office/word/2006/wordml" xmlns:wps="http://schemas.microsoft.com/office/word/2010/wordprocessingShape" mc:Ignorable="w14 w15 w16se w16cid w16 w16cex w16sdtdh w16sdtfl w16du wp14">
   <w:abstractNum w:abstractNumId="0" w15:restartNumberingAfterBreak="0">
     <w:nsid w:val="FFFFFF7C"/>
     <w:multiLevelType w:val="singleLevel"/>
@@ -1493,7 +1971,7 @@
 </file>
 
 <file path=word/styles.xml><?xml version="1.0" encoding="utf-8"?>
-<w:styles xmlns:mc="http://schemas.openxmlformats.org/markup-compatibility/2006" xmlns:r="http://schemas.openxmlformats.org/officeDocument/2006/relationships" xmlns:w="http://schemas.openxmlformats.org/wordprocessingml/2006/main" xmlns:w14="http://schemas.microsoft.com/office/word/2010/wordml" xmlns:w15="http://schemas.microsoft.com/office/word/2012/wordml" xmlns:w16cex="http://schemas.microsoft.com/office/word/2018/wordml/cex" xmlns:w16cid="http://schemas.microsoft.com/office/word/2016/wordml/cid" xmlns:w16="http://schemas.microsoft.com/office/word/2018/wordml" xmlns:w16sdtdh="http://schemas.microsoft.com/office/word/2020/wordml/sdtdatahash" xmlns:w16se="http://schemas.microsoft.com/office/word/2015/wordml/symex" mc:Ignorable="w14 w15 w16se w16cid w16 w16cex w16sdtdh">
+<w:styles xmlns:mc="http://schemas.openxmlformats.org/markup-compatibility/2006" xmlns:r="http://schemas.openxmlformats.org/officeDocument/2006/relationships" xmlns:w="http://schemas.openxmlformats.org/wordprocessingml/2006/main" xmlns:w14="http://schemas.microsoft.com/office/word/2010/wordml" xmlns:w15="http://schemas.microsoft.com/office/word/2012/wordml" xmlns:w16cex="http://schemas.microsoft.com/office/word/2018/wordml/cex" xmlns:w16cid="http://schemas.microsoft.com/office/word/2016/wordml/cid" xmlns:w16="http://schemas.microsoft.com/office/word/2018/wordml" xmlns:w16du="http://schemas.microsoft.com/office/word/2023/wordml/word16du" xmlns:w16sdtdh="http://schemas.microsoft.com/office/word/2020/wordml/sdtdatahash" xmlns:w16sdtfl="http://schemas.microsoft.com/office/word/2024/wordml/sdtformatlock" xmlns:w16se="http://schemas.microsoft.com/office/word/2015/wordml/symex" mc:Ignorable="w14 w15 w16se w16cid w16 w16cex w16sdtdh w16sdtfl w16du">
   <w:docDefaults>
     <w:rPrDefault>
       <w:rPr>
@@ -2251,7 +2729,7 @@
     <w:link w:val="TitleChar"/>
     <w:uiPriority w:val="10"/>
     <w:qFormat/>
-    <w:rsid w:val="007106C8"/>
+    <w:rsid w:val="00E854FA"/>
     <w:pPr>
       <w:spacing w:after="300" w:line="240" w:lineRule="auto"/>
       <w:contextualSpacing/>
@@ -2261,7 +2739,7 @@
       <w:rFonts w:eastAsiaTheme="majorEastAsia" w:cstheme="majorBidi"/>
       <w:spacing w:val="5"/>
       <w:kern w:val="28"/>
-      <w:sz w:val="52"/>
+      <w:sz w:val="40"/>
       <w:szCs w:val="52"/>
       <w:lang w:val="sv-SE" w:eastAsia="en-US" w:bidi="ar-SA"/>
     </w:rPr>
@@ -2271,12 +2749,12 @@
     <w:basedOn w:val="DefaultParagraphFont"/>
     <w:link w:val="Title"/>
     <w:uiPriority w:val="10"/>
-    <w:rsid w:val="007106C8"/>
+    <w:rsid w:val="00E854FA"/>
     <w:rPr>
       <w:rFonts w:ascii="Times New Roman" w:eastAsiaTheme="majorEastAsia" w:hAnsi="Times New Roman" w:cstheme="majorBidi"/>
       <w:spacing w:val="5"/>
       <w:kern w:val="28"/>
-      <w:sz w:val="52"/>
+      <w:sz w:val="40"/>
       <w:szCs w:val="52"/>
       <w:lang w:val="sv-SE" w:eastAsia="en-US" w:bidi="ar-SA"/>
     </w:rPr>

--- a/tillsyn/A 357-2025 tillsynsbegäran.docx
+++ b/tillsyn/A 357-2025 tillsynsbegäran.docx
@@ -1755,7 +1755,7 @@
     <w:r>
       <w:tab/>
       <w:tab/>
-      <w:t>2026-06-18</w:t>
+      <w:t>2026-06-19</w:t>
       <w:br/>
       <w:br/>
     </w:r>

--- a/tillsyn/A 357-2025 tillsynsbegäran.docx
+++ b/tillsyn/A 357-2025 tillsynsbegäran.docx
@@ -1755,7 +1755,7 @@
     <w:r>
       <w:tab/>
       <w:tab/>
-      <w:t>2026-06-19</w:t>
+      <w:t>2026-06-20</w:t>
       <w:br/>
       <w:br/>
     </w:r>

--- a/tillsyn/A 357-2025 tillsynsbegäran.docx
+++ b/tillsyn/A 357-2025 tillsynsbegäran.docx
@@ -12,10 +12,7 @@
     </w:p>
     <w:p>
       <w:r>
-        <w:t>Detta dokument behandlar höga naturvärden i avverkningsanmälan A 357-2025 i Östhammars kommun som inkom 2025-01-02 och omfattar 15,8 ha.</w:t>
-      </w:r>
-      <w:r>
-        <w:t xml:space="preserve"> I Figur 1 visas fyndplatser för naturvårdsarter i området, som finns registrerade på Artportalen.</w:t>
+        <w:t>Denna tillsynsbegäran behandlar höga naturvärden i avverkningsanmälan A 357-2025 i Östhammars kommun som inkom 2025-01-02 och omfattar 15,8 ha.</w:t>
       </w:r>
     </w:p>
     <w:p>
@@ -25,7 +22,7 @@
       <w:r>
         <w:drawing>
           <wp:inline xmlns:a="http://schemas.openxmlformats.org/drawingml/2006/main" xmlns:pic="http://schemas.openxmlformats.org/drawingml/2006/picture">
-            <wp:extent cx="5046878" cy="5688000"/>
+            <wp:extent cx="5078821" cy="5724000"/>
             <wp:docPr id="1" name="Picture 1"/>
             <wp:cNvGraphicFramePr>
               <a:graphicFrameLocks noChangeAspect="1"/>
@@ -46,7 +43,7 @@
                   <pic:spPr>
                     <a:xfrm>
                       <a:off x="0" y="0"/>
-                      <a:ext cx="5046878" cy="5688000"/>
+                      <a:ext cx="5078821" cy="5724000"/>
                     </a:xfrm>
                     <a:prstGeom prst="rect"/>
                   </pic:spPr>
@@ -63,27 +60,12 @@
         <w:spacing w:after="240"/>
       </w:pPr>
       <w:r>
-        <w:t>Figur 1. Fyndplatser för naturvårdsarter i och inom 24 meter från avverkningsanmälan (röd linje). Inom parentes anges rödlistekategorier, S för signalarter, Tför typiska arter och fridlysningsparagrafer i artskyddsförordningen.Markörer utan svart kant är placerade på fyndplatsen. Markörer med svart kant är placerade vid sidan av fyndplatsen och har ett svart streck som visar fyndplatsens exakta position. Kartans mittpunktskoordinat är N 6692556, E 669190 i SWEREF 99 TM.</w:t>
+        <w:t>Figur 1. Fyndplatser för naturvårdsarter i och inom 24 meter från avverkningsanmälan. Markörer utan svart kant är placerade på fyndplatsen. Markörer med svart kant är placerade vid sidan av fyndplatsen har ett svart streck som visar fyndplatsens exakta position. Kartans mittpunktskoordinat är N 6692556, E 669190 i SWEREF 99 TM.</w:t>
       </w:r>
     </w:p>
     <w:p>
       <w:r>
-        <w:t>Vi begär härmed att Skogsstyrelsen fattar beslut enligt miljöbalken som säkerställer att skogens höga naturvärden bevaras samt att EU-lagstiftning efterlevs och att artskyddsbrott förhindras.</w:t>
-      </w:r>
-    </w:p>
-    <w:p>
-      <w:r>
-        <w:t>Vi begär vidare att Skogsstyrelsen säkerställer att inga skador eller försämringar av naturtypens bevarandestatus i området tillåts ske. Se Rådets direktiv 92/43/EEG samt ickeförsämringskravet i EU:s naturrestaureringsförordning (EU 2024/1991).</w:t>
-      </w:r>
-    </w:p>
-    <w:p>
-      <w:r>
-        <w:t>Vi önskar även ta del av de ställningstaganden och beslut som myndigheten meddelar till följd av aktuell avverkningsanmälan och föreningens inlaga (se 34 § förvaltningslagen).</w:t>
-      </w:r>
-    </w:p>
-    <w:p>
-      <w:r>
-        <w:t>Nedan beskrivs fynd av naturvårdsarter och fridlysta arter som gjorts i det avverkningsanmälda området. I BILAGA 1 finns artfakta om fridlysta arter.</w:t>
+        <w:t>I och inom 24 meter från avverkningsanmälan finns fynd av 30 naturvårdsarter, varav 7 är rödlistade, 9 är fridlysta, 23 är typiska (T) och 14 är signalarter (S): garnlav (VU, T), kattfotslav (NT, T), rynkskinn (NT, T), sårläka (NT, T), talltita (NT, §4), ullticka (NT, T), vårärt (NT, T), brandticka (S), bronshjon (S, T), bårdlav (S, T), dvärgtufs (S), granbarkgnagare (S, T), grön sköldmossa (S, T, §8), kamjordstjärna (S), korallblylav (S, T), rävticka (S, T), skinnlav (S, T), stor aspticka (S, T), stubbspretmossa (S, T), tibast (S, T), vätteros (S, T), blåsippa (T, §9), kransmossa (T), ormbär (T), spillkråka (T, §4), tjäder (T, §4), tofsmes (T, §4), kungsfågel (§4), svartvit flugsnappare (§4) och gullviva (§9). Se Figur 1.</w:t>
       </w:r>
     </w:p>
     <w:p>
@@ -91,17 +73,870 @@
         <w:pStyle w:val="Heading1"/>
       </w:pPr>
       <w:r>
-        <w:t>Naturvårdsarter</w:t>
+        <w:t>Tillsynsbegäran</w:t>
       </w:r>
     </w:p>
     <w:p>
       <w:r>
-        <w:t>I och inom 24 meter från avverkningsanmälan har följande 30 naturvårdsarter hittats: garnlav (VU, T), kattfotslav (NT, T), rynkskinn (NT, T), sårläka (NT, T), talltita (NT, §4), ullticka (NT, T), vårärt (NT, T), brandticka (S), bronshjon (S, T), bårdlav (S, T), dvärgtufs (S), granbarkgnagare (S, T), grön sköldmossa (S, T, §8), kamjordstjärna (S), korallblylav (S, T), rävticka (S, T), skinnlav (S, T), stor aspticka (S, T), stubbspretmossa (S, T), tibast (S, T), vätteros (S, T), blåsippa (T, §9), kransmossa (T), ormbär (T), spillkråka (T, §4), tjäder (T, §4), tofsmes (T, §4), kungsfågel (§4), svartvit flugsnappare (§4) och gullviva (§9). Av dessa är 7 rödlistade. För rödlistade arter har rödlistekategorin angivits inom parentes. Arter som är signalarter enligt Skogsstyrelsen har markerats med (S). Typiska arter inom Natura 2000 som är kopplade till skogsekosystem har markerats med (T). För fridlysta arter anges även paragrafen i Artskyddsförordningen som arten är fridlyst enligt.</w:t>
+        <w:t>Vi begär härmed att Skogsstyrelsen fattar beslut enligt miljöbalken som säkerställer att skogens höga naturvärden bevaras samt att EU-lagstiftning efterlevs och att artskyddsbrott förhindras.</w:t>
       </w:r>
     </w:p>
     <w:p>
       <w:r>
-        <w:t>De påträffade naturvårdsarterna är ett tydligt kvitto på att det rör sig om en skog med höga naturvärden.</w:t>
+        <w:t>Vi begär vidare att Skogsstyrelsen säkerställer att inga skador eller försämringar av naturtypens bevarandestatus i området tillåts ske. Se Rådets direktiv 92/43/EEG samt ickeförsämringskravet i EU:s naturrestaureringsförordning (EU 2024/1991).</w:t>
+      </w:r>
+    </w:p>
+    <w:p>
+      <w:r>
+        <w:t>Vi önskar även ta del av de ställningstaganden och beslut som myndigheten meddelar till följd av aktuell avverkningsanmälan och föreningens inlaga (se 34 § förvaltningslagen).</w:t>
+      </w:r>
+    </w:p>
+    <w:p>
+      <w:pPr>
+        <w:pStyle w:val="Heading1"/>
+      </w:pPr>
+      <w:r>
+        <w:t>Naturvårdsarter och fridlysta arter</w:t>
+      </w:r>
+    </w:p>
+    <w:p>
+      <w:r>
+        <w:t>Nedan följer beskrivningar av de naturvårdsarter och fridlysta arter som har sina livsmiljöer och växtplatser i den avverkningsanmälda skogen. Se även ytterligare artfakta i BILAGA 1. De påträffade naturvårdsarterna är ett tydligt kvitto på att det rör sig om en skog med höga naturvärden.</w:t>
+      </w:r>
+    </w:p>
+    <w:p>
+      <w:r>
+        <w:rPr>
+          <w:b/>
+        </w:rPr>
+        <w:t>Garnlav (VU)</w:t>
+      </w:r>
+      <w:r>
+        <w:t xml:space="preserve"> är en utpräglad barrskogsart som ibland kan drapera träden i norrländska grannaturskogar med hög luftfuktighet. Den förekommer även i talldominerade bestånd där den, förutom i trädens grenverk, påträffas hängande över ojämnheter i tallbarken. Arten har minskat starkt i södra och mellersta Sverige och den minskar även i sitt nordliga utbredningsområde. Minskningstakten uppgår till 30 (20–50) % inom 50 år och överstiger gränsvärdet för Sårbar (VU). Orsaken till tillbakagången beror främst på slutavverkningar av naturskogsartade skogar. Bestånd med riklig förekomst bör regelmässigt sparas, vilket även gynnar flera andra sällsynta och rödlistade arter. Garnlav är värdväxt för den mycket sällsynta och akut hotade fjärilen barrskogslavfly (CR) som hör hemma i boreala barrskogar med riklig förekomst av värdväxten. Tidigare kunde arten konstateras årligen på flera platser vid Dala-Floda i Dalarna innan lokalerna kalavverkades. Senaste fyndet i landet av barrskogslavfly är från år 2000 då den påträffades vid Högberget i Sollefteå kommun. Garnlav är typisk art för </w:t>
+      </w:r>
+      <w:r>
+        <w:rPr>
+          <w:i/>
+        </w:rPr>
+        <w:t xml:space="preserve">9010 Taiga </w:t>
+      </w:r>
+      <w:r>
+        <w:t>och</w:t>
+      </w:r>
+      <w:r>
+        <w:rPr>
+          <w:i/>
+        </w:rPr>
+        <w:t xml:space="preserve"> 9070 Trädklädd betesmark</w:t>
+      </w:r>
+      <w:r>
+        <w:t xml:space="preserve"> (SLU Artdatabanken, 2026).</w:t>
+      </w:r>
+    </w:p>
+    <w:p>
+      <w:r>
+        <w:rPr>
+          <w:b/>
+        </w:rPr>
+        <w:t xml:space="preserve">Kattfotslav (NT) </w:t>
+      </w:r>
+      <w:r>
+        <w:t xml:space="preserve">är en mycket god signalart i hela sitt svenska utbredningsområde och skogsbestånd med kattfotslav är alltid värdefulla ur naturvårdssynpunkt. Arten indikerar dels ett mikroklimat med konstant hög luftfuktighet, dels kontinuitet av äldre träd och god trädslutenhet. Trots att den är vanligare i sydvästra Sverige växer den enbart i skogsbestånd med höga naturvärden. Den är känslig för skogliga ingrepp som kan förändra lokal- och mikroklimat. Kattfotslav är typisk art för </w:t>
+      </w:r>
+      <w:r>
+        <w:rPr>
+          <w:i/>
+        </w:rPr>
+        <w:t xml:space="preserve">9010 Taiga, 9160 Näringsrik ekskog </w:t>
+      </w:r>
+      <w:r>
+        <w:t>och</w:t>
+      </w:r>
+      <w:r>
+        <w:rPr>
+          <w:i/>
+        </w:rPr>
+        <w:t xml:space="preserve"> 9190 Näringsfattig ekskog</w:t>
+      </w:r>
+      <w:r>
+        <w:t xml:space="preserve"> (Nitare &amp; Skogsstyrelsen, 2019; SLU Artdatabanken, 2026).</w:t>
+      </w:r>
+    </w:p>
+    <w:p>
+      <w:r>
+        <w:rPr>
+          <w:b/>
+        </w:rPr>
+        <w:t>Rynkskinn (NT)</w:t>
+      </w:r>
+      <w:r>
+        <w:t xml:space="preserve"> är en vednedbrytare som växer på grova granlågor och ingår i en karaktäristisk association av vedsvampar knutna till urskogsartade barrskogar. Den har klassificerats som en “urskogsindikator” och är placerad i toppen av Skogsstyrelsens värdepyramid för bedömning av skog med höga naturvärden. Allt tyder på att rynkskinn är mycket känslig för skogliga ingrepp och lokalerna, som oftast har höga biologiska kvaliteter, bör lämnas till fri utveckling. Rynkskinn är typisk art för </w:t>
+      </w:r>
+      <w:r>
+        <w:rPr>
+          <w:i/>
+        </w:rPr>
+        <w:t xml:space="preserve">9010 Taiga, 9050 Näringsrik granskog </w:t>
+      </w:r>
+      <w:r>
+        <w:t>och</w:t>
+      </w:r>
+      <w:r>
+        <w:rPr>
+          <w:i/>
+        </w:rPr>
+        <w:t xml:space="preserve"> 9030 Landhöjningsskog</w:t>
+      </w:r>
+      <w:r>
+        <w:t xml:space="preserve"> (Nitare &amp; Skogsstyrelsen, 2019; SLU Artdatabanken, 2026).</w:t>
+      </w:r>
+    </w:p>
+    <w:p>
+      <w:r>
+        <w:rPr>
+          <w:b/>
+        </w:rPr>
+        <w:t>Sårläka (NT)</w:t>
+      </w:r>
+      <w:r>
+        <w:t xml:space="preserve"> växer på mullrik mark i skuggiga eller halvskuggiga lövskogar och lundar men också i örtrika kalkbarrskogar. Arten ingår i en exklusiv lundflora som bara uppträder i de allra rikaste kalkbarrskogarna söder om den biologiska norrlandsgränsen. I ädellövskogar och lundar är den också knuten till områden med en mycket rik mångfald av naturvårdsarter. Enligt Riksskogstaxeringens data förefaller den ha minskat kraftigt (&gt;50%) vilket troligen kan förklaras av det storskaliga skogsbruket med kalhyggen. Sårläka är typisk art för </w:t>
+      </w:r>
+      <w:r>
+        <w:rPr>
+          <w:i/>
+        </w:rPr>
+        <w:t xml:space="preserve">9050 Näringsrik granskog, 9020 Nordlig ädellövskog, 9130 Näringsrik bokskog </w:t>
+      </w:r>
+      <w:r>
+        <w:t xml:space="preserve">och </w:t>
+      </w:r>
+      <w:r>
+        <w:rPr>
+          <w:i/>
+        </w:rPr>
+        <w:t>9160 Näringsrik ekskog</w:t>
+      </w:r>
+      <w:r>
+        <w:t xml:space="preserve"> samt värdväxt för den rödlistade fjärilen sårläkeplattmal (NT) (SLU Artdatabanken, 2026; Nitare &amp; Skogsstyrelsen, 2019).</w:t>
+      </w:r>
+    </w:p>
+    <w:p>
+      <w:r>
+        <w:rPr>
+          <w:b/>
+        </w:rPr>
+        <w:t>Talltita (NT, §4)</w:t>
+      </w:r>
+      <w:r>
+        <w:t>, rödlistad som nära hotad och prioriterad art i Skogsvårdslagen, har häckningsrevir i anmälan. Arten har minskat kraftigt de senaste 30 åren och minskningstakten innevarande 10-årsperiod beräknas till 20 (10–30) %. Talltitan är synnerligen trogen sitt cirka 15 hektar stora revir och är beroende av flerskiktade olikåldriga skogar för att kunna föda upp sina ungar. Talltitan försvinner om dess livsmiljö kalavverkas (Eggers &amp; Low, 2014; Ekman, 1979; Griesser et al, 2007; Klein, 2020; Siffczyk et al, 2003; SLU Artdatabanken, 2021).</w:t>
+      </w:r>
+    </w:p>
+    <w:p>
+      <w:r>
+        <w:rPr>
+          <w:b/>
+        </w:rPr>
+        <w:t>Ullticka (NT)</w:t>
+      </w:r>
+      <w:r>
+        <w:t xml:space="preserve"> är knuten till restbestånd av barrnaturskog och förekommer med ett tydligt optimum i orörda eller måttligt påverkade gamla granskogar där det föreligger viss kontinuitet av grov död ved. Ullticka är en bra signalart inom hela sitt utbredningsområde och i södra Sverige är den sällsynt och en god signalart för skyddsvärda granskogsmiljöer. Den hotas av avverkning och fragmentering av naturskog och äldre granskog med lång trädkontinuitet. På ullticka kan ibland ulltickeporing (VU) påträffas - det är en sällsynt ticka som nyligen delats upp i de tre olika arterna ulltickeporing </w:t>
+      </w:r>
+      <w:r>
+        <w:rPr>
+          <w:i/>
+        </w:rPr>
+        <w:t xml:space="preserve">Skeletocutis brevispora </w:t>
+      </w:r>
+      <w:r>
+        <w:t>(VU)</w:t>
+      </w:r>
+      <w:r>
+        <w:rPr>
+          <w:i/>
+        </w:rPr>
+        <w:t>, Skeletocutis delicata</w:t>
+      </w:r>
+      <w:r>
+        <w:t xml:space="preserve"> (VU)</w:t>
+      </w:r>
+      <w:r>
+        <w:rPr>
+          <w:i/>
+        </w:rPr>
+        <w:t xml:space="preserve"> och Skeletocutis exilis</w:t>
+      </w:r>
+      <w:r>
+        <w:t xml:space="preserve"> (NT). Ullticka är typisk art för </w:t>
+      </w:r>
+      <w:r>
+        <w:rPr>
+          <w:i/>
+        </w:rPr>
+        <w:t xml:space="preserve">9010 Taiga, 9050 Näringsrik granskog </w:t>
+      </w:r>
+      <w:r>
+        <w:t xml:space="preserve">och </w:t>
+      </w:r>
+      <w:r>
+        <w:rPr>
+          <w:i/>
+        </w:rPr>
+        <w:t>9030 Landhöjningsskog</w:t>
+      </w:r>
+      <w:r>
+        <w:t xml:space="preserve"> (SLU Artdatabanken, 2026; Nitare &amp; Skogsstyrelsen, 2019; Miettinen &amp; Niemelä, 2018).</w:t>
+      </w:r>
+    </w:p>
+    <w:p>
+      <w:r>
+        <w:rPr>
+          <w:b/>
+        </w:rPr>
+        <w:t>Vårärt (NT)</w:t>
+      </w:r>
+      <w:r>
+        <w:t xml:space="preserve"> är en kalkgynnad mullväxt som är knuten till rik lundartad vegetation och har sin huvudsakliga förekomst i sydliga kalklövskogar, lövängen och hässlen. Den har även viktiga förekomster av reliktkaraktär i örtrika kalkgranskogar på frisk eller något fuktig mark i mellersta Sverige. Vårärt är en extra betydelsefull signalart i boreala och boreonemorala kalkgranskogar, då dessa förekomster nu är starkt fragmenterade och troligen visar på en flertusenårig ekologisk kontinuitet där spridning och etablering kan ha skett under postglaciala värmetiden. Arten tål inte dagens storskaliga skogsbruksmetoder och den kommer in på rödlistan för första gången 2025 till följd av en kraftig minskning (&gt;50%) i Riksskogstaxeringens data. Vårärt är typisk art för </w:t>
+      </w:r>
+      <w:r>
+        <w:rPr>
+          <w:i/>
+        </w:rPr>
+        <w:t xml:space="preserve">9050 Näringsrik granskog, 9020 Nordlig ädellövskog, 9160 Näringsrik ekskog </w:t>
+      </w:r>
+      <w:r>
+        <w:t xml:space="preserve">och </w:t>
+      </w:r>
+      <w:r>
+        <w:rPr>
+          <w:i/>
+        </w:rPr>
+        <w:t>9180 Ädellövskog i branter</w:t>
+      </w:r>
+      <w:r>
+        <w:t xml:space="preserve"> (Nitare &amp; Skogsstyrelsen, 2019; SLU Artdatabanken, 2026).</w:t>
+      </w:r>
+    </w:p>
+    <w:p>
+      <w:r>
+        <w:rPr>
+          <w:b/>
+        </w:rPr>
+        <w:t xml:space="preserve">Brandticka </w:t>
+      </w:r>
+      <w:r>
+        <w:t>förekommer främst i olikåldrig fuktig granskog med mycket död ved, ofta i kärrkanter eller vid bäckar på lokaler med hög luftfuktighet. Växer huvudsakligen på grova granlågor, någon enstaka gång på tall, asp eller björk, och verkar knuten till ved som först rötats av klibbticka. Arten var tidigare rödlistad men en sentida ökning, bland annat i barkborreangripna granplanteringar i sydligaste Skandinavien har förändrat hotbilden. Populationen i landet kan påverkas negativt av kalavverkning och ett skogsbruk som innebär att mängden grova granlågor minskar. Även dikning och gallring som leder till ett torrare mikroklimat på växtplatserna kan ha negativ inverkan. För att säkerställa en gynnsam bevarandestatus på sikt bör områdesskydd av artens livsmiljöer upprättas på ett sätt som tryggar livskraftiga populationer på landskapsnivå. Vid skogsbruk bör grov död ved och skyddszoner vid kärr och vattendrag lämnas, och träd tillåtas åldras och dö på ett sätt som skapar kontinuerlig tillgång på livsmiljöer (SLU Artdatabanken, 2025).</w:t>
+      </w:r>
+    </w:p>
+    <w:p>
+      <w:r>
+        <w:rPr>
+          <w:b/>
+        </w:rPr>
+        <w:t>Bronshjon</w:t>
+      </w:r>
+      <w:r>
+        <w:t xml:space="preserve"> är en skalbagge vars larvutveckling sker under grov bark på stammar av döda eller döende barrträd, främst gran, i mindre omfattning tall. Arten är knuten till äldre, naturskogslik granskog med inslag av torkande träd. Bronshjon är typisk art för </w:t>
+      </w:r>
+      <w:r>
+        <w:rPr>
+          <w:i/>
+        </w:rPr>
+        <w:t>9010 Taiga</w:t>
+      </w:r>
+      <w:r>
+        <w:t xml:space="preserve"> (SLU Artdatabanken, 2025).</w:t>
+      </w:r>
+    </w:p>
+    <w:p>
+      <w:r>
+        <w:rPr>
+          <w:b/>
+        </w:rPr>
+        <w:t>Bårdlav</w:t>
+      </w:r>
+      <w:r>
+        <w:t xml:space="preserve"> signalerar miljöer med höga naturvärden och på lokalerna finns vanligtvis många andra ovanliga och rödlistade arter. Den visar även på platser med hög och jämn luftfuktighet. På bårdlav och andra njurlavar (Nephroma) kan de sällsynta parasiterna </w:t>
+      </w:r>
+      <w:r>
+        <w:rPr>
+          <w:i/>
+        </w:rPr>
+        <w:t xml:space="preserve">Protounguicularia nephromatis </w:t>
+      </w:r>
+      <w:r>
+        <w:t xml:space="preserve">(VU) och </w:t>
+      </w:r>
+      <w:r>
+        <w:rPr>
+          <w:i/>
+        </w:rPr>
+        <w:t xml:space="preserve">Tremella nephromatis </w:t>
+      </w:r>
+      <w:r>
+        <w:t xml:space="preserve">(DD) påträffas. Bårdlav är typisk art för </w:t>
+      </w:r>
+      <w:r>
+        <w:rPr>
+          <w:i/>
+        </w:rPr>
+        <w:t xml:space="preserve">9010 Taiga, 9020 Nordlig ädellövskog, 9070 Trädklädd betesmark, 9110 Näringsfattig bokskog, 9160 Näringsrik ekskog, 9180 Ädellövskog i branter </w:t>
+      </w:r>
+      <w:r>
+        <w:t>och</w:t>
+      </w:r>
+      <w:r>
+        <w:rPr>
+          <w:i/>
+        </w:rPr>
+        <w:t xml:space="preserve"> 9190 Näringsfattig ekskog</w:t>
+      </w:r>
+      <w:r>
+        <w:t xml:space="preserve"> (SLU Artdatabanken, 2026; Nitare &amp; Skogsstyrelsen, 2019).</w:t>
+      </w:r>
+    </w:p>
+    <w:p>
+      <w:r>
+        <w:rPr>
+          <w:b/>
+        </w:rPr>
+        <w:t xml:space="preserve">Granbarkgnagare </w:t>
+      </w:r>
+      <w:r>
+        <w:t xml:space="preserve">är en skalbagge vars larvutveckling sker i den tjocka ytterbarken på gamla och mycket grova levande granar. Man lägger lätt märke till angreppen på träden eftersom flera grova kläckhål ligger ganska tätt intill varandra på de grövre barkåsarna. Kläckhålen är runda och ca 1,5 mm breda. Granbarkgnagare är typisk art för </w:t>
+      </w:r>
+      <w:r>
+        <w:rPr>
+          <w:i/>
+        </w:rPr>
+        <w:t xml:space="preserve">9010 Taiga </w:t>
+      </w:r>
+      <w:r>
+        <w:t>(Ehnström, 2002; SLU Artdatabanken, 2025).</w:t>
+      </w:r>
+    </w:p>
+    <w:p>
+      <w:r>
+        <w:rPr>
+          <w:b/>
+        </w:rPr>
+        <w:t>Grön sköldmossa (§8)</w:t>
+      </w:r>
+      <w:r>
+        <w:t xml:space="preserve"> är typisk art för </w:t>
+      </w:r>
+      <w:r>
+        <w:rPr>
+          <w:i/>
+        </w:rPr>
+        <w:t xml:space="preserve">9010 Taiga </w:t>
+      </w:r>
+      <w:r>
+        <w:t>och</w:t>
+      </w:r>
+      <w:r>
+        <w:rPr>
+          <w:i/>
+        </w:rPr>
+        <w:t xml:space="preserve"> 9750 Svämlövskog</w:t>
+      </w:r>
+      <w:r>
+        <w:t xml:space="preserve"> och omfattas av EU:s art- och habitatdirektiv bilaga 2 vilket innebär att det finns ett uttalat intresse inom Europeiska unionen att bevara arten. Grön sköldmossa kräver skog som har ett speciellt mikroklimat med hög och jämn luftfuktighet i kombination med rik tillgång på död ved (Nitare &amp; Skogsstyrelsen, 2019; SLU Artdatabanken, 2025). I praktiken handlar det om åtminstone 50 meter med skyddande skog för att undvika uttorkning av marken (Hallingbäck, personligt meddelande 2022-02-24). Grön sköldmossa är en ansvarsart för Sverige då en särskilt stor andel av Europas population finns i landet. Mark- och miljööverdomstolen (MÖD) har i mål nr M 2019-20 (18 februari 2019) slagit fast att grön sköldmossa (§8) är dispenspliktig och att exemplar av arten inte får skadas utan dispens (MÖD, mål nr M 2019-20).</w:t>
+      </w:r>
+    </w:p>
+    <w:p>
+      <w:r>
+        <w:rPr>
+          <w:b/>
+        </w:rPr>
+        <w:t>Korallblylav</w:t>
+      </w:r>
+      <w:r>
+        <w:t xml:space="preserve"> växer på bark av asp, ask, rönn, sälg, bok och lönn och signalerar överallt skogsbestånd med höga naturvärden och den följs nästan alltid av andra ovanliga och rödlistade arter. Den indikerar hög och jämn luftfuktighet och växer främst i områden med lång skoglig kontinuitet där det funnits ett ständigt inslag av gamla lövträd. Korallblylav är typisk art för </w:t>
+      </w:r>
+      <w:r>
+        <w:rPr>
+          <w:i/>
+        </w:rPr>
+        <w:t xml:space="preserve">9020 Nordlig ädellövskog, 9070 Trädklädd betesmark, 9160 Näringsrik ekskog, 9180 Ädellövskog i branter </w:t>
+      </w:r>
+      <w:r>
+        <w:t>och</w:t>
+      </w:r>
+      <w:r>
+        <w:rPr>
+          <w:i/>
+        </w:rPr>
+        <w:t xml:space="preserve"> 9190 Näringsfattig ekskog</w:t>
+      </w:r>
+      <w:r>
+        <w:t xml:space="preserve"> (SLU Artdatabanken, 2024; Nitare &amp; Skogsstyrelsen, 2019).</w:t>
+      </w:r>
+    </w:p>
+    <w:p>
+      <w:r>
+        <w:rPr>
+          <w:b/>
+        </w:rPr>
+        <w:t>Rävticka</w:t>
+      </w:r>
+      <w:r>
+        <w:t xml:space="preserve"> är typisk art för </w:t>
+      </w:r>
+      <w:r>
+        <w:rPr>
+          <w:i/>
+        </w:rPr>
+        <w:t xml:space="preserve">9010 Taiga </w:t>
+      </w:r>
+      <w:r>
+        <w:t>(SLU Artdatabanken, 2025).</w:t>
+      </w:r>
+    </w:p>
+    <w:p>
+      <w:r>
+        <w:rPr>
+          <w:b/>
+        </w:rPr>
+        <w:t xml:space="preserve">Skinnlav </w:t>
+      </w:r>
+      <w:r>
+        <w:t xml:space="preserve">förekommer på diverse lövträd, främst på gammal asp och sälg. Den påträffas främst i områden med lång kontinuitet av grova lövträd och signalerar skogsmark med höga naturvärden. På lokalerna förekommer som regel ett flertal andra ovanliga eller rödlistade lavar. I likhet med gelélavarna, etablerar sig skinnlaven i skogsmark på grova aspar i sena lövsuccessioner. Skinnlav är typisk art för </w:t>
+      </w:r>
+      <w:r>
+        <w:rPr>
+          <w:i/>
+        </w:rPr>
+        <w:t xml:space="preserve">9010 Taiga, 9020 Nordlig ädellövskog </w:t>
+      </w:r>
+      <w:r>
+        <w:t xml:space="preserve">och </w:t>
+      </w:r>
+      <w:r>
+        <w:rPr>
+          <w:i/>
+        </w:rPr>
+        <w:t xml:space="preserve">9070 Trädklädd betesmark </w:t>
+      </w:r>
+      <w:r>
+        <w:t>(Nitare &amp; Skogsstyrelsen, 2019; SLU Artdatabanken, 2025).</w:t>
+      </w:r>
+    </w:p>
+    <w:p>
+      <w:r>
+        <w:rPr>
+          <w:b/>
+        </w:rPr>
+        <w:t>Stor aspticka</w:t>
+      </w:r>
+      <w:r>
+        <w:t xml:space="preserve"> är knuten till gamla levande aspar och orsakar karaktäristiska inbuktningar i stammen (så kallad nekroser). Slutavverknings- och gallringsåtgärder i löv- och blandskogsbestånd som innebär att tillgången på grov asp minskar är ett hot mot arten. Det är viktigt att äldre aspar och aspbestånd sparas och för att gynna arten på sikt bör aspinslagen i t.ex. bergbranter, raviner, skogsbryn och kring äldre odlingsmarker generellt sparas i större utsträckning än vad som görs idag. Stor aspticka är typisk art för </w:t>
+      </w:r>
+      <w:r>
+        <w:rPr>
+          <w:i/>
+        </w:rPr>
+        <w:t xml:space="preserve">9010 Taiga </w:t>
+      </w:r>
+      <w:r>
+        <w:t xml:space="preserve">och </w:t>
+      </w:r>
+      <w:r>
+        <w:rPr>
+          <w:i/>
+        </w:rPr>
+        <w:t>9030 Landhöjningsskog</w:t>
+      </w:r>
+      <w:r>
+        <w:t xml:space="preserve"> (SLU Artdatabanken, 2024; Nitare &amp; Skogsstyrelsen, 2019).</w:t>
+      </w:r>
+    </w:p>
+    <w:p>
+      <w:r>
+        <w:rPr>
+          <w:b/>
+        </w:rPr>
+        <w:t>Stubbspretmossa</w:t>
+      </w:r>
+      <w:r>
+        <w:t xml:space="preserve"> växer på ved i rika löv- och barrskogar med relativt hög luftfuktighet och indikerar fuktiga skogsmiljöer med gott om murken ved och ofta höga naturvärden. Stubbspretmossa är typisk art för </w:t>
+      </w:r>
+      <w:r>
+        <w:rPr>
+          <w:i/>
+        </w:rPr>
+        <w:t>9020 Nordlig ädellövskog</w:t>
+      </w:r>
+      <w:r>
+        <w:t xml:space="preserve"> (SLU Artdatabanken, 2024).</w:t>
+      </w:r>
+    </w:p>
+    <w:p>
+      <w:r>
+        <w:rPr>
+          <w:b/>
+        </w:rPr>
+        <w:t>Tibast</w:t>
+      </w:r>
+      <w:r>
+        <w:t xml:space="preserve"> är en kalkgynnad buske som växer på mullrik, frisk eller svagt fuktig mark, exempelvis i gamla kalkgranskogar, lövträdslundar, varma källpåverkade sluttningar och exklusiva biotoper kopplade till vattendrag. Förekomster i gammal skog visar på höga naturvärden och bör alltid noteras i samband med naturvärdesinventeringar. Tibast är typisk art för </w:t>
+      </w:r>
+      <w:r>
+        <w:rPr>
+          <w:i/>
+        </w:rPr>
+        <w:t>9050 Näringsrik granskog</w:t>
+      </w:r>
+      <w:r>
+        <w:t xml:space="preserve"> och värdväxt för de två fjärilsarterna större tibastmal och brun tibastmal (CR) (SLU Artdatabanken, 2024; Nitare &amp; Skogsstyrelsen, 2019).</w:t>
+      </w:r>
+    </w:p>
+    <w:p>
+      <w:r>
+        <w:rPr>
+          <w:b/>
+        </w:rPr>
+        <w:t xml:space="preserve">Vätteros </w:t>
+      </w:r>
+      <w:r>
+        <w:t xml:space="preserve">är typisk art för </w:t>
+      </w:r>
+      <w:r>
+        <w:rPr>
+          <w:i/>
+        </w:rPr>
+        <w:t xml:space="preserve">9020 Nordlig ädellövskog </w:t>
+      </w:r>
+      <w:r>
+        <w:t>och</w:t>
+      </w:r>
+      <w:r>
+        <w:rPr>
+          <w:i/>
+        </w:rPr>
+        <w:t xml:space="preserve"> 9160 Näringsrik ekskog </w:t>
+      </w:r>
+      <w:r>
+        <w:t>(SLU Artdatabanken, 2025).</w:t>
+      </w:r>
+    </w:p>
+    <w:p>
+      <w:r>
+        <w:rPr>
+          <w:b/>
+        </w:rPr>
+        <w:t>Blåsippa (§9)</w:t>
+      </w:r>
+      <w:r>
+        <w:t xml:space="preserve"> är typisk art för </w:t>
+      </w:r>
+      <w:r>
+        <w:rPr>
+          <w:i/>
+        </w:rPr>
+        <w:t>9050 Näringsrik granskog, 9020 Nordlig ädellövskog</w:t>
+      </w:r>
+      <w:r>
+        <w:t xml:space="preserve"> och </w:t>
+      </w:r>
+      <w:r>
+        <w:rPr>
+          <w:i/>
+        </w:rPr>
+        <w:t>8240 Karsthällmarker</w:t>
+      </w:r>
+      <w:r>
+        <w:t xml:space="preserve"> (SLU Artdatabanken, 2025).</w:t>
+      </w:r>
+    </w:p>
+    <w:p>
+      <w:r>
+        <w:rPr>
+          <w:b/>
+        </w:rPr>
+        <w:t>Kransmossa</w:t>
+      </w:r>
+      <w:r>
+        <w:t xml:space="preserve"> är typisk art för </w:t>
+      </w:r>
+      <w:r>
+        <w:rPr>
+          <w:i/>
+        </w:rPr>
+        <w:t xml:space="preserve">9050 Näringsrik granskog </w:t>
+      </w:r>
+      <w:r>
+        <w:t xml:space="preserve">och </w:t>
+      </w:r>
+      <w:r>
+        <w:rPr>
+          <w:i/>
+        </w:rPr>
+        <w:t xml:space="preserve">6170 Alpina kalkgräsmarker </w:t>
+      </w:r>
+      <w:r>
+        <w:t>(SLU Artdatabanken, 2025).</w:t>
+      </w:r>
+    </w:p>
+    <w:p>
+      <w:r>
+        <w:rPr>
+          <w:b/>
+        </w:rPr>
+        <w:t>Ormbär</w:t>
+      </w:r>
+      <w:r>
+        <w:t xml:space="preserve"> är typisk art för </w:t>
+      </w:r>
+      <w:r>
+        <w:rPr>
+          <w:i/>
+        </w:rPr>
+        <w:t xml:space="preserve">9050 Näringsrik granskog </w:t>
+      </w:r>
+      <w:r>
+        <w:t>(SLU Artdatabanken, 2025).</w:t>
+      </w:r>
+    </w:p>
+    <w:p>
+      <w:r>
+        <w:rPr>
+          <w:b/>
+        </w:rPr>
+        <w:t>Spillkråka (§4)</w:t>
+      </w:r>
+      <w:r>
+        <w:t xml:space="preserve"> omfattas av bilaga 1 i EU:s fågeldirektiv och är typisk art för </w:t>
+      </w:r>
+      <w:r>
+        <w:rPr>
+          <w:i/>
+        </w:rPr>
+        <w:t xml:space="preserve">9010 Taiga </w:t>
+      </w:r>
+      <w:r>
+        <w:t>och</w:t>
+      </w:r>
+      <w:r>
+        <w:rPr>
+          <w:i/>
+        </w:rPr>
+        <w:t xml:space="preserve"> 9740 Skogsbevuxen myr</w:t>
+      </w:r>
+      <w:r>
+        <w:t>. Den behöver grova träd, främst tall, asp och bok som boträd. Skogsbruk med korta omloppstider och täta, homogena ungskogar utgör det största hotet. Spillkråka är en nyckelart i skogliga miljöer vars övergivna bohål utnyttjas av flera andra hålhäckande fågelarter och fladdermöss, däribland pärluggla (EN, §4), knipa (§4), salskrake (§4) och skogsduva (§4). Hökuggla (VU, §4) och slaguggla (§4) häckar ofta i högstubbar som brutits av i höjd med ett gammalt spillkråkebo (SLU Artdatabanken, 2026; Skogsstyrelsen, 2016).</w:t>
+      </w:r>
+    </w:p>
+    <w:p>
+      <w:r>
+        <w:rPr>
+          <w:b/>
+        </w:rPr>
+        <w:t>Tjäder (§4)</w:t>
+      </w:r>
+      <w:r>
+        <w:t xml:space="preserve"> omfattas av bilaga 1 och 2 EU:s fågeldirektiv och är typisk art för </w:t>
+      </w:r>
+      <w:r>
+        <w:rPr>
+          <w:i/>
+        </w:rPr>
+        <w:t xml:space="preserve">9010 Taiga </w:t>
+      </w:r>
+      <w:r>
+        <w:t xml:space="preserve">och </w:t>
+      </w:r>
+      <w:r>
+        <w:rPr>
+          <w:i/>
+        </w:rPr>
+        <w:t>9740 Skogsbevuxen myr</w:t>
+      </w:r>
+      <w:r>
+        <w:t>. Tjädern är en utpräglad skogsfågel knuten till större sammanhängande barrskogsområden. Tupparna och hönorna utnyttjar till viss del olika miljöer, och habitatvalet varierar dessutom mellan olika delar av året. För att det ska finnas livskraftiga tjäderbestånd krävs funktionella skogslandskap med en blandning av uppvuxen, gles och luckig skog, täta sumpskogar, myrar och andra små våtmarker. Arten försvinner när skogen fragmenteras och den sammanlagda arealen hyggen och andra öppna områden blir för stor. Ett småskaligt och försiktigt virkesuttag genom hyggesfria metoder kan i vissa fall vara möjligt i området inom 200 m från lekcentrum. Längre ut från lekcentrum, inom 200–500 m bör den avverkade ytan inte överskrida 1 hektar för att undvika alltför stora och snabba förändringar (Skogsstyrelsen, 2019; SLU Artdatabanken, 2024).</w:t>
+      </w:r>
+    </w:p>
+    <w:p>
+      <w:r>
+        <w:rPr>
+          <w:b/>
+        </w:rPr>
+        <w:t>Tofsmes (§4)</w:t>
+      </w:r>
+      <w:r>
+        <w:t xml:space="preserve"> häckar i barr- och blandskog, främst i tallskog. Tofsmes är typisk art för </w:t>
+      </w:r>
+      <w:r>
+        <w:rPr>
+          <w:i/>
+        </w:rPr>
+        <w:t xml:space="preserve">9010 Taiga </w:t>
+      </w:r>
+      <w:r>
+        <w:t>(SLU Artdatabanken, 2025).</w:t>
+      </w:r>
+    </w:p>
+    <w:p>
+      <w:r>
+        <w:rPr>
+          <w:b/>
+        </w:rPr>
+        <w:t>Gullviva (§9)</w:t>
+      </w:r>
+      <w:r>
+        <w:t xml:space="preserve"> är värdväxt för bland annat den rödlistade och sällsynta fjärilen gullvivefjäril (VU) samt typisk art för </w:t>
+      </w:r>
+      <w:r>
+        <w:rPr>
+          <w:i/>
+        </w:rPr>
+        <w:t xml:space="preserve">9070 Trädklädd betesmark, 6530 Lövängar, 6510 Slåtterängar i låglandet </w:t>
+      </w:r>
+      <w:r>
+        <w:t>och</w:t>
+      </w:r>
+      <w:r>
+        <w:rPr>
+          <w:i/>
+        </w:rPr>
+        <w:t xml:space="preserve"> 6270 Silikatgräsmarker</w:t>
+      </w:r>
+      <w:r>
+        <w:t xml:space="preserve"> (SLU Artdatabanken, 2025).</w:t>
+      </w:r>
+    </w:p>
+    <w:p>
+      <w:pPr>
+        <w:pStyle w:val="Heading1"/>
+      </w:pPr>
+      <w:r>
+        <w:t>EU:s fågeldirektiv</w:t>
+      </w:r>
+    </w:p>
+    <w:p>
+      <w:r>
+        <w:t xml:space="preserve">Europeiska unionens medlemsländer är skyldiga att agera i enlighet med EU:s fågeldirektiv där det uttryckligen står att direktivet gäller för fåglar samt för deras ägg, bon och </w:t>
+      </w:r>
+      <w:r>
+        <w:rPr>
+          <w:b/>
+        </w:rPr>
+        <w:t xml:space="preserve">livsmiljöer </w:t>
+      </w:r>
+      <w:r>
+        <w:t>(artikel 1). Vidare att de åtgärder som vidtas inte får leda till en försämring av den nuvarande situationen beträffande bevarandet av de fågelarter som avses i artikel 1 (artikel 13). Fågeldirektivet är styrande för tillsynsansvariga myndigheters ärendehantering, ställningstaganden och beslutsfattande.</w:t>
+      </w:r>
+    </w:p>
+    <w:p>
+      <w:pPr>
+        <w:pStyle w:val="Heading1"/>
+      </w:pPr>
+      <w:r>
+        <w:t>Typiska arter och EU:s art- och habitatdirektiv</w:t>
+      </w:r>
+    </w:p>
+    <w:p>
+      <w:r>
+        <w:t>Typiska arter används för att lokalisera områden med gynnsam bevarandestatus för de naturtyper som är listade i EU:s art- och habitatdirektiv. Ett exempel är Västlig taiga (EU-kod 9010) som saknar gynnsam bevarandestatus och minskar starkt som naturtyp i Sverige. Naturvårdsverket skriver i sin vägledning för Västlig taiga att dylika miljöer förutsätter normalt att skogarna skyddas långsiktigt, eftersom skogsbruk inte är förenligt med bevarande av naturtypen i gynnsamt tillstånd (Naturvårdsverket, 2011).</w:t>
+      </w:r>
+    </w:p>
+    <w:p>
+      <w:r>
+        <w:t>Följande typiska arter har sina livsmiljöer och växtplatser i den avverkningsanmälda skogen: garnlav (VU, T), kattfotslav (NT, T), rynkskinn (NT, T), sårläka (NT, T), ullticka (NT, T), vårärt (NT, T), bronshjon (S, T), bårdlav (S, T), granbarkgnagare (S, T), grön sköldmossa (S, T, §8), korallblylav (S, T), rävticka (S, T), skinnlav (S, T), stor aspticka (S, T), stubbspretmossa (S, T), tibast (S, T), vätteros (S, T), blåsippa (T, §9), kransmossa (T), ormbär (T), spillkråka (T, §4), tjäder (T, §4) och tofsmes (T, §4).</w:t>
+      </w:r>
+    </w:p>
+    <w:p>
+      <w:r>
+        <w:t>Enligt Sveriges Artikel 17 rapportering 2013 och 2019 till EU, har naturtypen Västlig taiga (9010) dålig bevarandestatus med negativ trend inom Sveriges boreala region. Skogsbruksåtgärder som avverkning, röjning och gallring pekas ut som några av de främst bidragande orsakerna till naturtypens dåliga status och negativa trend (SLU Artdatabanken, 2019). I EU:s uppföljning av tillståndet för naturtyperna i Skandinavien 2013 – 2018 framgår det att i den boreala regionen är tillståndet så dåligt för Västlig taiga (9010) att habitatet löper allvarlig risk att försvinna regionalt (EEA, 2022). Det allvarliga läget för den biologiska mångfalden i skogen framhålls även i Skogsstyren rapport 2026/07:</w:t>
+      </w:r>
+    </w:p>
+    <w:p>
+      <w:r>
+        <w:rPr>
+          <w:i/>
+        </w:rPr>
+        <w:t>"All avverkning av kända skogliga värdekärnor och sannolika kontinuitetsskogar behöver upphöra för att fylla bristen om 1,56 miljoner hektar bevarad livsmiljötyp. På grund av begränsade kvarvarande arealer av värdekärnor, naturskogar och kontinuitetsskogar leder fortsatt förlust av dessa till en påtaglig risk för långsiktigt negativa effekter för biologisk mångfald i skogslandskapet. Att de återstående arealerna bevaras och ges ett långsiktigt skydd bedöms därför vara av avgörande betydelse."</w:t>
+      </w:r>
+      <w:r>
+        <w:t xml:space="preserve"> (Skogsstyrelsen, 2026).</w:t>
+      </w:r>
+    </w:p>
+    <w:p>
+      <w:r>
+        <w:t>Trots detta har statusen för Västlig taiga ändrats till otillräcklig i stället för dålig i den senaste Artikel 17 rapporteringen 2025. Av Naturvårdsverkets rapport framgår det dock att de ändrade statusbedömningarna jämfört med rapporteringen 2019 inte beror på faktiska miljöförändringar. Ändringarna är av teknisk karaktär och främst en följd av resultaten från genomförda regeringsuppdrag och beslut inför rapporteringen 2025. Det är alltså politisk styrning i stället för faktiska förhållanden i naturen som ändrat på naturtypernas status i rapporteringen, vilket rimmar dåligt med såväl art- och habitatdirektivets syften och mål som med naturrestaureringsförordningen. I praktiken har dock Sveriges nya sätt att rapportera bevarandestatus till EU inte någon betydelse eftersom Naturvårdsverkets rapportering 2025 visar att Västlig taiga</w:t>
+      </w:r>
+      <w:r>
+        <w:rPr>
+          <w:b/>
+        </w:rPr>
+        <w:t xml:space="preserve"> </w:t>
+      </w:r>
+      <w:r>
+        <w:t>inte har gynnsam bevarandestatus.</w:t>
+      </w:r>
+    </w:p>
+    <w:p>
+      <w:r>
+        <w:t>Åtgärder som vidtas i enlighet med art- och habitatdirektivet ska enligt Artikel 2 syfta till att bibehålla eller återställa en gynnsam bevarandestatus hos livsmiljöer samt arter och vilda djur och växter av gemenskapsintresse. Enligt prejudikat från EU-domstolen ska en skogsbruksverksamhet utföras på ett sådant sätt som utgör ett förebyggande och hållbart skogsbruk för att betraktas som förenlig med bevarandekraven i direktivet (se EU-domstolens dom i de förenade målen C 473-19 och C 474-19).</w:t>
+      </w:r>
+    </w:p>
+    <w:p>
+      <w:r>
+        <w:t xml:space="preserve">Av artikel 1.e samma direktiv framgår att en livsmiljös bevarandestatus anses " gynnsam" när — dess naturliga utbredningsområde och de ytor den täcker inom detta område är stabila eller ökande, och — den särskilda struktur och de särskilda funktioner som är nödvändiga för att den skall kunna bibehållas på lång sikt finns, och sannolikt kommer att finnas under en överskådlig framtid, och — bevarandestatusen hos dess </w:t>
+      </w:r>
+      <w:r>
+        <w:rPr>
+          <w:b/>
+        </w:rPr>
+        <w:t>typiska arter</w:t>
+      </w:r>
+      <w:r>
+        <w:t xml:space="preserve"> är gynnsam enligt definitionen i artikel 1.i.</w:t>
+      </w:r>
+    </w:p>
+    <w:p>
+      <w:r>
+        <w:t>EU-direktiv är bindande för EU:s medlemsländer varvid det ankommer på Skogsstyrelsen som nationell tillsynsmyndighet att beakta syftet med EU:s art- och habitatdirektiv vid prövningen av en skogsbruksverksamhet, se Rådets direktiv 92/43/EEG. Se ytterligare information om EU:s livsmiljödirektiv i bilaga 2.</w:t>
+      </w:r>
+    </w:p>
+    <w:p>
+      <w:r>
+        <w:br w:type="page"/>
+      </w:r>
+    </w:p>
+    <w:p>
+      <w:pPr>
+        <w:pStyle w:val="Title"/>
+      </w:pPr>
+      <w:r>
+        <w:t>BILAGA 1 – Fridlysta arter</w:t>
+      </w:r>
+    </w:p>
+    <w:p>
+      <w:pPr>
+        <w:pStyle w:val="Heading1"/>
+      </w:pPr>
+      <w:r>
+        <w:t>Talltita – ekologi samt krav på livsmiljön</w:t>
+      </w:r>
+    </w:p>
+    <w:p>
+      <w:r>
+        <w:t>Talltita är rödlistad som NT, fridlyst och prioriterad art i Skogsvårdslagen. Den omfattas av EU:s fågeldirektiv. Arten har minskat kraftigt de senaste 30 åren och minskningstakten innevarande 10-årsperiod beräknas till 20 (10–30) % (SLU Artdatabanken, 2022).</w:t>
+      </w:r>
+    </w:p>
+    <w:p>
+      <w:r>
+        <w:t>Talltita föredrar större sammanhängande barrskogar, och finns såväl i tallskog som granskog och i lövblandad barrskog. Skogens struktur är viktig och ska helst vara flerskiktad med riklig underväxt av mindre granar, björk och andra lövträd och buskar. Tillgång på murknande högstubbar är särskilt viktig, eftersom talltitan helst själv hackar ut sitt bohål (SLU Artdatabanken, 2022).</w:t>
+      </w:r>
+    </w:p>
+    <w:p>
+      <w:r>
+        <w:t>Det finns flera studier som visar att talltita är känslig för gallring och inte överlever när dess livsmiljö kalavverkas (Eggers and Low, 2014; Griesser et al., 2007; Klein, 2020). Talltitans revir är förhållandevis stora, 10–20 hektar och arten missgynnas när skogen fragmenteras. Kalavverkning av större delar av reviret innebär att det överges (Artdatabanken, 2021).</w:t>
+      </w:r>
+    </w:p>
+    <w:p>
+      <w:r>
+        <w:t>Talltitan är synnerligen trogen sitt revir så länge paret lever och biotopen förblir intakt. Paret stannar i sitt revir året om. En förlust av ett revir har därför en stor inverkan på den lokala populationen och trakthyggesbruket anses vara orsak till den svenska populationens kraftiga minskning. Talltiteparets revirtrohet innebär att närhelst under året man observerar en adult talltita så ingår denna plats i reviret (Siffczyk et al., 2003; Ekman, 1979).</w:t>
       </w:r>
     </w:p>
     <w:p>
@@ -109,824 +944,91 @@
         <w:pStyle w:val="Heading2"/>
       </w:pPr>
       <w:r>
-        <w:t>Fridlysta arter</w:t>
+        <w:t>Referenser – talltita</w:t>
       </w:r>
     </w:p>
     <w:p>
       <w:r>
-        <w:t>Följande fridlysta arter har sina livsmiljöer och växtplatser i den avverkningsanmälda skogen: talltita (NT, §4), grön sköldmossa (S, T, §8), blåsippa (T, §9), spillkråka (T, §4), tjäder (T, §4), tofsmes (T, §4), kungsfågel (§4), svartvit flugsnappare (§4) och gullviva (§9).</w:t>
-      </w:r>
-    </w:p>
-    <w:p>
-      <w:r>
-        <w:t xml:space="preserve">Observera att medlemsländerna är skyldiga att agera i enlighet med EU:s fågeldirektiv där det uttryckligen står att direktivet gäller för fåglar samt för deras ägg, bon och </w:t>
-      </w:r>
-      <w:r>
-        <w:rPr>
-          <w:b/>
-        </w:rPr>
-        <w:t xml:space="preserve">livsmiljöer </w:t>
-      </w:r>
-      <w:r>
-        <w:t>(artikel 1). Vidare att de åtgärder som vidtas inte får leda till en försämring av den nuvarande situationen beträffande bevarandet av de fågelarter som avses i artikel 1 (artikel 13). Fågeldirektivet är styrande för tillsynsansvariga myndigheters ärendehantering, ställningstaganden och beslutsfattande.</w:t>
-      </w:r>
-    </w:p>
-    <w:p>
-      <w:r>
-        <w:rPr>
-          <w:b/>
-        </w:rPr>
-        <w:t>Blåsippa (§9)</w:t>
-      </w:r>
-      <w:r>
-        <w:t xml:space="preserve"> är typisk art för </w:t>
+        <w:t xml:space="preserve">Eggers, S., Low, M., 2014. </w:t>
       </w:r>
       <w:r>
         <w:rPr>
           <w:i/>
         </w:rPr>
-        <w:t>9050 Näringsrik granskog, 9020 Nordlig ädellövskog</w:t>
-      </w:r>
-      <w:r>
-        <w:t xml:space="preserve"> och </w:t>
+        <w:t xml:space="preserve">Differential demographic responses of sympatric Parids to vegetation management in boreal forest. </w:t>
+      </w:r>
+      <w:r>
+        <w:t>For. Ecol. Manage. 319, 169–175.</w:t>
+      </w:r>
+    </w:p>
+    <w:p>
+      <w:r>
+        <w:t xml:space="preserve">Ekman, J., 1979. </w:t>
       </w:r>
       <w:r>
         <w:rPr>
           <w:i/>
         </w:rPr>
-        <w:t>8240 Karsthällmarker</w:t>
-      </w:r>
-      <w:r>
-        <w:t xml:space="preserve"> (SLU Artdatabanken, 2025).</w:t>
+        <w:t xml:space="preserve">Coherence, composition and territories of winter social groups of the Willow Tit Parus montanus and the Crested Tit P. cristatus. </w:t>
+      </w:r>
+      <w:r>
+        <w:t>Ornis Scandinavica, 10, pp 56–68</w:t>
       </w:r>
     </w:p>
     <w:p>
       <w:r>
-        <w:rPr>
-          <w:b/>
-        </w:rPr>
-        <w:t>Grön sköldmossa (§8)</w:t>
-      </w:r>
-      <w:r>
-        <w:t xml:space="preserve"> är typisk art för </w:t>
+        <w:t xml:space="preserve">Griesser, M., Nystrand, M., Eggers, S., Ekman, J., 2007. </w:t>
       </w:r>
       <w:r>
         <w:rPr>
           <w:i/>
         </w:rPr>
-        <w:t xml:space="preserve">9010 Taiga </w:t>
-      </w:r>
-      <w:r>
-        <w:t>och</w:t>
+        <w:t xml:space="preserve">Impact of forestry practices on fitness correlates and population productivity in an open-nesting bird species. </w:t>
+      </w:r>
+      <w:r>
+        <w:t>Conserv. Biol. 21, 767–774. https://doi.org/10.1111/j.1523- 1739.2007.00675.x</w:t>
+      </w:r>
+    </w:p>
+    <w:p>
+      <w:r>
+        <w:t xml:space="preserve">Klein, J., 2020. </w:t>
       </w:r>
       <w:r>
         <w:rPr>
           <w:i/>
         </w:rPr>
-        <w:t xml:space="preserve"> 9750 Svämlövskog</w:t>
-      </w:r>
-      <w:r>
-        <w:t xml:space="preserve"> och omfattas av EU:s art- och habitatdirektiv bilaga 2 vilket innebär att det finns ett uttalat intresse inom Europeiska unionen att bevara arten. Grön sköldmossa kräver skog som har ett speciellt mikroklimat med hög och jämn luftfuktighet i kombination med rik tillgång på död ved (Nitare &amp; Skogsstyrelsen, 2019; SLU Artdatabanken, 2025). I praktiken handlar det om åtminstone 50 meter med skyddande skog för att undvika uttorkning av marken (Hallingbäck, personligt meddelande 2022-02-24). Grön sköldmossa är en ansvarsart för Sverige då en särskilt stor andel av Europas population finns i landet. Mark- och miljööverdomstolen (MÖD) har i mål nr M 2019-20 (18 februari 2019) slagit fast att grön sköldmossa (§8) är dispenspliktig och att exemplar av arten inte får skadas utan dispens (MÖD, mål nr M 2019-20).</w:t>
+        <w:t xml:space="preserve">The forgotten forest – On thinning, retention, and biodiversity in the boreal forest. </w:t>
+      </w:r>
+      <w:r>
+        <w:t>Doctoral Thesis No. 2020:50</w:t>
       </w:r>
     </w:p>
     <w:p>
       <w:r>
-        <w:rPr>
-          <w:b/>
-        </w:rPr>
-        <w:t>Gullviva (§9)</w:t>
-      </w:r>
-      <w:r>
-        <w:t xml:space="preserve"> är värdväxt för bland annat den rödlistade och sällsynta fjärilen gullvivefjäril (VU) samt typisk art för </w:t>
+        <w:t xml:space="preserve">Siffczyk, C., Brotons, L., Kangas, K., Orell, M., 2003. </w:t>
       </w:r>
       <w:r>
         <w:rPr>
           <w:i/>
         </w:rPr>
-        <w:t xml:space="preserve">9070 Trädklädd betesmark, 6530 Lövängar, 6510 Slåtterängar i låglandet </w:t>
-      </w:r>
-      <w:r>
-        <w:t>och</w:t>
+        <w:t xml:space="preserve">Home range size of willow tits. </w:t>
+      </w:r>
+      <w:r>
+        <w:t>Oecologica, 136, 635–642 (2003)</w:t>
+      </w:r>
+    </w:p>
+    <w:p>
+      <w:r>
+        <w:t xml:space="preserve">SLU Artdatabanken, 2021. </w:t>
       </w:r>
       <w:r>
         <w:rPr>
           <w:i/>
         </w:rPr>
-        <w:t xml:space="preserve"> 6270 Silikatgräsmarker</w:t>
-      </w:r>
-      <w:r>
-        <w:t xml:space="preserve"> (SLU Artdatabanken, 2025).</w:t>
-      </w:r>
-    </w:p>
-    <w:p>
-      <w:r>
-        <w:rPr>
-          <w:b/>
-        </w:rPr>
-        <w:t>Spillkråka (§4)</w:t>
-      </w:r>
-      <w:r>
-        <w:t xml:space="preserve"> omfattas av bilaga 1 i EU:s fågeldirektiv och är typisk art för </w:t>
-      </w:r>
-      <w:r>
-        <w:rPr>
-          <w:i/>
-        </w:rPr>
-        <w:t xml:space="preserve">9010 Taiga </w:t>
-      </w:r>
-      <w:r>
-        <w:t>och</w:t>
-      </w:r>
-      <w:r>
-        <w:rPr>
-          <w:i/>
-        </w:rPr>
-        <w:t xml:space="preserve"> 9740 Skogsbevuxen myr</w:t>
-      </w:r>
-      <w:r>
-        <w:t>. Den behöver grova träd, främst tall, asp och bok som boträd. Skogsbruk med korta omloppstider och täta, homogena ungskogar utgör det största hotet. Spillkråka är en nyckelart i skogliga miljöer vars övergivna bohål utnyttjas av flera andra hålhäckande fågelarter och fladdermöss, däribland pärluggla (EN, §4), knipa (§4), salskrake (§4) och skogsduva (§4). Hökuggla (VU, §4) och slaguggla (§4) häckar ofta i högstubbar som brutits av i höjd med ett gammalt spillkråkebo (SLU Artdatabanken, 2026; Skogsstyrelsen, 2016).</w:t>
-      </w:r>
-    </w:p>
-    <w:p>
-      <w:r>
-        <w:rPr>
-          <w:b/>
-        </w:rPr>
-        <w:t>Talltita (NT, §4)</w:t>
-      </w:r>
-      <w:r>
-        <w:t>, rödlistad som nära hotad och prioriterad art i Skogsvårdslagen, har häckningsrevir i anmälan. Arten har minskat kraftigt de senaste 30 åren och minskningstakten innevarande 10-årsperiod beräknas till 20 (10–30) %. Talltitan är synnerligen trogen sitt cirka 15 hektar stora revir och är beroende av flerskiktade olikåldriga skogar för att kunna föda upp sina ungar. Talltitan försvinner om dess livsmiljö kalavverkas (Eggers &amp; Low, 2014; Ekman, 1979; Griesser et al, 2007; Klein, 2020; Siffczyk et al, 2003; SLU Artdatabanken, 2021).</w:t>
-      </w:r>
-    </w:p>
-    <w:p>
-      <w:r>
-        <w:rPr>
-          <w:b/>
-        </w:rPr>
-        <w:t>Tjäder (§4)</w:t>
-      </w:r>
-      <w:r>
-        <w:t xml:space="preserve"> omfattas av bilaga 1 och 2 EU:s fågeldirektiv och är typisk art för </w:t>
-      </w:r>
-      <w:r>
-        <w:rPr>
-          <w:i/>
-        </w:rPr>
-        <w:t xml:space="preserve">9010 Taiga </w:t>
-      </w:r>
-      <w:r>
-        <w:t xml:space="preserve">och </w:t>
-      </w:r>
-      <w:r>
-        <w:rPr>
-          <w:i/>
-        </w:rPr>
-        <w:t>9740 Skogsbevuxen myr</w:t>
-      </w:r>
-      <w:r>
-        <w:t>. Tjädern är en utpräglad skogsfågel knuten till större sammanhängande barrskogsområden. Tupparna och hönorna utnyttjar till viss del olika miljöer, och habitatvalet varierar dessutom mellan olika delar av året. För att det ska finnas livskraftiga tjäderbestånd krävs funktionella skogslandskap med en blandning av uppvuxen, gles och luckig skog, täta sumpskogar, myrar och andra små våtmarker. Arten försvinner när skogen fragmenteras och den sammanlagda arealen hyggen och andra öppna områden blir för stor. Ett småskaligt och försiktigt virkesuttag genom hyggesfria metoder kan i vissa fall vara möjligt i området inom 200 m från lekcentrum. Längre ut från lekcentrum, inom 200–500 m bör den avverkade ytan inte överskrida 1 hektar för att undvika alltför stora och snabba förändringar (Skogsstyrelsen, 2019; SLU Artdatabanken, 2024).</w:t>
-      </w:r>
-    </w:p>
-    <w:p>
-      <w:r>
-        <w:rPr>
-          <w:b/>
-        </w:rPr>
-        <w:t>Tofsmes (§4)</w:t>
-      </w:r>
-      <w:r>
-        <w:t xml:space="preserve"> häckar i barr- och blandskog, främst i tallskog. Tofsmes är typisk art för </w:t>
-      </w:r>
-      <w:r>
-        <w:rPr>
-          <w:i/>
-        </w:rPr>
-        <w:t xml:space="preserve">9010 Taiga </w:t>
-      </w:r>
-      <w:r>
-        <w:t>(SLU Artdatabanken, 2025).</w:t>
-      </w:r>
-    </w:p>
-    <w:p>
-      <w:r>
-        <w:t>I BILAGA 1 finns mer detaljerad information om ekologi samt krav på livsmiljö hos fridlysta arter.</w:t>
-      </w:r>
-    </w:p>
-    <w:p>
-      <w:pPr>
-        <w:pStyle w:val="Heading2"/>
-      </w:pPr>
-      <w:r>
-        <w:t>Övriga naturvårdsarter</w:t>
-      </w:r>
-    </w:p>
-    <w:p>
-      <w:r>
-        <w:rPr>
-          <w:b/>
-        </w:rPr>
-        <w:t xml:space="preserve">Brandticka </w:t>
-      </w:r>
-      <w:r>
-        <w:t>förekommer främst i olikåldrig fuktig granskog med mycket död ved, ofta i kärrkanter eller vid bäckar på lokaler med hög luftfuktighet. Växer huvudsakligen på grova granlågor, någon enstaka gång på tall, asp eller björk, och verkar knuten till ved som först rötats av klibbticka. Arten var tidigare rödlistad men en sentida ökning, bland annat i barkborreangripna granplanteringar i sydligaste Skandinavien har förändrat hotbilden. Populationen i landet kan påverkas negativt av kalavverkning och ett skogsbruk som innebär att mängden grova granlågor minskar. Även dikning och gallring som leder till ett torrare mikroklimat på växtplatserna kan ha negativ inverkan. För att säkerställa en gynnsam bevarandestatus på sikt bör områdesskydd av artens livsmiljöer upprättas på ett sätt som tryggar livskraftiga populationer på landskapsnivå. Vid skogsbruk bör grov död ved och skyddszoner vid kärr och vattendrag lämnas, och träd tillåtas åldras och dö på ett sätt som skapar kontinuerlig tillgång på livsmiljöer (SLU Artdatabanken, 2025).</w:t>
-      </w:r>
-    </w:p>
-    <w:p>
-      <w:r>
-        <w:rPr>
-          <w:b/>
-        </w:rPr>
-        <w:t>Bronshjon</w:t>
-      </w:r>
-      <w:r>
-        <w:t xml:space="preserve"> är en skalbagge vars larvutveckling sker under grov bark på stammar av döda eller döende barrträd, främst gran, i mindre omfattning tall. Arten är knuten till äldre, naturskogslik granskog med inslag av torkande träd. Bronshjon är typisk art för </w:t>
-      </w:r>
-      <w:r>
-        <w:rPr>
-          <w:i/>
-        </w:rPr>
-        <w:t>9010 Taiga</w:t>
-      </w:r>
-      <w:r>
-        <w:t xml:space="preserve"> (SLU Artdatabanken, 2025).</w:t>
-      </w:r>
-    </w:p>
-    <w:p>
-      <w:r>
-        <w:rPr>
-          <w:b/>
-        </w:rPr>
-        <w:t>Bårdlav</w:t>
-      </w:r>
-      <w:r>
-        <w:t xml:space="preserve"> signalerar miljöer med höga naturvärden och på lokalerna finns vanligtvis många andra ovanliga och rödlistade arter. Den visar även på platser med hög och jämn luftfuktighet. På bårdlav och andra njurlavar (Nephroma) kan de sällsynta parasiterna </w:t>
-      </w:r>
-      <w:r>
-        <w:rPr>
-          <w:i/>
-        </w:rPr>
-        <w:t xml:space="preserve">Protounguicularia nephromatis </w:t>
-      </w:r>
-      <w:r>
-        <w:t xml:space="preserve">(VU) och </w:t>
-      </w:r>
-      <w:r>
-        <w:rPr>
-          <w:i/>
-        </w:rPr>
-        <w:t xml:space="preserve">Tremella nephromatis </w:t>
-      </w:r>
-      <w:r>
-        <w:t xml:space="preserve">(DD) påträffas. Bårdlav är typisk art för </w:t>
-      </w:r>
-      <w:r>
-        <w:rPr>
-          <w:i/>
-        </w:rPr>
-        <w:t xml:space="preserve">9010 Taiga, 9020 Nordlig ädellövskog, 9070 Trädklädd betesmark, 9110 Näringsfattig bokskog, 9160 Näringsrik ekskog, 9180 Ädellövskog i branter </w:t>
-      </w:r>
-      <w:r>
-        <w:t>och</w:t>
-      </w:r>
-      <w:r>
-        <w:rPr>
-          <w:i/>
-        </w:rPr>
-        <w:t xml:space="preserve"> 9190 Näringsfattig ekskog</w:t>
-      </w:r>
-      <w:r>
-        <w:t xml:space="preserve"> (SLU Artdatabanken, 2026; Nitare &amp; Skogsstyrelsen, 2019).</w:t>
-      </w:r>
-    </w:p>
-    <w:p>
-      <w:r>
-        <w:rPr>
-          <w:b/>
-        </w:rPr>
-        <w:t>Garnlav (VU)</w:t>
-      </w:r>
-      <w:r>
-        <w:t xml:space="preserve"> är en utpräglad barrskogsart som ibland kan drapera träden i norrländska grannaturskogar med hög luftfuktighet. Den förekommer även i talldominerade bestånd där den, förutom i trädens grenverk, påträffas hängande över ojämnheter i tallbarken. Arten har minskat starkt i södra och mellersta Sverige och den minskar även i sitt nordliga utbredningsområde. Minskningstakten uppgår till 30 (20–50) % inom 50 år och överstiger gränsvärdet för Sårbar (VU). Orsaken till tillbakagången beror främst på slutavverkningar av naturskogsartade skogar. Bestånd med riklig förekomst bör regelmässigt sparas, vilket även gynnar flera andra sällsynta och rödlistade arter. Garnlav är värdväxt för den mycket sällsynta och akut hotade fjärilen barrskogslavfly (CR) som hör hemma i boreala barrskogar med riklig förekomst av värdväxten. Tidigare kunde arten konstateras årligen på flera platser vid Dala-Floda i Dalarna innan lokalerna kalavverkades. Senaste fyndet i landet av barrskogslavfly är från år 2000 då den påträffades vid Högberget i Sollefteå kommun. Garnlav är typisk art för </w:t>
-      </w:r>
-      <w:r>
-        <w:rPr>
-          <w:i/>
-        </w:rPr>
-        <w:t xml:space="preserve">9010 Taiga </w:t>
-      </w:r>
-      <w:r>
-        <w:t>och</w:t>
-      </w:r>
-      <w:r>
-        <w:rPr>
-          <w:i/>
-        </w:rPr>
-        <w:t xml:space="preserve"> 9070 Trädklädd betesmark</w:t>
-      </w:r>
-      <w:r>
-        <w:t xml:space="preserve"> (SLU Artdatabanken, 2026).</w:t>
-      </w:r>
-    </w:p>
-    <w:p>
-      <w:r>
-        <w:rPr>
-          <w:b/>
-        </w:rPr>
-        <w:t xml:space="preserve">Granbarkgnagare </w:t>
-      </w:r>
-      <w:r>
-        <w:t xml:space="preserve">är en skalbagge vars larvutveckling sker i den tjocka ytterbarken på gamla och mycket grova levande granar. Man lägger lätt märke till angreppen på träden eftersom flera grova kläckhål ligger ganska tätt intill varandra på de grövre barkåsarna. Kläckhålen är runda och ca 1,5 mm breda. Granbarkgnagare är typisk art för </w:t>
-      </w:r>
-      <w:r>
-        <w:rPr>
-          <w:i/>
-        </w:rPr>
-        <w:t xml:space="preserve">9010 Taiga </w:t>
-      </w:r>
-      <w:r>
-        <w:t>(Ehnström, 2002; SLU Artdatabanken, 2025).</w:t>
-      </w:r>
-    </w:p>
-    <w:p>
-      <w:r>
-        <w:rPr>
-          <w:b/>
-        </w:rPr>
-        <w:t xml:space="preserve">Kattfotslav (NT) </w:t>
-      </w:r>
-      <w:r>
-        <w:t xml:space="preserve">är en mycket god signalart i hela sitt svenska utbredningsområde och skogsbestånd med kattfotslav är alltid värdefulla ur naturvårdssynpunkt. Arten indikerar dels ett mikroklimat med konstant hög luftfuktighet, dels kontinuitet av äldre träd och god trädslutenhet. Trots att den är vanligare i sydvästra Sverige växer den enbart i skogsbestånd med höga naturvärden. Den är känslig för skogliga ingrepp som kan förändra lokal- och mikroklimat. Kattfotslav är typisk art för </w:t>
-      </w:r>
-      <w:r>
-        <w:rPr>
-          <w:i/>
-        </w:rPr>
-        <w:t xml:space="preserve">9010 Taiga, 9160 Näringsrik ekskog </w:t>
-      </w:r>
-      <w:r>
-        <w:t>och</w:t>
-      </w:r>
-      <w:r>
-        <w:rPr>
-          <w:i/>
-        </w:rPr>
-        <w:t xml:space="preserve"> 9190 Näringsfattig ekskog</w:t>
-      </w:r>
-      <w:r>
-        <w:t xml:space="preserve"> (Nitare &amp; Skogsstyrelsen, 2019; SLU Artdatabanken, 2026).</w:t>
-      </w:r>
-    </w:p>
-    <w:p>
-      <w:r>
-        <w:rPr>
-          <w:b/>
-        </w:rPr>
-        <w:t>Korallblylav</w:t>
-      </w:r>
-      <w:r>
-        <w:t xml:space="preserve"> växer på bark av asp, ask, rönn, sälg, bok och lönn och signalerar överallt skogsbestånd med höga naturvärden och den följs nästan alltid av andra ovanliga och rödlistade arter. Den indikerar hög och jämn luftfuktighet och växer främst i områden med lång skoglig kontinuitet där det funnits ett ständigt inslag av gamla lövträd. Korallblylav är typisk art för </w:t>
-      </w:r>
-      <w:r>
-        <w:rPr>
-          <w:i/>
-        </w:rPr>
-        <w:t xml:space="preserve">9020 Nordlig ädellövskog, 9070 Trädklädd betesmark, 9160 Näringsrik ekskog, 9180 Ädellövskog i branter </w:t>
-      </w:r>
-      <w:r>
-        <w:t>och</w:t>
-      </w:r>
-      <w:r>
-        <w:rPr>
-          <w:i/>
-        </w:rPr>
-        <w:t xml:space="preserve"> 9190 Näringsfattig ekskog</w:t>
-      </w:r>
-      <w:r>
-        <w:t xml:space="preserve"> (SLU Artdatabanken, 2024; Nitare &amp; Skogsstyrelsen, 2019).</w:t>
-      </w:r>
-    </w:p>
-    <w:p>
-      <w:r>
-        <w:rPr>
-          <w:b/>
-        </w:rPr>
-        <w:t>Kransmossa</w:t>
-      </w:r>
-      <w:r>
-        <w:t xml:space="preserve"> är typisk art för </w:t>
-      </w:r>
-      <w:r>
-        <w:rPr>
-          <w:i/>
-        </w:rPr>
-        <w:t xml:space="preserve">9050 Näringsrik granskog </w:t>
-      </w:r>
-      <w:r>
-        <w:t xml:space="preserve">och </w:t>
-      </w:r>
-      <w:r>
-        <w:rPr>
-          <w:i/>
-        </w:rPr>
-        <w:t xml:space="preserve">6170 Alpina kalkgräsmarker </w:t>
-      </w:r>
-      <w:r>
-        <w:t>(SLU Artdatabanken, 2025).</w:t>
-      </w:r>
-    </w:p>
-    <w:p>
-      <w:r>
-        <w:rPr>
-          <w:b/>
-        </w:rPr>
-        <w:t>Ormbär</w:t>
-      </w:r>
-      <w:r>
-        <w:t xml:space="preserve"> är typisk art för </w:t>
-      </w:r>
-      <w:r>
-        <w:rPr>
-          <w:i/>
-        </w:rPr>
-        <w:t xml:space="preserve">9050 Näringsrik granskog </w:t>
-      </w:r>
-      <w:r>
-        <w:t>(SLU Artdatabanken, 2025).</w:t>
-      </w:r>
-    </w:p>
-    <w:p>
-      <w:r>
-        <w:rPr>
-          <w:b/>
-        </w:rPr>
-        <w:t>Rynkskinn (NT)</w:t>
-      </w:r>
-      <w:r>
-        <w:t xml:space="preserve"> är en vednedbrytare som växer på grova granlågor och ingår i en karaktäristisk association av vedsvampar knutna till urskogsartade barrskogar. Den har klassificerats som en “urskogsindikator” och är placerad i toppen av Skogsstyrelsens värdepyramid för bedömning av skog med höga naturvärden. Allt tyder på att rynkskinn är mycket känslig för skogliga ingrepp och lokalerna, som oftast har höga biologiska kvaliteter, bör lämnas till fri utveckling. Rynkskinn är typisk art för </w:t>
-      </w:r>
-      <w:r>
-        <w:rPr>
-          <w:i/>
-        </w:rPr>
-        <w:t xml:space="preserve">9010 Taiga, 9050 Näringsrik granskog </w:t>
-      </w:r>
-      <w:r>
-        <w:t>och</w:t>
-      </w:r>
-      <w:r>
-        <w:rPr>
-          <w:i/>
-        </w:rPr>
-        <w:t xml:space="preserve"> 9030 Landhöjningsskog</w:t>
-      </w:r>
-      <w:r>
-        <w:t xml:space="preserve"> (Nitare &amp; Skogsstyrelsen, 2019; SLU Artdatabanken, 2026).</w:t>
-      </w:r>
-    </w:p>
-    <w:p>
-      <w:r>
-        <w:rPr>
-          <w:b/>
-        </w:rPr>
-        <w:t>Rävticka</w:t>
-      </w:r>
-      <w:r>
-        <w:t xml:space="preserve"> är typisk art för </w:t>
-      </w:r>
-      <w:r>
-        <w:rPr>
-          <w:i/>
-        </w:rPr>
-        <w:t xml:space="preserve">9010 Taiga </w:t>
-      </w:r>
-      <w:r>
-        <w:t>(SLU Artdatabanken, 2025).</w:t>
-      </w:r>
-    </w:p>
-    <w:p>
-      <w:r>
-        <w:rPr>
-          <w:b/>
-        </w:rPr>
-        <w:t xml:space="preserve">Skinnlav </w:t>
-      </w:r>
-      <w:r>
-        <w:t xml:space="preserve">förekommer på diverse lövträd, främst på gammal asp och sälg. Den påträffas främst i områden med lång kontinuitet av grova lövträd och signalerar skogsmark med höga naturvärden. På lokalerna förekommer som regel ett flertal andra ovanliga eller rödlistade lavar. I likhet med gelélavarna, etablerar sig skinnlaven i skogsmark på grova aspar i sena lövsuccessioner. Skinnlav är typisk art för </w:t>
-      </w:r>
-      <w:r>
-        <w:rPr>
-          <w:i/>
-        </w:rPr>
-        <w:t xml:space="preserve">9010 Taiga, 9020 Nordlig ädellövskog </w:t>
-      </w:r>
-      <w:r>
-        <w:t xml:space="preserve">och </w:t>
-      </w:r>
-      <w:r>
-        <w:rPr>
-          <w:i/>
-        </w:rPr>
-        <w:t xml:space="preserve">9070 Trädklädd betesmark </w:t>
-      </w:r>
-      <w:r>
-        <w:t>(Nitare &amp; Skogsstyrelsen, 2019; SLU Artdatabanken, 2025).</w:t>
-      </w:r>
-    </w:p>
-    <w:p>
-      <w:r>
-        <w:rPr>
-          <w:b/>
-        </w:rPr>
-        <w:t>Stor aspticka</w:t>
-      </w:r>
-      <w:r>
-        <w:t xml:space="preserve"> är knuten till gamla levande aspar och orsakar karaktäristiska inbuktningar i stammen (så kallad nekroser). Slutavverknings- och gallringsåtgärder i löv- och blandskogsbestånd som innebär att tillgången på grov asp minskar är ett hot mot arten. Det är viktigt att äldre aspar och aspbestånd sparas och för att gynna arten på sikt bör aspinslagen i t.ex. bergbranter, raviner, skogsbryn och kring äldre odlingsmarker generellt sparas i större utsträckning än vad som görs idag. Stor aspticka är typisk art för </w:t>
-      </w:r>
-      <w:r>
-        <w:rPr>
-          <w:i/>
-        </w:rPr>
-        <w:t xml:space="preserve">9010 Taiga </w:t>
-      </w:r>
-      <w:r>
-        <w:t xml:space="preserve">och </w:t>
-      </w:r>
-      <w:r>
-        <w:rPr>
-          <w:i/>
-        </w:rPr>
-        <w:t>9030 Landhöjningsskog</w:t>
-      </w:r>
-      <w:r>
-        <w:t xml:space="preserve"> (SLU Artdatabanken, 2024; Nitare &amp; Skogsstyrelsen, 2019).</w:t>
-      </w:r>
-    </w:p>
-    <w:p>
-      <w:r>
-        <w:rPr>
-          <w:b/>
-        </w:rPr>
-        <w:t>Stubbspretmossa</w:t>
-      </w:r>
-      <w:r>
-        <w:t xml:space="preserve"> växer på ved i rika löv- och barrskogar med relativt hög luftfuktighet och indikerar fuktiga skogsmiljöer med gott om murken ved och ofta höga naturvärden. Stubbspretmossa är typisk art för </w:t>
-      </w:r>
-      <w:r>
-        <w:rPr>
-          <w:i/>
-        </w:rPr>
-        <w:t>9020 Nordlig ädellövskog</w:t>
-      </w:r>
-      <w:r>
-        <w:t xml:space="preserve"> (SLU Artdatabanken, 2024).</w:t>
-      </w:r>
-    </w:p>
-    <w:p>
-      <w:r>
-        <w:rPr>
-          <w:b/>
-        </w:rPr>
-        <w:t>Sårläka (NT)</w:t>
-      </w:r>
-      <w:r>
-        <w:t xml:space="preserve"> växer på mullrik mark i skuggiga eller halvskuggiga lövskogar och lundar men också i örtrika kalkbarrskogar. Arten ingår i en exklusiv lundflora som bara uppträder i de allra rikaste kalkbarrskogarna söder om den biologiska norrlandsgränsen. I ädellövskogar och lundar är den också knuten till områden med en mycket rik mångfald av naturvårdsarter. Enligt Riksskogstaxeringens data förefaller den ha minskat kraftigt (&gt;50%) vilket troligen kan förklaras av det storskaliga skogsbruket med kalhyggen. Sårläka är typisk art för </w:t>
-      </w:r>
-      <w:r>
-        <w:rPr>
-          <w:i/>
-        </w:rPr>
-        <w:t xml:space="preserve">9050 Näringsrik granskog, 9020 Nordlig ädellövskog, 9130 Näringsrik bokskog </w:t>
-      </w:r>
-      <w:r>
-        <w:t xml:space="preserve">och </w:t>
-      </w:r>
-      <w:r>
-        <w:rPr>
-          <w:i/>
-        </w:rPr>
-        <w:t>9160 Näringsrik ekskog</w:t>
-      </w:r>
-      <w:r>
-        <w:t xml:space="preserve"> samt värdväxt för den rödlistade fjärilen sårläkeplattmal (NT) (SLU Artdatabanken, 2026; Nitare &amp; Skogsstyrelsen, 2019).</w:t>
-      </w:r>
-    </w:p>
-    <w:p>
-      <w:r>
-        <w:rPr>
-          <w:b/>
-        </w:rPr>
-        <w:t>Tibast</w:t>
-      </w:r>
-      <w:r>
-        <w:t xml:space="preserve"> är en kalkgynnad buske som växer på mullrik, frisk eller svagt fuktig mark, exempelvis i gamla kalkgranskogar, lövträdslundar, varma källpåverkade sluttningar och exklusiva biotoper kopplade till vattendrag. Förekomster i gammal skog visar på höga naturvärden och bör alltid noteras i samband med naturvärdesinventeringar. Tibast är typisk art för </w:t>
-      </w:r>
-      <w:r>
-        <w:rPr>
-          <w:i/>
-        </w:rPr>
-        <w:t>9050 Näringsrik granskog</w:t>
-      </w:r>
-      <w:r>
-        <w:t xml:space="preserve"> och värdväxt för de två fjärilsarterna större tibastmal och brun tibastmal (CR) (SLU Artdatabanken, 2024; Nitare &amp; Skogsstyrelsen, 2019).</w:t>
-      </w:r>
-    </w:p>
-    <w:p>
-      <w:r>
-        <w:rPr>
-          <w:b/>
-        </w:rPr>
-        <w:t>Ullticka (NT)</w:t>
-      </w:r>
-      <w:r>
-        <w:t xml:space="preserve"> är knuten till restbestånd av barrnaturskog och förekommer med ett tydligt optimum i orörda eller måttligt påverkade gamla granskogar där det föreligger viss kontinuitet av grov död ved. Ullticka är en bra signalart inom hela sitt utbredningsområde och i södra Sverige är den sällsynt och en god signalart för skyddsvärda granskogsmiljöer. Den hotas av avverkning och fragmentering av naturskog och äldre granskog med lång trädkontinuitet. På ullticka kan ibland ulltickeporing (VU) påträffas - det är en sällsynt ticka som nyligen delats upp i de tre olika arterna ulltickeporing </w:t>
-      </w:r>
-      <w:r>
-        <w:rPr>
-          <w:i/>
-        </w:rPr>
-        <w:t xml:space="preserve">Skeletocutis brevispora </w:t>
-      </w:r>
-      <w:r>
-        <w:t>(VU)</w:t>
-      </w:r>
-      <w:r>
-        <w:rPr>
-          <w:i/>
-        </w:rPr>
-        <w:t>, Skeletocutis delicata</w:t>
-      </w:r>
-      <w:r>
-        <w:t xml:space="preserve"> (VU)</w:t>
-      </w:r>
-      <w:r>
-        <w:rPr>
-          <w:i/>
-        </w:rPr>
-        <w:t xml:space="preserve"> och Skeletocutis exilis</w:t>
-      </w:r>
-      <w:r>
-        <w:t xml:space="preserve"> (NT). Ullticka är typisk art för </w:t>
-      </w:r>
-      <w:r>
-        <w:rPr>
-          <w:i/>
-        </w:rPr>
-        <w:t xml:space="preserve">9010 Taiga, 9050 Näringsrik granskog </w:t>
-      </w:r>
-      <w:r>
-        <w:t xml:space="preserve">och </w:t>
-      </w:r>
-      <w:r>
-        <w:rPr>
-          <w:i/>
-        </w:rPr>
-        <w:t>9030 Landhöjningsskog</w:t>
-      </w:r>
-      <w:r>
-        <w:t xml:space="preserve"> (SLU Artdatabanken, 2026; Nitare &amp; Skogsstyrelsen, 2019; Miettinen &amp; Niemelä, 2018).</w:t>
-      </w:r>
-    </w:p>
-    <w:p>
-      <w:r>
-        <w:rPr>
-          <w:b/>
-        </w:rPr>
-        <w:t>Vårärt (NT)</w:t>
-      </w:r>
-      <w:r>
-        <w:t xml:space="preserve"> är en kalkgynnad mullväxt som är knuten till rik lundartad vegetation och har sin huvudsakliga förekomst i sydliga kalklövskogar, lövängen och hässlen. Den har även viktiga förekomster av reliktkaraktär i örtrika kalkgranskogar på frisk eller något fuktig mark i mellersta Sverige. Vårärt är en extra betydelsefull signalart i boreala och boreonemorala kalkgranskogar, då dessa förekomster nu är starkt fragmenterade och troligen visar på en flertusenårig ekologisk kontinuitet där spridning och etablering kan ha skett under postglaciala värmetiden. Arten tål inte dagens storskaliga skogsbruksmetoder och den kommer in på rödlistan för första gången 2025 till följd av en kraftig minskning (&gt;50%) i Riksskogstaxeringens data. Vårärt är typisk art för </w:t>
-      </w:r>
-      <w:r>
-        <w:rPr>
-          <w:i/>
-        </w:rPr>
-        <w:t xml:space="preserve">9050 Näringsrik granskog, 9020 Nordlig ädellövskog, 9160 Näringsrik ekskog </w:t>
-      </w:r>
-      <w:r>
-        <w:t xml:space="preserve">och </w:t>
-      </w:r>
-      <w:r>
-        <w:rPr>
-          <w:i/>
-        </w:rPr>
-        <w:t>9180 Ädellövskog i branter</w:t>
-      </w:r>
-      <w:r>
-        <w:t xml:space="preserve"> (Nitare &amp; Skogsstyrelsen, 2019; SLU Artdatabanken, 2026).</w:t>
-      </w:r>
-    </w:p>
-    <w:p>
-      <w:r>
-        <w:rPr>
-          <w:b/>
-        </w:rPr>
-        <w:t xml:space="preserve">Vätteros </w:t>
-      </w:r>
-      <w:r>
-        <w:t xml:space="preserve">är typisk art för </w:t>
-      </w:r>
-      <w:r>
-        <w:rPr>
-          <w:i/>
-        </w:rPr>
-        <w:t xml:space="preserve">9020 Nordlig ädellövskog </w:t>
-      </w:r>
-      <w:r>
-        <w:t>och</w:t>
-      </w:r>
-      <w:r>
-        <w:rPr>
-          <w:i/>
-        </w:rPr>
-        <w:t xml:space="preserve"> 9160 Näringsrik ekskog </w:t>
-      </w:r>
-      <w:r>
-        <w:t>(SLU Artdatabanken, 2025).</w:t>
-      </w:r>
-    </w:p>
-    <w:p>
-      <w:pPr>
-        <w:pStyle w:val="Heading1"/>
-      </w:pPr>
-      <w:r>
-        <w:t>Typiska arter och EU:s art- och habitatdirektiv</w:t>
-      </w:r>
-    </w:p>
-    <w:p>
-      <w:r>
-        <w:t>Typiska arter används för att lokalisera områden med gynnsam bevarandestatus för de naturtyper som är listade i EU:s art- och habitatdirektiv. Ett exempel är Västlig taiga (EU-kod 9010) som saknar gynnsam bevarandestatus och minskar starkt som naturtyp i Sverige. Naturvårdsverket skriver i sin vägledning för Västlig taiga att dylika miljöer förutsätter normalt att skogarna skyddas långsiktigt, eftersom skogsbruk inte är förenligt med bevarande av naturtypen i gynnsamt tillstånd (Naturvårdsverket, 2011).</w:t>
-      </w:r>
-    </w:p>
-    <w:p>
-      <w:r>
-        <w:t>Följande typiska arter har sina livsmiljöer och växtplatser i den avverkningsanmälda skogen: garnlav (VU, T), kattfotslav (NT, T), rynkskinn (NT, T), sårläka (NT, T), ullticka (NT, T), vårärt (NT, T), bronshjon (S, T), bårdlav (S, T), granbarkgnagare (S, T), grön sköldmossa (S, T, §8), korallblylav (S, T), rävticka (S, T), skinnlav (S, T), stor aspticka (S, T), stubbspretmossa (S, T), tibast (S, T), vätteros (S, T), blåsippa (T, §9), kransmossa (T), ormbär (T), spillkråka (T, §4), tjäder (T, §4) och tofsmes (T, §4).</w:t>
-      </w:r>
-    </w:p>
-    <w:p>
-      <w:r>
-        <w:t>Enligt Sveriges Artikel 17 rapportering 2013 och 2019 till EU, har naturtypen Västlig taiga (9010) dålig bevarandestatus med negativ trend inom Sveriges boreala region. Skogsbruksåtgärder som avverkning, röjning och gallring pekas ut som några av de främst bidragande orsakerna till naturtypens dåliga status och negativa trend (SLU Artdatabanken, 2019). I EU:s uppföljning av tillståndet för naturtyperna i Skandinavien 2013 – 2018 framgår det att i den boreala regionen är tillståndet så dåligt för Västlig taiga (9010) att habitatet löper allvarlig risk att försvinna regionalt (EEA, 2022). Det allvarliga läget för den biologiska mångfalden i skogen framhålls även i Skogsstyren rapport 2026/07:</w:t>
-      </w:r>
-    </w:p>
-    <w:p>
-      <w:r>
-        <w:rPr>
-          <w:i/>
-        </w:rPr>
-        <w:t>"All avverkning av kända skogliga värdekärnor och sannolika kontinuitetsskogar behöver upphöra för att fylla bristen om 1,56 miljoner hektar bevarad livsmiljötyp. På grund av begränsade kvarvarande arealer av värdekärnor, naturskogar och kontinuitetsskogar leder fortsatt förlust av dessa till en påtaglig risk för långsiktigt negativa effekter för biologisk mångfald i skogslandskapet. Att de återstående arealerna bevaras och ges ett långsiktigt skydd bedöms därför vara av avgörande betydelse."</w:t>
-      </w:r>
-      <w:r>
-        <w:t xml:space="preserve"> (Skogsstyrelsen, 2026).</w:t>
-      </w:r>
-    </w:p>
-    <w:p>
-      <w:r>
-        <w:t>Trots detta har statusen för Västlig taiga ändrats till otillräcklig i stället för dålig i den senaste Artikel 17 rapporteringen 2025. Av Naturvårdsverkets rapport framgår det dock att de ändrade statusbedömningarna jämfört med rapporteringen 2019 inte beror på faktiska miljöförändringar. Ändringarna är av teknisk karaktär och främst en följd av resultaten från genomförda regeringsuppdrag och beslut inför rapporteringen 2025. Det är alltså politisk styrning i stället för faktiska förhållanden i naturen som ändrat på naturtypernas status i rapporteringen, vilket rimmar dåligt med såväl art- och habitatdirektivets syften och mål som med naturrestaureringsförordningen. I praktiken har dock Sveriges nya sätt att rapportera bevarandestatus till EU inte någon betydelse eftersom Naturvårdsverkets rapportering 2025 visar att Västlig taiga</w:t>
-      </w:r>
-      <w:r>
-        <w:rPr>
-          <w:b/>
-        </w:rPr>
-        <w:t xml:space="preserve"> </w:t>
-      </w:r>
-      <w:r>
-        <w:t>inte har gynnsam bevarandestatus.</w:t>
-      </w:r>
-    </w:p>
-    <w:p>
-      <w:r>
-        <w:t>Åtgärder som vidtas i enlighet med art- och habitatdirektivet ska enligt Artikel 2 syfta till att bibehålla eller återställa en gynnsam bevarandestatus hos livsmiljöer samt arter och vilda djur och växter av gemenskapsintresse. Enligt prejudikat från EU-domstolen ska en skogsbruksverksamhet utföras på ett sådant sätt som utgör ett förebyggande och hållbart skogsbruk för att betraktas som förenlig med bevarandekraven i direktivet (se EU-domstolens dom i de förenade målen C 473-19 och C 474-19).</w:t>
-      </w:r>
-    </w:p>
-    <w:p>
-      <w:r>
-        <w:t xml:space="preserve">Av artikel 1.e samma direktiv framgår att en livsmiljös bevarandestatus anses " gynnsam" när — dess naturliga utbredningsområde och de ytor den täcker inom detta område är stabila eller ökande, och — den särskilda struktur och de särskilda funktioner som är nödvändiga för att den skall kunna bibehållas på lång sikt finns, och sannolikt kommer att finnas under en överskådlig framtid, och — bevarandestatusen hos dess </w:t>
-      </w:r>
-      <w:r>
-        <w:rPr>
-          <w:b/>
-        </w:rPr>
-        <w:t>typiska arter</w:t>
-      </w:r>
-      <w:r>
-        <w:t xml:space="preserve"> är gynnsam enligt definitionen i artikel 1.i.</w:t>
-      </w:r>
-    </w:p>
-    <w:p>
-      <w:r>
-        <w:t>EU-direktiv är bindande för EU:s medlemsländer varvid det ankommer på Skogsstyrelsen som nationell tillsynsmyndighet att beakta syftet med EU:s art- och habitatdirektiv vid prövningen av en skogsbruksverksamhet, se Rådets direktiv 92/43/EEG. Se ytterligare information om EU:s livsmiljödirektiv i bilaga 2.</w:t>
-      </w:r>
-    </w:p>
-    <w:p>
-      <w:r>
-        <w:br w:type="page"/>
-      </w:r>
-    </w:p>
-    <w:p>
-      <w:pPr>
-        <w:pStyle w:val="Title"/>
-      </w:pPr>
-      <w:r>
-        <w:t>BILAGA 1 – Fridlysta arter</w:t>
+        <w:t xml:space="preserve">Artfaktablad. Naturvård – artfakta. </w:t>
+      </w:r>
+      <w:r>
+        <w:t>SLU Artdatabanken, Uppsala</w:t>
       </w:r>
     </w:p>
     <w:p>
@@ -1188,126 +1290,6 @@
       </w:r>
       <w:r>
         <w:t>SLU Artdatabanken, Uppsala.</w:t>
-      </w:r>
-    </w:p>
-    <w:p>
-      <w:pPr>
-        <w:pStyle w:val="Heading1"/>
-      </w:pPr>
-      <w:r>
-        <w:t>Talltita – ekologi samt krav på livsmiljön</w:t>
-      </w:r>
-    </w:p>
-    <w:p>
-      <w:r>
-        <w:t>Talltita är rödlistad som NT, fridlyst och prioriterad art i Skogsvårdslagen. Den omfattas av EU:s fågeldirektiv. Arten har minskat kraftigt de senaste 30 åren och minskningstakten innevarande 10-årsperiod beräknas till 20 (10–30) % (SLU Artdatabanken, 2022).</w:t>
-      </w:r>
-    </w:p>
-    <w:p>
-      <w:r>
-        <w:t>Talltita föredrar större sammanhängande barrskogar, och finns såväl i tallskog som granskog och i lövblandad barrskog. Skogens struktur är viktig och ska helst vara flerskiktad med riklig underväxt av mindre granar, björk och andra lövträd och buskar. Tillgång på murknande högstubbar är särskilt viktig, eftersom talltitan helst själv hackar ut sitt bohål (SLU Artdatabanken, 2022).</w:t>
-      </w:r>
-    </w:p>
-    <w:p>
-      <w:r>
-        <w:t>Det finns flera studier som visar att talltita är känslig för gallring och inte överlever när dess livsmiljö kalavverkas (Eggers and Low, 2014; Griesser et al., 2007; Klein, 2020). Talltitans revir är förhållandevis stora, 10–20 hektar och arten missgynnas när skogen fragmenteras. Kalavverkning av större delar av reviret innebär att det överges (Artdatabanken, 2021).</w:t>
-      </w:r>
-    </w:p>
-    <w:p>
-      <w:r>
-        <w:t>Talltitan är synnerligen trogen sitt revir så länge paret lever och biotopen förblir intakt. Paret stannar i sitt revir året om. En förlust av ett revir har därför en stor inverkan på den lokala populationen och trakthyggesbruket anses vara orsak till den svenska populationens kraftiga minskning. Talltiteparets revirtrohet innebär att närhelst under året man observerar en adult talltita så ingår denna plats i reviret (Siffczyk et al., 2003; Ekman, 1979).</w:t>
-      </w:r>
-    </w:p>
-    <w:p>
-      <w:pPr>
-        <w:pStyle w:val="Heading2"/>
-      </w:pPr>
-      <w:r>
-        <w:t>Referenser – talltita</w:t>
-      </w:r>
-    </w:p>
-    <w:p>
-      <w:r>
-        <w:t xml:space="preserve">Eggers, S., Low, M., 2014. </w:t>
-      </w:r>
-      <w:r>
-        <w:rPr>
-          <w:i/>
-        </w:rPr>
-        <w:t xml:space="preserve">Differential demographic responses of sympatric Parids to vegetation management in boreal forest. </w:t>
-      </w:r>
-      <w:r>
-        <w:t>For. Ecol. Manage. 319, 169–175.</w:t>
-      </w:r>
-    </w:p>
-    <w:p>
-      <w:r>
-        <w:t xml:space="preserve">Ekman, J., 1979. </w:t>
-      </w:r>
-      <w:r>
-        <w:rPr>
-          <w:i/>
-        </w:rPr>
-        <w:t xml:space="preserve">Coherence, composition and territories of winter social groups of the Willow Tit Parus montanus and the Crested Tit P. cristatus. </w:t>
-      </w:r>
-      <w:r>
-        <w:t>Ornis Scandinavica, 10, pp 56–68</w:t>
-      </w:r>
-    </w:p>
-    <w:p>
-      <w:r>
-        <w:t xml:space="preserve">Griesser, M., Nystrand, M., Eggers, S., Ekman, J., 2007. </w:t>
-      </w:r>
-      <w:r>
-        <w:rPr>
-          <w:i/>
-        </w:rPr>
-        <w:t xml:space="preserve">Impact of forestry practices on fitness correlates and population productivity in an open-nesting bird species. </w:t>
-      </w:r>
-      <w:r>
-        <w:t>Conserv. Biol. 21, 767–774. https://doi.org/10.1111/j.1523- 1739.2007.00675.x</w:t>
-      </w:r>
-    </w:p>
-    <w:p>
-      <w:r>
-        <w:t xml:space="preserve">Klein, J., 2020. </w:t>
-      </w:r>
-      <w:r>
-        <w:rPr>
-          <w:i/>
-        </w:rPr>
-        <w:t xml:space="preserve">The forgotten forest – On thinning, retention, and biodiversity in the boreal forest. </w:t>
-      </w:r>
-      <w:r>
-        <w:t>Doctoral Thesis No. 2020:50</w:t>
-      </w:r>
-    </w:p>
-    <w:p>
-      <w:r>
-        <w:t xml:space="preserve">Siffczyk, C., Brotons, L., Kangas, K., Orell, M., 2003. </w:t>
-      </w:r>
-      <w:r>
-        <w:rPr>
-          <w:i/>
-        </w:rPr>
-        <w:t xml:space="preserve">Home range size of willow tits. </w:t>
-      </w:r>
-      <w:r>
-        <w:t>Oecologica, 136, 635–642 (2003)</w:t>
-      </w:r>
-    </w:p>
-    <w:p>
-      <w:r>
-        <w:t xml:space="preserve">SLU Artdatabanken, 2021. </w:t>
-      </w:r>
-      <w:r>
-        <w:rPr>
-          <w:i/>
-        </w:rPr>
-        <w:t xml:space="preserve">Artfaktablad. Naturvård – artfakta. </w:t>
-      </w:r>
-      <w:r>
-        <w:t>SLU Artdatabanken, Uppsala</w:t>
       </w:r>
     </w:p>
     <w:p>
@@ -1755,7 +1737,7 @@
     <w:r>
       <w:tab/>
       <w:tab/>
-      <w:t>2026-06-20</w:t>
+      <w:t>2026-06-21</w:t>
       <w:br/>
       <w:br/>
     </w:r>

--- a/tillsyn/A 357-2025 tillsynsbegäran.docx
+++ b/tillsyn/A 357-2025 tillsynsbegäran.docx
@@ -1737,7 +1737,7 @@
     <w:r>
       <w:tab/>
       <w:tab/>
-      <w:t>2026-06-21</w:t>
+      <w:t>2026-06-22</w:t>
       <w:br/>
       <w:br/>
     </w:r>

--- a/tillsyn/A 357-2025 tillsynsbegäran.docx
+++ b/tillsyn/A 357-2025 tillsynsbegäran.docx
@@ -1737,7 +1737,7 @@
     <w:r>
       <w:tab/>
       <w:tab/>
-      <w:t>2026-06-22</w:t>
+      <w:t>2026-06-23</w:t>
       <w:br/>
       <w:br/>
     </w:r>

--- a/tillsyn/A 357-2025 tillsynsbegäran.docx
+++ b/tillsyn/A 357-2025 tillsynsbegäran.docx
@@ -1737,7 +1737,7 @@
     <w:r>
       <w:tab/>
       <w:tab/>
-      <w:t>2026-06-23</w:t>
+      <w:t>2026-06-24</w:t>
       <w:br/>
       <w:br/>
     </w:r>

--- a/tillsyn/A 357-2025 tillsynsbegäran.docx
+++ b/tillsyn/A 357-2025 tillsynsbegäran.docx
@@ -1737,7 +1737,7 @@
     <w:r>
       <w:tab/>
       <w:tab/>
-      <w:t>2026-06-24</w:t>
+      <w:t>2026-06-25</w:t>
       <w:br/>
       <w:br/>
     </w:r>

--- a/tillsyn/A 357-2025 tillsynsbegäran.docx
+++ b/tillsyn/A 357-2025 tillsynsbegäran.docx
@@ -1737,7 +1737,7 @@
     <w:r>
       <w:tab/>
       <w:tab/>
-      <w:t>2026-06-25</w:t>
+      <w:t>2026-06-26</w:t>
       <w:br/>
       <w:br/>
     </w:r>

--- a/tillsyn/A 357-2025 tillsynsbegäran.docx
+++ b/tillsyn/A 357-2025 tillsynsbegäran.docx
@@ -1737,7 +1737,7 @@
     <w:r>
       <w:tab/>
       <w:tab/>
-      <w:t>2026-06-26</w:t>
+      <w:t>2026-06-27</w:t>
       <w:br/>
       <w:br/>
     </w:r>

--- a/tillsyn/A 357-2025 tillsynsbegäran.docx
+++ b/tillsyn/A 357-2025 tillsynsbegäran.docx
@@ -1737,7 +1737,7 @@
     <w:r>
       <w:tab/>
       <w:tab/>
-      <w:t>2026-06-27</w:t>
+      <w:t>2026-06-28</w:t>
       <w:br/>
       <w:br/>
     </w:r>

--- a/tillsyn/A 357-2025 tillsynsbegäran.docx
+++ b/tillsyn/A 357-2025 tillsynsbegäran.docx
@@ -1737,7 +1737,7 @@
     <w:r>
       <w:tab/>
       <w:tab/>
-      <w:t>2026-06-28</w:t>
+      <w:t>2026-06-29</w:t>
       <w:br/>
       <w:br/>
     </w:r>

--- a/tillsyn/A 357-2025 tillsynsbegäran.docx
+++ b/tillsyn/A 357-2025 tillsynsbegäran.docx
@@ -1737,7 +1737,7 @@
     <w:r>
       <w:tab/>
       <w:tab/>
-      <w:t>2026-06-29</w:t>
+      <w:t>2026-06-30</w:t>
       <w:br/>
       <w:br/>
     </w:r>

--- a/tillsyn/A 357-2025 tillsynsbegäran.docx
+++ b/tillsyn/A 357-2025 tillsynsbegäran.docx
@@ -1737,7 +1737,7 @@
     <w:r>
       <w:tab/>
       <w:tab/>
-      <w:t>2026-06-30</w:t>
+      <w:t>2026-07-01</w:t>
       <w:br/>
       <w:br/>
     </w:r>

--- a/tillsyn/A 357-2025 tillsynsbegäran.docx
+++ b/tillsyn/A 357-2025 tillsynsbegäran.docx
@@ -1737,7 +1737,7 @@
     <w:r>
       <w:tab/>
       <w:tab/>
-      <w:t>2026-07-01</w:t>
+      <w:t>2026-07-02</w:t>
       <w:br/>
       <w:br/>
     </w:r>

--- a/tillsyn/A 357-2025 tillsynsbegäran.docx
+++ b/tillsyn/A 357-2025 tillsynsbegäran.docx
@@ -1737,7 +1737,7 @@
     <w:r>
       <w:tab/>
       <w:tab/>
-      <w:t>2026-07-13</w:t>
+      <w:t>2026-07-14</w:t>
       <w:br/>
       <w:br/>
     </w:r>

--- a/tillsyn/A 357-2025 tillsynsbegäran.docx
+++ b/tillsyn/A 357-2025 tillsynsbegäran.docx
@@ -1737,7 +1737,7 @@
     <w:r>
       <w:tab/>
       <w:tab/>
-      <w:t>2026-07-14</w:t>
+      <w:t>2026-07-15</w:t>
       <w:br/>
       <w:br/>
     </w:r>

--- a/tillsyn/A 357-2025 tillsynsbegäran.docx
+++ b/tillsyn/A 357-2025 tillsynsbegäran.docx
@@ -1737,7 +1737,7 @@
     <w:r>
       <w:tab/>
       <w:tab/>
-      <w:t>2026-07-15</w:t>
+      <w:t>2026-07-16</w:t>
       <w:br/>
       <w:br/>
     </w:r>

--- a/tillsyn/A 357-2025 tillsynsbegäran.docx
+++ b/tillsyn/A 357-2025 tillsynsbegäran.docx
@@ -1737,7 +1737,7 @@
     <w:r>
       <w:tab/>
       <w:tab/>
-      <w:t>2026-07-16</w:t>
+      <w:t>2026-07-17</w:t>
       <w:br/>
       <w:br/>
     </w:r>

--- a/tillsyn/A 357-2025 tillsynsbegäran.docx
+++ b/tillsyn/A 357-2025 tillsynsbegäran.docx
@@ -1737,7 +1737,7 @@
     <w:r>
       <w:tab/>
       <w:tab/>
-      <w:t>2026-07-17</w:t>
+      <w:t>2026-07-18</w:t>
       <w:br/>
       <w:br/>
     </w:r>

--- a/tillsyn/A 357-2025 tillsynsbegäran.docx
+++ b/tillsyn/A 357-2025 tillsynsbegäran.docx
@@ -1737,7 +1737,7 @@
     <w:r>
       <w:tab/>
       <w:tab/>
-      <w:t>2026-07-18</w:t>
+      <w:t>2026-07-19</w:t>
       <w:br/>
       <w:br/>
     </w:r>

--- a/tillsyn/A 357-2025 tillsynsbegäran.docx
+++ b/tillsyn/A 357-2025 tillsynsbegäran.docx
@@ -1737,7 +1737,7 @@
     <w:r>
       <w:tab/>
       <w:tab/>
-      <w:t>2026-07-19</w:t>
+      <w:t>2026-07-20</w:t>
       <w:br/>
       <w:br/>
     </w:r>

--- a/tillsyn/A 357-2025 tillsynsbegäran.docx
+++ b/tillsyn/A 357-2025 tillsynsbegäran.docx
@@ -1737,7 +1737,7 @@
     <w:r>
       <w:tab/>
       <w:tab/>
-      <w:t>2026-07-20</w:t>
+      <w:t>2026-07-21</w:t>
       <w:br/>
       <w:br/>
     </w:r>

--- a/tillsyn/A 357-2025 tillsynsbegäran.docx
+++ b/tillsyn/A 357-2025 tillsynsbegäran.docx
@@ -1737,7 +1737,7 @@
     <w:r>
       <w:tab/>
       <w:tab/>
-      <w:t>2026-07-21</w:t>
+      <w:t>2026-07-22</w:t>
       <w:br/>
       <w:br/>
     </w:r>

--- a/tillsyn/A 357-2025 tillsynsbegäran.docx
+++ b/tillsyn/A 357-2025 tillsynsbegäran.docx
@@ -1737,7 +1737,7 @@
     <w:r>
       <w:tab/>
       <w:tab/>
-      <w:t>2026-07-22</w:t>
+      <w:t>2026-07-23</w:t>
       <w:br/>
       <w:br/>
     </w:r>

--- a/tillsyn/A 357-2025 tillsynsbegäran.docx
+++ b/tillsyn/A 357-2025 tillsynsbegäran.docx
@@ -1737,7 +1737,7 @@
     <w:r>
       <w:tab/>
       <w:tab/>
-      <w:t>2026-07-23</w:t>
+      <w:t>2026-07-24</w:t>
       <w:br/>
       <w:br/>
     </w:r>

--- a/tillsyn/A 357-2025 tillsynsbegäran.docx
+++ b/tillsyn/A 357-2025 tillsynsbegäran.docx
@@ -1737,7 +1737,7 @@
     <w:r>
       <w:tab/>
       <w:tab/>
-      <w:t>2026-07-24</w:t>
+      <w:t>2026-07-25</w:t>
       <w:br/>
       <w:br/>
     </w:r>

--- a/tillsyn/A 357-2025 tillsynsbegäran.docx
+++ b/tillsyn/A 357-2025 tillsynsbegäran.docx
@@ -1737,7 +1737,7 @@
     <w:r>
       <w:tab/>
       <w:tab/>
-      <w:t>2026-07-25</w:t>
+      <w:t>2026-07-26</w:t>
       <w:br/>
       <w:br/>
     </w:r>

--- a/tillsyn/A 357-2025 tillsynsbegäran.docx
+++ b/tillsyn/A 357-2025 tillsynsbegäran.docx
@@ -1737,7 +1737,7 @@
     <w:r>
       <w:tab/>
       <w:tab/>
-      <w:t>2026-07-26</w:t>
+      <w:t>2026-07-27</w:t>
       <w:br/>
       <w:br/>
     </w:r>

--- a/tillsyn/A 357-2025 tillsynsbegäran.docx
+++ b/tillsyn/A 357-2025 tillsynsbegäran.docx
@@ -1737,7 +1737,7 @@
     <w:r>
       <w:tab/>
       <w:tab/>
-      <w:t>2026-07-27</w:t>
+      <w:t>2026-07-28</w:t>
       <w:br/>
       <w:br/>
     </w:r>

--- a/tillsyn/A 357-2025 tillsynsbegäran.docx
+++ b/tillsyn/A 357-2025 tillsynsbegäran.docx
@@ -1737,7 +1737,7 @@
     <w:r>
       <w:tab/>
       <w:tab/>
-      <w:t>2026-07-28</w:t>
+      <w:t>2026-07-29</w:t>
       <w:br/>
       <w:br/>
     </w:r>

--- a/tillsyn/A 357-2025 tillsynsbegäran.docx
+++ b/tillsyn/A 357-2025 tillsynsbegäran.docx
@@ -1737,7 +1737,7 @@
     <w:r>
       <w:tab/>
       <w:tab/>
-      <w:t>2026-07-29</w:t>
+      <w:t>2026-07-30</w:t>
       <w:br/>
       <w:br/>
     </w:r>

--- a/tillsyn/A 357-2025 tillsynsbegäran.docx
+++ b/tillsyn/A 357-2025 tillsynsbegäran.docx
@@ -1737,7 +1737,7 @@
     <w:r>
       <w:tab/>
       <w:tab/>
-      <w:t>2026-07-30</w:t>
+      <w:t>2026-07-31</w:t>
       <w:br/>
       <w:br/>
     </w:r>

--- a/tillsyn/A 357-2025 tillsynsbegäran.docx
+++ b/tillsyn/A 357-2025 tillsynsbegäran.docx
@@ -1737,7 +1737,7 @@
     <w:r>
       <w:tab/>
       <w:tab/>
-      <w:t>2026-07-31</w:t>
+      <w:t>2026-08-01</w:t>
       <w:br/>
       <w:br/>
     </w:r>

--- a/tillsyn/A 357-2025 tillsynsbegäran.docx
+++ b/tillsyn/A 357-2025 tillsynsbegäran.docx
@@ -1737,7 +1737,7 @@
     <w:r>
       <w:tab/>
       <w:tab/>
-      <w:t>2026-08-01</w:t>
+      <w:t>2026-08-02</w:t>
       <w:br/>
       <w:br/>
     </w:r>

--- a/tillsyn/A 357-2025 tillsynsbegäran.docx
+++ b/tillsyn/A 357-2025 tillsynsbegäran.docx
@@ -1737,7 +1737,7 @@
     <w:r>
       <w:tab/>
       <w:tab/>
-      <w:t>2026-08-02</w:t>
+      <w:t>2026-08-03</w:t>
       <w:br/>
       <w:br/>
     </w:r>

--- a/tillsyn/A 357-2025 tillsynsbegäran.docx
+++ b/tillsyn/A 357-2025 tillsynsbegäran.docx
@@ -1737,7 +1737,7 @@
     <w:r>
       <w:tab/>
       <w:tab/>
-      <w:t>2026-08-03</w:t>
+      <w:t>2026-08-05</w:t>
       <w:br/>
       <w:br/>
     </w:r>

--- a/tillsyn/A 357-2025 tillsynsbegäran.docx
+++ b/tillsyn/A 357-2025 tillsynsbegäran.docx
@@ -1737,7 +1737,7 @@
     <w:r>
       <w:tab/>
       <w:tab/>
-      <w:t>2026-08-05</w:t>
+      <w:t>2026-08-07</w:t>
       <w:br/>
       <w:br/>
     </w:r>

--- a/tillsyn/A 357-2025 tillsynsbegäran.docx
+++ b/tillsyn/A 357-2025 tillsynsbegäran.docx
@@ -1737,7 +1737,7 @@
     <w:r>
       <w:tab/>
       <w:tab/>
-      <w:t>2026-08-07</w:t>
+      <w:t>2026-08-08</w:t>
       <w:br/>
       <w:br/>
     </w:r>

--- a/tillsyn/A 357-2025 tillsynsbegäran.docx
+++ b/tillsyn/A 357-2025 tillsynsbegäran.docx
@@ -60,7 +60,7 @@
         <w:spacing w:after="240"/>
       </w:pPr>
       <w:r>
-        <w:t>Figur 1. Fyndplatser för naturvårdsarter i och inom 24 meter från avverkningsanmälan. Markörer utan svart kant är placerade på fyndplatsen. Markörer med svart kant är placerade vid sidan av fyndplatsen har ett svart streck som visar fyndplatsens exakta position. Kartans mittpunktskoordinat är N 6692556, E 669190 i SWEREF 99 TM.</w:t>
+        <w:t>Figur 1. Fyndplatser för naturvårdsarter i och inom 24 meter från avverkningsanmälan. Markörer utan svart kant är placerade på fyndplatsen. Markörer med svart kant är placerade vid sidan av fyndplatsen och har ett svart streck som visar fyndplatsens exakta position. Kartans mittpunktskoordinat är N 6692556, E 669190 i SWEREF 99 TM.</w:t>
       </w:r>
     </w:p>
     <w:p>
@@ -1737,7 +1737,7 @@
     <w:r>
       <w:tab/>
       <w:tab/>
-      <w:t>2026-08-14</w:t>
+      <w:t>2026-08-15</w:t>
       <w:br/>
       <w:br/>
     </w:r>

--- a/tillsyn/A 357-2025 tillsynsbegäran.docx
+++ b/tillsyn/A 357-2025 tillsynsbegäran.docx
@@ -1737,7 +1737,7 @@
     <w:r>
       <w:tab/>
       <w:tab/>
-      <w:t>2026-08-15</w:t>
+      <w:t>2026-08-16</w:t>
       <w:br/>
       <w:br/>
     </w:r>

--- a/tillsyn/A 357-2025 tillsynsbegäran.docx
+++ b/tillsyn/A 357-2025 tillsynsbegäran.docx
@@ -1737,7 +1737,7 @@
     <w:r>
       <w:tab/>
       <w:tab/>
-      <w:t>2026-08-16</w:t>
+      <w:t>2026-08-17</w:t>
       <w:br/>
       <w:br/>
     </w:r>

--- a/tillsyn/A 357-2025 tillsynsbegäran.docx
+++ b/tillsyn/A 357-2025 tillsynsbegäran.docx
@@ -1737,7 +1737,7 @@
     <w:r>
       <w:tab/>
       <w:tab/>
-      <w:t>2026-08-17</w:t>
+      <w:t>2026-08-18</w:t>
       <w:br/>
       <w:br/>
     </w:r>

--- a/tillsyn/A 357-2025 tillsynsbegäran.docx
+++ b/tillsyn/A 357-2025 tillsynsbegäran.docx
@@ -1737,7 +1737,7 @@
     <w:r>
       <w:tab/>
       <w:tab/>
-      <w:t>2026-08-18</w:t>
+      <w:t>2026-08-19</w:t>
       <w:br/>
       <w:br/>
     </w:r>

--- a/tillsyn/A 357-2025 tillsynsbegäran.docx
+++ b/tillsyn/A 357-2025 tillsynsbegäran.docx
@@ -1737,7 +1737,7 @@
     <w:r>
       <w:tab/>
       <w:tab/>
-      <w:t>2026-08-19</w:t>
+      <w:t>2026-08-20</w:t>
       <w:br/>
       <w:br/>
     </w:r>

--- a/tillsyn/A 357-2025 tillsynsbegäran.docx
+++ b/tillsyn/A 357-2025 tillsynsbegäran.docx
@@ -1737,7 +1737,7 @@
     <w:r>
       <w:tab/>
       <w:tab/>
-      <w:t>2026-08-20</w:t>
+      <w:t>2026-08-21</w:t>
       <w:br/>
       <w:br/>
     </w:r>

--- a/tillsyn/A 357-2025 tillsynsbegäran.docx
+++ b/tillsyn/A 357-2025 tillsynsbegäran.docx
@@ -1737,7 +1737,7 @@
     <w:r>
       <w:tab/>
       <w:tab/>
-      <w:t>2026-08-21</w:t>
+      <w:t>2026-08-22</w:t>
       <w:br/>
       <w:br/>
     </w:r>

--- a/tillsyn/A 357-2025 tillsynsbegäran.docx
+++ b/tillsyn/A 357-2025 tillsynsbegäran.docx
@@ -1737,7 +1737,7 @@
     <w:r>
       <w:tab/>
       <w:tab/>
-      <w:t>2026-08-22</w:t>
+      <w:t>2026-08-23</w:t>
       <w:br/>
       <w:br/>
     </w:r>

--- a/tillsyn/A 357-2025 tillsynsbegäran.docx
+++ b/tillsyn/A 357-2025 tillsynsbegäran.docx
@@ -1737,7 +1737,7 @@
     <w:r>
       <w:tab/>
       <w:tab/>
-      <w:t>2026-08-23</w:t>
+      <w:t>2026-08-24</w:t>
       <w:br/>
       <w:br/>
     </w:r>

--- a/tillsyn/A 357-2025 tillsynsbegäran.docx
+++ b/tillsyn/A 357-2025 tillsynsbegäran.docx
@@ -1737,7 +1737,7 @@
     <w:r>
       <w:tab/>
       <w:tab/>
-      <w:t>2026-08-24</w:t>
+      <w:t>2026-08-25</w:t>
       <w:br/>
       <w:br/>
     </w:r>

--- a/tillsyn/A 357-2025 tillsynsbegäran.docx
+++ b/tillsyn/A 357-2025 tillsynsbegäran.docx
@@ -1737,7 +1737,7 @@
     <w:r>
       <w:tab/>
       <w:tab/>
-      <w:t>2026-08-25</w:t>
+      <w:t>2026-08-26</w:t>
       <w:br/>
       <w:br/>
     </w:r>

--- a/tillsyn/A 357-2025 tillsynsbegäran.docx
+++ b/tillsyn/A 357-2025 tillsynsbegäran.docx
@@ -1737,7 +1737,7 @@
     <w:r>
       <w:tab/>
       <w:tab/>
-      <w:t>2026-08-26</w:t>
+      <w:t>2026-08-27</w:t>
       <w:br/>
       <w:br/>
     </w:r>

--- a/tillsyn/A 357-2025 tillsynsbegäran.docx
+++ b/tillsyn/A 357-2025 tillsynsbegäran.docx
@@ -1737,7 +1737,7 @@
     <w:r>
       <w:tab/>
       <w:tab/>
-      <w:t>2026-08-27</w:t>
+      <w:t>2026-08-28</w:t>
       <w:br/>
       <w:br/>
     </w:r>

--- a/tillsyn/A 357-2025 tillsynsbegäran.docx
+++ b/tillsyn/A 357-2025 tillsynsbegäran.docx
@@ -1737,7 +1737,7 @@
     <w:r>
       <w:tab/>
       <w:tab/>
-      <w:t>2026-08-28</w:t>
+      <w:t>2026-08-29</w:t>
       <w:br/>
       <w:br/>
     </w:r>

--- a/tillsyn/A 357-2025 tillsynsbegäran.docx
+++ b/tillsyn/A 357-2025 tillsynsbegäran.docx
@@ -1737,7 +1737,7 @@
     <w:r>
       <w:tab/>
       <w:tab/>
-      <w:t>2026-08-29</w:t>
+      <w:t>2026-08-31</w:t>
       <w:br/>
       <w:br/>
     </w:r>

--- a/tillsyn/A 357-2025 tillsynsbegäran.docx
+++ b/tillsyn/A 357-2025 tillsynsbegäran.docx
@@ -1737,7 +1737,7 @@
     <w:r>
       <w:tab/>
       <w:tab/>
-      <w:t>2026-08-31</w:t>
+      <w:t>2026-09-01</w:t>
       <w:br/>
       <w:br/>
     </w:r>

--- a/tillsyn/A 357-2025 tillsynsbegäran.docx
+++ b/tillsyn/A 357-2025 tillsynsbegäran.docx
@@ -1737,7 +1737,7 @@
     <w:r>
       <w:tab/>
       <w:tab/>
-      <w:t>2026-09-01</w:t>
+      <w:t>2026-09-02</w:t>
       <w:br/>
       <w:br/>
     </w:r>

--- a/tillsyn/A 357-2025 tillsynsbegäran.docx
+++ b/tillsyn/A 357-2025 tillsynsbegäran.docx
@@ -1737,7 +1737,7 @@
     <w:r>
       <w:tab/>
       <w:tab/>
-      <w:t>2026-09-02</w:t>
+      <w:t>2026-09-03</w:t>
       <w:br/>
       <w:br/>
     </w:r>

--- a/tillsyn/A 357-2025 tillsynsbegäran.docx
+++ b/tillsyn/A 357-2025 tillsynsbegäran.docx
@@ -1737,7 +1737,7 @@
     <w:r>
       <w:tab/>
       <w:tab/>
-      <w:t>2026-09-03</w:t>
+      <w:t>2026-09-04</w:t>
       <w:br/>
       <w:br/>
     </w:r>

--- a/tillsyn/A 357-2025 tillsynsbegäran.docx
+++ b/tillsyn/A 357-2025 tillsynsbegäran.docx
@@ -1737,7 +1737,7 @@
     <w:r>
       <w:tab/>
       <w:tab/>
-      <w:t>2026-09-04</w:t>
+      <w:t>2026-09-05</w:t>
       <w:br/>
       <w:br/>
     </w:r>

--- a/tillsyn/A 357-2025 tillsynsbegäran.docx
+++ b/tillsyn/A 357-2025 tillsynsbegäran.docx
@@ -1737,7 +1737,7 @@
     <w:r>
       <w:tab/>
       <w:tab/>
-      <w:t>2026-09-05</w:t>
+      <w:t>2026-09-06</w:t>
       <w:br/>
       <w:br/>
     </w:r>

--- a/tillsyn/A 357-2025 tillsynsbegäran.docx
+++ b/tillsyn/A 357-2025 tillsynsbegäran.docx
@@ -1737,7 +1737,7 @@
     <w:r>
       <w:tab/>
       <w:tab/>
-      <w:t>2026-09-06</w:t>
+      <w:t>2026-09-07</w:t>
       <w:br/>
       <w:br/>
     </w:r>

--- a/tillsyn/A 357-2025 tillsynsbegäran.docx
+++ b/tillsyn/A 357-2025 tillsynsbegäran.docx
@@ -1737,7 +1737,7 @@
     <w:r>
       <w:tab/>
       <w:tab/>
-      <w:t>2026-09-07</w:t>
+      <w:t>2026-09-08</w:t>
       <w:br/>
       <w:br/>
     </w:r>

--- a/tillsyn/A 357-2025 tillsynsbegäran.docx
+++ b/tillsyn/A 357-2025 tillsynsbegäran.docx
@@ -1737,7 +1737,7 @@
     <w:r>
       <w:tab/>
       <w:tab/>
-      <w:t>2026-09-08</w:t>
+      <w:t>2026-09-09</w:t>
       <w:br/>
       <w:br/>
     </w:r>

--- a/tillsyn/A 357-2025 tillsynsbegäran.docx
+++ b/tillsyn/A 357-2025 tillsynsbegäran.docx
@@ -1737,7 +1737,7 @@
     <w:r>
       <w:tab/>
       <w:tab/>
-      <w:t>2026-09-09</w:t>
+      <w:t>2026-09-10</w:t>
       <w:br/>
       <w:br/>
     </w:r>

--- a/tillsyn/A 357-2025 tillsynsbegäran.docx
+++ b/tillsyn/A 357-2025 tillsynsbegäran.docx
@@ -1737,7 +1737,7 @@
     <w:r>
       <w:tab/>
       <w:tab/>
-      <w:t>2026-09-10</w:t>
+      <w:t>2026-09-11</w:t>
       <w:br/>
       <w:br/>
     </w:r>

--- a/tillsyn/A 357-2025 tillsynsbegäran.docx
+++ b/tillsyn/A 357-2025 tillsynsbegäran.docx
@@ -1737,7 +1737,7 @@
     <w:r>
       <w:tab/>
       <w:tab/>
-      <w:t>2026-09-11</w:t>
+      <w:t>2026-09-12</w:t>
       <w:br/>
       <w:br/>
     </w:r>
